--- a/GRC Portfolio/SETA/Incident-to-SETA-Training Pipeline Protocol.docx
+++ b/GRC Portfolio/SETA/Incident-to-SETA-Training Pipeline Protocol.docx
@@ -396,268 +396,976 @@
     <w:p/>
     <w:tbl>
       <w:tblPr>
+        <w:tblStyle w:val="GridTable4-Accent1"/>
         <w:tblW w:w="0" w:type="auto"/>
-        <w:tblBorders>
-          <w:top w:val="single" w:sz="4" w:space="0" w:color="auto"/>
-          <w:left w:val="single" w:sz="4" w:space="0" w:color="auto"/>
-          <w:bottom w:val="single" w:sz="4" w:space="0" w:color="auto"/>
-          <w:right w:val="single" w:sz="4" w:space="0" w:color="auto"/>
-          <w:insideH w:val="single" w:sz="4" w:space="0" w:color="auto"/>
-          <w:insideV w:val="single" w:sz="4" w:space="0" w:color="auto"/>
-        </w:tblBorders>
-        <w:tblCellMar>
-          <w:left w:w="10" w:type="dxa"/>
-          <w:right w:w="10" w:type="dxa"/>
-        </w:tblCellMar>
-        <w:tblLook w:val="0000" w:firstRow="0" w:lastRow="0" w:firstColumn="0" w:lastColumn="0" w:noHBand="0" w:noVBand="0"/>
+        <w:tblLook w:val="04A0" w:firstRow="1" w:lastRow="0" w:firstColumn="1" w:lastColumn="0" w:noHBand="0" w:noVBand="1"/>
       </w:tblPr>
       <w:tblGrid>
-        <w:gridCol w:w="770"/>
-        <w:gridCol w:w="1621"/>
-        <w:gridCol w:w="1547"/>
-        <w:gridCol w:w="1141"/>
-        <w:gridCol w:w="2391"/>
-        <w:gridCol w:w="1554"/>
+        <w:gridCol w:w="747"/>
+        <w:gridCol w:w="1606"/>
+        <w:gridCol w:w="1535"/>
+        <w:gridCol w:w="1126"/>
+        <w:gridCol w:w="2453"/>
+        <w:gridCol w:w="1549"/>
       </w:tblGrid>
       <w:tr>
-        <w:tblPrEx>
-          <w:tblCellMar>
-            <w:top w:w="0" w:type="dxa"/>
-            <w:bottom w:w="0" w:type="dxa"/>
-          </w:tblCellMar>
-        </w:tblPrEx>
-        <w:tc>
-          <w:tcPr>
-            <w:tcW w:w="0" w:type="auto"/>
-            <w:tcBorders>
-              <w:top w:val="single" w:sz="1" w:space="0" w:color="2E75B6"/>
-              <w:left w:val="single" w:sz="1" w:space="0" w:color="2E75B6"/>
-              <w:bottom w:val="single" w:sz="1" w:space="0" w:color="2E75B6"/>
-              <w:right w:val="single" w:sz="1" w:space="0" w:color="2E75B6"/>
-            </w:tcBorders>
-            <w:shd w:val="clear" w:color="auto" w:fill="1F3864"/>
-            <w:tcMar>
-              <w:top w:w="80" w:type="dxa"/>
-              <w:left w:w="120" w:type="dxa"/>
-              <w:bottom w:w="80" w:type="dxa"/>
-              <w:right w:w="120" w:type="dxa"/>
-            </w:tcMar>
+        <w:trPr>
+          <w:cnfStyle w:val="100000000000" w:firstRow="1" w:lastRow="0" w:firstColumn="0" w:lastColumn="0" w:oddVBand="0" w:evenVBand="0" w:oddHBand="0" w:evenHBand="0" w:firstRowFirstColumn="0" w:firstRowLastColumn="0" w:lastRowFirstColumn="0" w:lastRowLastColumn="0"/>
+        </w:trPr>
+        <w:tc>
+          <w:tcPr>
+            <w:cnfStyle w:val="001000000000" w:firstRow="0" w:lastRow="0" w:firstColumn="1" w:lastColumn="0" w:oddVBand="0" w:evenVBand="0" w:oddHBand="0" w:evenHBand="0" w:firstRowFirstColumn="0" w:firstRowLastColumn="0" w:lastRowFirstColumn="0" w:lastRowLastColumn="0"/>
+            <w:tcW w:w="0" w:type="auto"/>
           </w:tcPr>
           <w:p>
             <w:pPr>
               <w:jc w:val="center"/>
+            </w:pPr>
+            <w:r>
+              <w:rPr>
+                <w:rFonts w:ascii="Arial" w:hAnsi="Arial"/>
+                <w:color w:val="FFFFFF"/>
+                <w:sz w:val="20"/>
+                <w:szCs w:val="20"/>
+              </w:rPr>
+              <w:t>Step</w:t>
+            </w:r>
+          </w:p>
+        </w:tc>
+        <w:tc>
+          <w:tcPr>
+            <w:tcW w:w="0" w:type="auto"/>
+          </w:tcPr>
+          <w:p>
+            <w:pPr>
+              <w:jc w:val="center"/>
+              <w:cnfStyle w:val="100000000000" w:firstRow="1" w:lastRow="0" w:firstColumn="0" w:lastColumn="0" w:oddVBand="0" w:evenVBand="0" w:oddHBand="0" w:evenHBand="0" w:firstRowFirstColumn="0" w:firstRowLastColumn="0" w:lastRowFirstColumn="0" w:lastRowLastColumn="0"/>
+            </w:pPr>
+            <w:r>
+              <w:rPr>
+                <w:rFonts w:ascii="Arial" w:hAnsi="Arial"/>
+                <w:color w:val="FFFFFF"/>
+                <w:sz w:val="20"/>
+                <w:szCs w:val="20"/>
+              </w:rPr>
+              <w:t>Stage</w:t>
+            </w:r>
+          </w:p>
+        </w:tc>
+        <w:tc>
+          <w:tcPr>
+            <w:tcW w:w="0" w:type="auto"/>
+          </w:tcPr>
+          <w:p>
+            <w:pPr>
+              <w:jc w:val="center"/>
+              <w:cnfStyle w:val="100000000000" w:firstRow="1" w:lastRow="0" w:firstColumn="0" w:lastColumn="0" w:oddVBand="0" w:evenVBand="0" w:oddHBand="0" w:evenHBand="0" w:firstRowFirstColumn="0" w:firstRowLastColumn="0" w:lastRowFirstColumn="0" w:lastRowLastColumn="0"/>
+            </w:pPr>
+            <w:r>
+              <w:rPr>
+                <w:rFonts w:ascii="Arial" w:hAnsi="Arial"/>
+                <w:color w:val="FFFFFF"/>
+                <w:sz w:val="20"/>
+                <w:szCs w:val="20"/>
+              </w:rPr>
+              <w:t>Accountable Owner</w:t>
+            </w:r>
+          </w:p>
+        </w:tc>
+        <w:tc>
+          <w:tcPr>
+            <w:tcW w:w="0" w:type="auto"/>
+          </w:tcPr>
+          <w:p>
+            <w:pPr>
+              <w:jc w:val="center"/>
+              <w:cnfStyle w:val="100000000000" w:firstRow="1" w:lastRow="0" w:firstColumn="0" w:lastColumn="0" w:oddVBand="0" w:evenVBand="0" w:oddHBand="0" w:evenHBand="0" w:firstRowFirstColumn="0" w:firstRowLastColumn="0" w:lastRowFirstColumn="0" w:lastRowLastColumn="0"/>
+            </w:pPr>
+            <w:r>
+              <w:rPr>
+                <w:rFonts w:ascii="Arial" w:hAnsi="Arial"/>
+                <w:color w:val="FFFFFF"/>
+                <w:sz w:val="20"/>
+                <w:szCs w:val="20"/>
+              </w:rPr>
+              <w:t>Timeline</w:t>
+            </w:r>
+          </w:p>
+        </w:tc>
+        <w:tc>
+          <w:tcPr>
+            <w:tcW w:w="0" w:type="auto"/>
+          </w:tcPr>
+          <w:p>
+            <w:pPr>
+              <w:jc w:val="center"/>
+              <w:cnfStyle w:val="100000000000" w:firstRow="1" w:lastRow="0" w:firstColumn="0" w:lastColumn="0" w:oddVBand="0" w:evenVBand="0" w:oddHBand="0" w:evenHBand="0" w:firstRowFirstColumn="0" w:firstRowLastColumn="0" w:lastRowFirstColumn="0" w:lastRowLastColumn="0"/>
+            </w:pPr>
+            <w:r>
+              <w:rPr>
+                <w:rFonts w:ascii="Arial" w:hAnsi="Arial"/>
+                <w:color w:val="FFFFFF"/>
+                <w:sz w:val="20"/>
+                <w:szCs w:val="20"/>
+              </w:rPr>
+              <w:t>Action Required</w:t>
+            </w:r>
+          </w:p>
+        </w:tc>
+        <w:tc>
+          <w:tcPr>
+            <w:tcW w:w="0" w:type="auto"/>
+          </w:tcPr>
+          <w:p>
+            <w:pPr>
+              <w:jc w:val="center"/>
+              <w:cnfStyle w:val="100000000000" w:firstRow="1" w:lastRow="0" w:firstColumn="0" w:lastColumn="0" w:oddVBand="0" w:evenVBand="0" w:oddHBand="0" w:evenHBand="0" w:firstRowFirstColumn="0" w:firstRowLastColumn="0" w:lastRowFirstColumn="0" w:lastRowLastColumn="0"/>
+            </w:pPr>
+            <w:r>
+              <w:rPr>
+                <w:rFonts w:ascii="Arial" w:hAnsi="Arial"/>
+                <w:color w:val="FFFFFF"/>
+                <w:sz w:val="20"/>
+                <w:szCs w:val="20"/>
+              </w:rPr>
+              <w:t>Evidence Artefact</w:t>
+            </w:r>
+          </w:p>
+        </w:tc>
+      </w:tr>
+      <w:tr>
+        <w:trPr>
+          <w:cnfStyle w:val="000000100000" w:firstRow="0" w:lastRow="0" w:firstColumn="0" w:lastColumn="0" w:oddVBand="0" w:evenVBand="0" w:oddHBand="1" w:evenHBand="0" w:firstRowFirstColumn="0" w:firstRowLastColumn="0" w:lastRowFirstColumn="0" w:lastRowLastColumn="0"/>
+        </w:trPr>
+        <w:tc>
+          <w:tcPr>
+            <w:cnfStyle w:val="001000000000" w:firstRow="0" w:lastRow="0" w:firstColumn="1" w:lastColumn="0" w:oddVBand="0" w:evenVBand="0" w:oddHBand="0" w:evenHBand="0" w:firstRowFirstColumn="0" w:firstRowLastColumn="0" w:lastRowFirstColumn="0" w:lastRowLastColumn="0"/>
+            <w:tcW w:w="0" w:type="auto"/>
+          </w:tcPr>
+          <w:p>
+            <w:pPr>
+              <w:jc w:val="center"/>
+            </w:pPr>
+            <w:r>
+              <w:rPr>
+                <w:rFonts w:ascii="Arial" w:hAnsi="Arial"/>
+                <w:color w:val="404040"/>
+                <w:sz w:val="20"/>
+                <w:szCs w:val="20"/>
+              </w:rPr>
+              <w:t>STEP 1</w:t>
+            </w:r>
+          </w:p>
+        </w:tc>
+        <w:tc>
+          <w:tcPr>
+            <w:tcW w:w="0" w:type="auto"/>
+          </w:tcPr>
+          <w:p>
+            <w:pPr>
+              <w:cnfStyle w:val="000000100000" w:firstRow="0" w:lastRow="0" w:firstColumn="0" w:lastColumn="0" w:oddVBand="0" w:evenVBand="0" w:oddHBand="1" w:evenHBand="0" w:firstRowFirstColumn="0" w:firstRowLastColumn="0" w:lastRowFirstColumn="0" w:lastRowLastColumn="0"/>
             </w:pPr>
             <w:r>
               <w:rPr>
                 <w:rFonts w:ascii="Arial" w:hAnsi="Arial"/>
                 <w:b/>
                 <w:bCs/>
-                <w:color w:val="FFFFFF"/>
-                <w:sz w:val="20"/>
-                <w:szCs w:val="20"/>
-              </w:rPr>
-              <w:t>Step</w:t>
-            </w:r>
-          </w:p>
-        </w:tc>
-        <w:tc>
-          <w:tcPr>
-            <w:tcW w:w="0" w:type="auto"/>
-            <w:tcBorders>
-              <w:top w:val="single" w:sz="1" w:space="0" w:color="2E75B6"/>
-              <w:left w:val="single" w:sz="1" w:space="0" w:color="2E75B6"/>
-              <w:bottom w:val="single" w:sz="1" w:space="0" w:color="2E75B6"/>
-              <w:right w:val="single" w:sz="1" w:space="0" w:color="2E75B6"/>
-            </w:tcBorders>
-            <w:shd w:val="clear" w:color="auto" w:fill="1F3864"/>
-            <w:tcMar>
-              <w:top w:w="80" w:type="dxa"/>
-              <w:left w:w="120" w:type="dxa"/>
-              <w:bottom w:w="80" w:type="dxa"/>
-              <w:right w:w="120" w:type="dxa"/>
-            </w:tcMar>
+                <w:color w:val="404040"/>
+                <w:sz w:val="20"/>
+                <w:szCs w:val="20"/>
+              </w:rPr>
+              <w:t>Incident Confirmed</w:t>
+            </w:r>
+          </w:p>
+        </w:tc>
+        <w:tc>
+          <w:tcPr>
+            <w:tcW w:w="0" w:type="auto"/>
+          </w:tcPr>
+          <w:p>
+            <w:pPr>
+              <w:cnfStyle w:val="000000100000" w:firstRow="0" w:lastRow="0" w:firstColumn="0" w:lastColumn="0" w:oddVBand="0" w:evenVBand="0" w:oddHBand="1" w:evenHBand="0" w:firstRowFirstColumn="0" w:firstRowLastColumn="0" w:lastRowFirstColumn="0" w:lastRowLastColumn="0"/>
+            </w:pPr>
+            <w:r>
+              <w:rPr>
+                <w:rFonts w:ascii="Arial" w:hAnsi="Arial"/>
+                <w:color w:val="404040"/>
+                <w:sz w:val="20"/>
+                <w:szCs w:val="20"/>
+              </w:rPr>
+              <w:t xml:space="preserve">IR </w:t>
+            </w:r>
+            <w:proofErr w:type="gramStart"/>
+            <w:r>
+              <w:rPr>
+                <w:rFonts w:ascii="Arial" w:hAnsi="Arial"/>
+                <w:color w:val="404040"/>
+                <w:sz w:val="20"/>
+                <w:szCs w:val="20"/>
+              </w:rPr>
+              <w:t>Lead</w:t>
+            </w:r>
+            <w:proofErr w:type="gramEnd"/>
+          </w:p>
+        </w:tc>
+        <w:tc>
+          <w:tcPr>
+            <w:tcW w:w="0" w:type="auto"/>
           </w:tcPr>
           <w:p>
             <w:pPr>
               <w:jc w:val="center"/>
+              <w:cnfStyle w:val="000000100000" w:firstRow="0" w:lastRow="0" w:firstColumn="0" w:lastColumn="0" w:oddVBand="0" w:evenVBand="0" w:oddHBand="1" w:evenHBand="0" w:firstRowFirstColumn="0" w:firstRowLastColumn="0" w:lastRowFirstColumn="0" w:lastRowLastColumn="0"/>
+            </w:pPr>
+            <w:r>
+              <w:rPr>
+                <w:rFonts w:ascii="Arial" w:hAnsi="Arial"/>
+                <w:color w:val="404040"/>
+                <w:sz w:val="20"/>
+                <w:szCs w:val="20"/>
+              </w:rPr>
+              <w:t>Day 0</w:t>
+            </w:r>
+          </w:p>
+        </w:tc>
+        <w:tc>
+          <w:tcPr>
+            <w:tcW w:w="0" w:type="auto"/>
+          </w:tcPr>
+          <w:p>
+            <w:pPr>
+              <w:cnfStyle w:val="000000100000" w:firstRow="0" w:lastRow="0" w:firstColumn="0" w:lastColumn="0" w:oddVBand="0" w:evenVBand="0" w:oddHBand="1" w:evenHBand="0" w:firstRowFirstColumn="0" w:firstRowLastColumn="0" w:lastRowFirstColumn="0" w:lastRowLastColumn="0"/>
+            </w:pPr>
+            <w:r>
+              <w:rPr>
+                <w:rFonts w:ascii="Arial" w:hAnsi="Arial"/>
+                <w:color w:val="404040"/>
+                <w:sz w:val="20"/>
+                <w:szCs w:val="20"/>
+              </w:rPr>
+              <w:t>IR system flags incident. If human-behaviour element is suspected or confirmed, SETA Pipeline ticket is created in GRC platform automatically via integration.</w:t>
+            </w:r>
+          </w:p>
+        </w:tc>
+        <w:tc>
+          <w:tcPr>
+            <w:tcW w:w="0" w:type="auto"/>
+          </w:tcPr>
+          <w:p>
+            <w:pPr>
+              <w:cnfStyle w:val="000000100000" w:firstRow="0" w:lastRow="0" w:firstColumn="0" w:lastColumn="0" w:oddVBand="0" w:evenVBand="0" w:oddHBand="1" w:evenHBand="0" w:firstRowFirstColumn="0" w:firstRowLastColumn="0" w:lastRowFirstColumn="0" w:lastRowLastColumn="0"/>
+            </w:pPr>
+            <w:r>
+              <w:rPr>
+                <w:rFonts w:ascii="Arial" w:hAnsi="Arial"/>
+                <w:color w:val="404040"/>
+                <w:sz w:val="20"/>
+                <w:szCs w:val="20"/>
+              </w:rPr>
+              <w:t>IR system; GRC platform (automated trigger)</w:t>
+            </w:r>
+          </w:p>
+        </w:tc>
+      </w:tr>
+      <w:tr>
+        <w:tc>
+          <w:tcPr>
+            <w:cnfStyle w:val="001000000000" w:firstRow="0" w:lastRow="0" w:firstColumn="1" w:lastColumn="0" w:oddVBand="0" w:evenVBand="0" w:oddHBand="0" w:evenHBand="0" w:firstRowFirstColumn="0" w:firstRowLastColumn="0" w:lastRowFirstColumn="0" w:lastRowLastColumn="0"/>
+            <w:tcW w:w="0" w:type="auto"/>
+          </w:tcPr>
+          <w:p>
+            <w:pPr>
+              <w:jc w:val="center"/>
+            </w:pPr>
+            <w:r>
+              <w:rPr>
+                <w:rFonts w:ascii="Arial" w:hAnsi="Arial"/>
+                <w:color w:val="404040"/>
+                <w:sz w:val="20"/>
+                <w:szCs w:val="20"/>
+              </w:rPr>
+              <w:t>STEP 2</w:t>
+            </w:r>
+          </w:p>
+        </w:tc>
+        <w:tc>
+          <w:tcPr>
+            <w:tcW w:w="0" w:type="auto"/>
+          </w:tcPr>
+          <w:p>
+            <w:pPr>
+              <w:cnfStyle w:val="000000000000" w:firstRow="0" w:lastRow="0" w:firstColumn="0" w:lastColumn="0" w:oddVBand="0" w:evenVBand="0" w:oddHBand="0" w:evenHBand="0" w:firstRowFirstColumn="0" w:firstRowLastColumn="0" w:lastRowFirstColumn="0" w:lastRowLastColumn="0"/>
             </w:pPr>
             <w:r>
               <w:rPr>
                 <w:rFonts w:ascii="Arial" w:hAnsi="Arial"/>
                 <w:b/>
                 <w:bCs/>
-                <w:color w:val="FFFFFF"/>
-                <w:sz w:val="20"/>
-                <w:szCs w:val="20"/>
-              </w:rPr>
-              <w:t>Stage</w:t>
-            </w:r>
-          </w:p>
-        </w:tc>
-        <w:tc>
-          <w:tcPr>
-            <w:tcW w:w="0" w:type="auto"/>
-            <w:tcBorders>
-              <w:top w:val="single" w:sz="1" w:space="0" w:color="2E75B6"/>
-              <w:left w:val="single" w:sz="1" w:space="0" w:color="2E75B6"/>
-              <w:bottom w:val="single" w:sz="1" w:space="0" w:color="2E75B6"/>
-              <w:right w:val="single" w:sz="1" w:space="0" w:color="2E75B6"/>
-            </w:tcBorders>
-            <w:shd w:val="clear" w:color="auto" w:fill="1F3864"/>
-            <w:tcMar>
-              <w:top w:w="80" w:type="dxa"/>
-              <w:left w:w="120" w:type="dxa"/>
-              <w:bottom w:w="80" w:type="dxa"/>
-              <w:right w:w="120" w:type="dxa"/>
-            </w:tcMar>
+                <w:color w:val="404040"/>
+                <w:sz w:val="20"/>
+                <w:szCs w:val="20"/>
+              </w:rPr>
+              <w:t>Post-Incident Review (PIR)</w:t>
+            </w:r>
+          </w:p>
+        </w:tc>
+        <w:tc>
+          <w:tcPr>
+            <w:tcW w:w="0" w:type="auto"/>
+          </w:tcPr>
+          <w:p>
+            <w:pPr>
+              <w:cnfStyle w:val="000000000000" w:firstRow="0" w:lastRow="0" w:firstColumn="0" w:lastColumn="0" w:oddVBand="0" w:evenVBand="0" w:oddHBand="0" w:evenHBand="0" w:firstRowFirstColumn="0" w:firstRowLastColumn="0" w:lastRowFirstColumn="0" w:lastRowLastColumn="0"/>
+            </w:pPr>
+            <w:r>
+              <w:rPr>
+                <w:rFonts w:ascii="Arial" w:hAnsi="Arial"/>
+                <w:color w:val="404040"/>
+                <w:sz w:val="20"/>
+                <w:szCs w:val="20"/>
+              </w:rPr>
+              <w:t xml:space="preserve">IR </w:t>
+            </w:r>
+            <w:proofErr w:type="gramStart"/>
+            <w:r>
+              <w:rPr>
+                <w:rFonts w:ascii="Arial" w:hAnsi="Arial"/>
+                <w:color w:val="404040"/>
+                <w:sz w:val="20"/>
+                <w:szCs w:val="20"/>
+              </w:rPr>
+              <w:t>Lead</w:t>
+            </w:r>
+            <w:proofErr w:type="gramEnd"/>
+            <w:r>
+              <w:rPr>
+                <w:rFonts w:ascii="Arial" w:hAnsi="Arial"/>
+                <w:color w:val="404040"/>
+                <w:sz w:val="20"/>
+                <w:szCs w:val="20"/>
+              </w:rPr>
+              <w:t xml:space="preserve"> + GRC Director</w:t>
+            </w:r>
+          </w:p>
+        </w:tc>
+        <w:tc>
+          <w:tcPr>
+            <w:tcW w:w="0" w:type="auto"/>
           </w:tcPr>
           <w:p>
             <w:pPr>
               <w:jc w:val="center"/>
+              <w:cnfStyle w:val="000000000000" w:firstRow="0" w:lastRow="0" w:firstColumn="0" w:lastColumn="0" w:oddVBand="0" w:evenVBand="0" w:oddHBand="0" w:evenHBand="0" w:firstRowFirstColumn="0" w:firstRowLastColumn="0" w:lastRowFirstColumn="0" w:lastRowLastColumn="0"/>
+            </w:pPr>
+            <w:r>
+              <w:rPr>
+                <w:rFonts w:ascii="Arial" w:hAnsi="Arial"/>
+                <w:color w:val="404040"/>
+                <w:sz w:val="20"/>
+                <w:szCs w:val="20"/>
+              </w:rPr>
+              <w:t>Day 1–5 post-incident</w:t>
+            </w:r>
+          </w:p>
+        </w:tc>
+        <w:tc>
+          <w:tcPr>
+            <w:tcW w:w="0" w:type="auto"/>
+          </w:tcPr>
+          <w:p>
+            <w:pPr>
+              <w:cnfStyle w:val="000000000000" w:firstRow="0" w:lastRow="0" w:firstColumn="0" w:lastColumn="0" w:oddVBand="0" w:evenVBand="0" w:oddHBand="0" w:evenHBand="0" w:firstRowFirstColumn="0" w:firstRowLastColumn="0" w:lastRowFirstColumn="0" w:lastRowLastColumn="0"/>
+            </w:pPr>
+            <w:r>
+              <w:rPr>
+                <w:rFonts w:ascii="Arial" w:hAnsi="Arial"/>
+                <w:color w:val="404040"/>
+                <w:sz w:val="20"/>
+                <w:szCs w:val="20"/>
+              </w:rPr>
+              <w:t>PIR conducted. Human-behaviour root cause analysis completed. Specific behaviour failure mode documented (e.g., 'finance employee responded to BEC targeting wire transfer authorisation').</w:t>
+            </w:r>
+          </w:p>
+        </w:tc>
+        <w:tc>
+          <w:tcPr>
+            <w:tcW w:w="0" w:type="auto"/>
+          </w:tcPr>
+          <w:p>
+            <w:pPr>
+              <w:cnfStyle w:val="000000000000" w:firstRow="0" w:lastRow="0" w:firstColumn="0" w:lastColumn="0" w:oddVBand="0" w:evenVBand="0" w:oddHBand="0" w:evenHBand="0" w:firstRowFirstColumn="0" w:firstRowLastColumn="0" w:lastRowFirstColumn="0" w:lastRowLastColumn="0"/>
+            </w:pPr>
+            <w:r>
+              <w:rPr>
+                <w:rFonts w:ascii="Arial" w:hAnsi="Arial"/>
+                <w:color w:val="404040"/>
+                <w:sz w:val="20"/>
+                <w:szCs w:val="20"/>
+              </w:rPr>
+              <w:t>PIR report; behaviour failure mode form</w:t>
+            </w:r>
+          </w:p>
+        </w:tc>
+      </w:tr>
+      <w:tr>
+        <w:trPr>
+          <w:cnfStyle w:val="000000100000" w:firstRow="0" w:lastRow="0" w:firstColumn="0" w:lastColumn="0" w:oddVBand="0" w:evenVBand="0" w:oddHBand="1" w:evenHBand="0" w:firstRowFirstColumn="0" w:firstRowLastColumn="0" w:lastRowFirstColumn="0" w:lastRowLastColumn="0"/>
+        </w:trPr>
+        <w:tc>
+          <w:tcPr>
+            <w:cnfStyle w:val="001000000000" w:firstRow="0" w:lastRow="0" w:firstColumn="1" w:lastColumn="0" w:oddVBand="0" w:evenVBand="0" w:oddHBand="0" w:evenHBand="0" w:firstRowFirstColumn="0" w:firstRowLastColumn="0" w:lastRowFirstColumn="0" w:lastRowLastColumn="0"/>
+            <w:tcW w:w="0" w:type="auto"/>
+          </w:tcPr>
+          <w:p>
+            <w:pPr>
+              <w:jc w:val="center"/>
+            </w:pPr>
+            <w:r>
+              <w:rPr>
+                <w:rFonts w:ascii="Arial" w:hAnsi="Arial"/>
+                <w:color w:val="404040"/>
+                <w:sz w:val="20"/>
+                <w:szCs w:val="20"/>
+              </w:rPr>
+              <w:t>STEP 3</w:t>
+            </w:r>
+          </w:p>
+        </w:tc>
+        <w:tc>
+          <w:tcPr>
+            <w:tcW w:w="0" w:type="auto"/>
+          </w:tcPr>
+          <w:p>
+            <w:pPr>
+              <w:cnfStyle w:val="000000100000" w:firstRow="0" w:lastRow="0" w:firstColumn="0" w:lastColumn="0" w:oddVBand="0" w:evenVBand="0" w:oddHBand="1" w:evenHBand="0" w:firstRowFirstColumn="0" w:firstRowLastColumn="0" w:lastRowFirstColumn="0" w:lastRowLastColumn="0"/>
             </w:pPr>
             <w:r>
               <w:rPr>
                 <w:rFonts w:ascii="Arial" w:hAnsi="Arial"/>
                 <w:b/>
                 <w:bCs/>
-                <w:color w:val="FFFFFF"/>
-                <w:sz w:val="20"/>
-                <w:szCs w:val="20"/>
-              </w:rPr>
-              <w:t>Accountable Owner</w:t>
-            </w:r>
-          </w:p>
-        </w:tc>
-        <w:tc>
-          <w:tcPr>
-            <w:tcW w:w="0" w:type="auto"/>
-            <w:tcBorders>
-              <w:top w:val="single" w:sz="1" w:space="0" w:color="2E75B6"/>
-              <w:left w:val="single" w:sz="1" w:space="0" w:color="2E75B6"/>
-              <w:bottom w:val="single" w:sz="1" w:space="0" w:color="2E75B6"/>
-              <w:right w:val="single" w:sz="1" w:space="0" w:color="2E75B6"/>
-            </w:tcBorders>
-            <w:shd w:val="clear" w:color="auto" w:fill="1F3864"/>
-            <w:tcMar>
-              <w:top w:w="80" w:type="dxa"/>
-              <w:left w:w="120" w:type="dxa"/>
-              <w:bottom w:w="80" w:type="dxa"/>
-              <w:right w:w="120" w:type="dxa"/>
-            </w:tcMar>
+                <w:color w:val="404040"/>
+                <w:sz w:val="20"/>
+                <w:szCs w:val="20"/>
+              </w:rPr>
+              <w:t>SETA Remediation Ticket Issued</w:t>
+            </w:r>
+          </w:p>
+        </w:tc>
+        <w:tc>
+          <w:tcPr>
+            <w:tcW w:w="0" w:type="auto"/>
+          </w:tcPr>
+          <w:p>
+            <w:pPr>
+              <w:cnfStyle w:val="000000100000" w:firstRow="0" w:lastRow="0" w:firstColumn="0" w:lastColumn="0" w:oddVBand="0" w:evenVBand="0" w:oddHBand="1" w:evenHBand="0" w:firstRowFirstColumn="0" w:firstRowLastColumn="0" w:lastRowFirstColumn="0" w:lastRowLastColumn="0"/>
+            </w:pPr>
+            <w:r>
+              <w:rPr>
+                <w:rFonts w:ascii="Arial" w:hAnsi="Arial"/>
+                <w:color w:val="404040"/>
+                <w:sz w:val="20"/>
+                <w:szCs w:val="20"/>
+              </w:rPr>
+              <w:t>GRC Director</w:t>
+            </w:r>
+          </w:p>
+        </w:tc>
+        <w:tc>
+          <w:tcPr>
+            <w:tcW w:w="0" w:type="auto"/>
           </w:tcPr>
           <w:p>
             <w:pPr>
               <w:jc w:val="center"/>
+              <w:cnfStyle w:val="000000100000" w:firstRow="0" w:lastRow="0" w:firstColumn="0" w:lastColumn="0" w:oddVBand="0" w:evenVBand="0" w:oddHBand="1" w:evenHBand="0" w:firstRowFirstColumn="0" w:firstRowLastColumn="0" w:lastRowFirstColumn="0" w:lastRowLastColumn="0"/>
+            </w:pPr>
+            <w:r>
+              <w:rPr>
+                <w:rFonts w:ascii="Arial" w:hAnsi="Arial"/>
+                <w:color w:val="404040"/>
+                <w:sz w:val="20"/>
+                <w:szCs w:val="20"/>
+              </w:rPr>
+              <w:t>Within 5 business days of PIR</w:t>
+            </w:r>
+          </w:p>
+        </w:tc>
+        <w:tc>
+          <w:tcPr>
+            <w:tcW w:w="0" w:type="auto"/>
+          </w:tcPr>
+          <w:p>
+            <w:pPr>
+              <w:cnfStyle w:val="000000100000" w:firstRow="0" w:lastRow="0" w:firstColumn="0" w:lastColumn="0" w:oddVBand="0" w:evenVBand="0" w:oddHBand="1" w:evenHBand="0" w:firstRowFirstColumn="0" w:firstRowLastColumn="0" w:lastRowFirstColumn="0" w:lastRowLastColumn="0"/>
+            </w:pPr>
+            <w:r>
+              <w:rPr>
+                <w:rFonts w:ascii="Arial" w:hAnsi="Arial"/>
+                <w:color w:val="404040"/>
+                <w:sz w:val="20"/>
+                <w:szCs w:val="20"/>
+              </w:rPr>
+              <w:t>Structured SETA Remediation Ticket raised. Must include: behaviour failure mode, target audience, required content update or new module, deployment SLA, and accountable owner.</w:t>
+            </w:r>
+          </w:p>
+        </w:tc>
+        <w:tc>
+          <w:tcPr>
+            <w:tcW w:w="0" w:type="auto"/>
+          </w:tcPr>
+          <w:p>
+            <w:pPr>
+              <w:cnfStyle w:val="000000100000" w:firstRow="0" w:lastRow="0" w:firstColumn="0" w:lastColumn="0" w:oddVBand="0" w:evenVBand="0" w:oddHBand="1" w:evenHBand="0" w:firstRowFirstColumn="0" w:firstRowLastColumn="0" w:lastRowFirstColumn="0" w:lastRowLastColumn="0"/>
+            </w:pPr>
+            <w:r>
+              <w:rPr>
+                <w:rFonts w:ascii="Arial" w:hAnsi="Arial"/>
+                <w:color w:val="404040"/>
+                <w:sz w:val="20"/>
+                <w:szCs w:val="20"/>
+              </w:rPr>
+              <w:t>Remediation Ticket (see template below)</w:t>
+            </w:r>
+          </w:p>
+        </w:tc>
+      </w:tr>
+      <w:tr>
+        <w:tc>
+          <w:tcPr>
+            <w:cnfStyle w:val="001000000000" w:firstRow="0" w:lastRow="0" w:firstColumn="1" w:lastColumn="0" w:oddVBand="0" w:evenVBand="0" w:oddHBand="0" w:evenHBand="0" w:firstRowFirstColumn="0" w:firstRowLastColumn="0" w:lastRowFirstColumn="0" w:lastRowLastColumn="0"/>
+            <w:tcW w:w="0" w:type="auto"/>
+          </w:tcPr>
+          <w:p>
+            <w:pPr>
+              <w:jc w:val="center"/>
+            </w:pPr>
+            <w:r>
+              <w:rPr>
+                <w:rFonts w:ascii="Arial" w:hAnsi="Arial"/>
+                <w:color w:val="404040"/>
+                <w:sz w:val="20"/>
+                <w:szCs w:val="20"/>
+              </w:rPr>
+              <w:t>STEP 4</w:t>
+            </w:r>
+          </w:p>
+        </w:tc>
+        <w:tc>
+          <w:tcPr>
+            <w:tcW w:w="0" w:type="auto"/>
+          </w:tcPr>
+          <w:p>
+            <w:pPr>
+              <w:cnfStyle w:val="000000000000" w:firstRow="0" w:lastRow="0" w:firstColumn="0" w:lastColumn="0" w:oddVBand="0" w:evenVBand="0" w:oddHBand="0" w:evenHBand="0" w:firstRowFirstColumn="0" w:firstRowLastColumn="0" w:lastRowFirstColumn="0" w:lastRowLastColumn="0"/>
             </w:pPr>
             <w:r>
               <w:rPr>
                 <w:rFonts w:ascii="Arial" w:hAnsi="Arial"/>
                 <w:b/>
                 <w:bCs/>
-                <w:color w:val="FFFFFF"/>
-                <w:sz w:val="20"/>
-                <w:szCs w:val="20"/>
-              </w:rPr>
-              <w:t>Timeline</w:t>
-            </w:r>
-          </w:p>
-        </w:tc>
-        <w:tc>
-          <w:tcPr>
-            <w:tcW w:w="0" w:type="auto"/>
-            <w:tcBorders>
-              <w:top w:val="single" w:sz="1" w:space="0" w:color="2E75B6"/>
-              <w:left w:val="single" w:sz="1" w:space="0" w:color="2E75B6"/>
-              <w:bottom w:val="single" w:sz="1" w:space="0" w:color="2E75B6"/>
-              <w:right w:val="single" w:sz="1" w:space="0" w:color="2E75B6"/>
-            </w:tcBorders>
-            <w:shd w:val="clear" w:color="auto" w:fill="1F3864"/>
-            <w:tcMar>
-              <w:top w:w="80" w:type="dxa"/>
-              <w:left w:w="120" w:type="dxa"/>
-              <w:bottom w:w="80" w:type="dxa"/>
-              <w:right w:w="120" w:type="dxa"/>
-            </w:tcMar>
+                <w:color w:val="404040"/>
+                <w:sz w:val="20"/>
+                <w:szCs w:val="20"/>
+              </w:rPr>
+              <w:t>Content Development or Update</w:t>
+            </w:r>
+          </w:p>
+        </w:tc>
+        <w:tc>
+          <w:tcPr>
+            <w:tcW w:w="0" w:type="auto"/>
+          </w:tcPr>
+          <w:p>
+            <w:pPr>
+              <w:cnfStyle w:val="000000000000" w:firstRow="0" w:lastRow="0" w:firstColumn="0" w:lastColumn="0" w:oddVBand="0" w:evenVBand="0" w:oddHBand="0" w:evenHBand="0" w:firstRowFirstColumn="0" w:firstRowLastColumn="0" w:lastRowFirstColumn="0" w:lastRowLastColumn="0"/>
+            </w:pPr>
+            <w:r>
+              <w:rPr>
+                <w:rFonts w:ascii="Arial" w:hAnsi="Arial"/>
+                <w:color w:val="404040"/>
+                <w:sz w:val="20"/>
+                <w:szCs w:val="20"/>
+              </w:rPr>
+              <w:t xml:space="preserve">SETA </w:t>
+            </w:r>
+            <w:proofErr w:type="spellStart"/>
+            <w:r>
+              <w:rPr>
+                <w:rFonts w:ascii="Arial" w:hAnsi="Arial"/>
+                <w:color w:val="404040"/>
+                <w:sz w:val="20"/>
+                <w:szCs w:val="20"/>
+              </w:rPr>
+              <w:t>Programme</w:t>
+            </w:r>
+            <w:proofErr w:type="spellEnd"/>
+            <w:r>
+              <w:rPr>
+                <w:rFonts w:ascii="Arial" w:hAnsi="Arial"/>
+                <w:color w:val="404040"/>
+                <w:sz w:val="20"/>
+                <w:szCs w:val="20"/>
+              </w:rPr>
+              <w:t xml:space="preserve"> Owner</w:t>
+            </w:r>
+          </w:p>
+        </w:tc>
+        <w:tc>
+          <w:tcPr>
+            <w:tcW w:w="0" w:type="auto"/>
           </w:tcPr>
           <w:p>
             <w:pPr>
               <w:jc w:val="center"/>
+              <w:cnfStyle w:val="000000000000" w:firstRow="0" w:lastRow="0" w:firstColumn="0" w:lastColumn="0" w:oddVBand="0" w:evenVBand="0" w:oddHBand="0" w:evenHBand="0" w:firstRowFirstColumn="0" w:firstRowLastColumn="0" w:lastRowFirstColumn="0" w:lastRowLastColumn="0"/>
+            </w:pPr>
+            <w:r>
+              <w:rPr>
+                <w:rFonts w:ascii="Arial" w:hAnsi="Arial"/>
+                <w:color w:val="404040"/>
+                <w:sz w:val="20"/>
+                <w:szCs w:val="20"/>
+              </w:rPr>
+              <w:t>Days 6–20</w:t>
+            </w:r>
+          </w:p>
+        </w:tc>
+        <w:tc>
+          <w:tcPr>
+            <w:tcW w:w="0" w:type="auto"/>
+          </w:tcPr>
+          <w:p>
+            <w:pPr>
+              <w:cnfStyle w:val="000000000000" w:firstRow="0" w:lastRow="0" w:firstColumn="0" w:lastColumn="0" w:oddVBand="0" w:evenVBand="0" w:oddHBand="0" w:evenHBand="0" w:firstRowFirstColumn="0" w:firstRowLastColumn="0" w:lastRowFirstColumn="0" w:lastRowLastColumn="0"/>
+            </w:pPr>
+            <w:r>
+              <w:rPr>
+                <w:rFonts w:ascii="Arial" w:hAnsi="Arial"/>
+                <w:color w:val="404040"/>
+                <w:sz w:val="20"/>
+                <w:szCs w:val="20"/>
+              </w:rPr>
+              <w:t>Training content updated or new module developed. Content must reference the specific incident behaviour pattern without disclosing confidential incident details. Legal review required if regulatory notification occurred.</w:t>
+            </w:r>
+          </w:p>
+        </w:tc>
+        <w:tc>
+          <w:tcPr>
+            <w:tcW w:w="0" w:type="auto"/>
+          </w:tcPr>
+          <w:p>
+            <w:pPr>
+              <w:cnfStyle w:val="000000000000" w:firstRow="0" w:lastRow="0" w:firstColumn="0" w:lastColumn="0" w:oddVBand="0" w:evenVBand="0" w:oddHBand="0" w:evenHBand="0" w:firstRowFirstColumn="0" w:firstRowLastColumn="0" w:lastRowFirstColumn="0" w:lastRowLastColumn="0"/>
+            </w:pPr>
+            <w:r>
+              <w:rPr>
+                <w:rFonts w:ascii="Arial" w:hAnsi="Arial"/>
+                <w:color w:val="404040"/>
+                <w:sz w:val="20"/>
+                <w:szCs w:val="20"/>
+              </w:rPr>
+              <w:t>Updated module draft; Legal sign-off if applicable</w:t>
+            </w:r>
+          </w:p>
+        </w:tc>
+      </w:tr>
+      <w:tr>
+        <w:trPr>
+          <w:cnfStyle w:val="000000100000" w:firstRow="0" w:lastRow="0" w:firstColumn="0" w:lastColumn="0" w:oddVBand="0" w:evenVBand="0" w:oddHBand="1" w:evenHBand="0" w:firstRowFirstColumn="0" w:firstRowLastColumn="0" w:lastRowFirstColumn="0" w:lastRowLastColumn="0"/>
+        </w:trPr>
+        <w:tc>
+          <w:tcPr>
+            <w:cnfStyle w:val="001000000000" w:firstRow="0" w:lastRow="0" w:firstColumn="1" w:lastColumn="0" w:oddVBand="0" w:evenVBand="0" w:oddHBand="0" w:evenHBand="0" w:firstRowFirstColumn="0" w:firstRowLastColumn="0" w:lastRowFirstColumn="0" w:lastRowLastColumn="0"/>
+            <w:tcW w:w="0" w:type="auto"/>
+          </w:tcPr>
+          <w:p>
+            <w:pPr>
+              <w:jc w:val="center"/>
+            </w:pPr>
+            <w:r>
+              <w:rPr>
+                <w:rFonts w:ascii="Arial" w:hAnsi="Arial"/>
+                <w:color w:val="404040"/>
+                <w:sz w:val="20"/>
+                <w:szCs w:val="20"/>
+              </w:rPr>
+              <w:t>STEP 5</w:t>
+            </w:r>
+          </w:p>
+        </w:tc>
+        <w:tc>
+          <w:tcPr>
+            <w:tcW w:w="0" w:type="auto"/>
+          </w:tcPr>
+          <w:p>
+            <w:pPr>
+              <w:cnfStyle w:val="000000100000" w:firstRow="0" w:lastRow="0" w:firstColumn="0" w:lastColumn="0" w:oddVBand="0" w:evenVBand="0" w:oddHBand="1" w:evenHBand="0" w:firstRowFirstColumn="0" w:firstRowLastColumn="0" w:lastRowFirstColumn="0" w:lastRowLastColumn="0"/>
             </w:pPr>
             <w:r>
               <w:rPr>
                 <w:rFonts w:ascii="Arial" w:hAnsi="Arial"/>
                 <w:b/>
                 <w:bCs/>
-                <w:color w:val="FFFFFF"/>
-                <w:sz w:val="20"/>
-                <w:szCs w:val="20"/>
-              </w:rPr>
-              <w:t>Action Required</w:t>
-            </w:r>
-          </w:p>
-        </w:tc>
-        <w:tc>
-          <w:tcPr>
-            <w:tcW w:w="0" w:type="auto"/>
-            <w:tcBorders>
-              <w:top w:val="single" w:sz="1" w:space="0" w:color="2E75B6"/>
-              <w:left w:val="single" w:sz="1" w:space="0" w:color="2E75B6"/>
-              <w:bottom w:val="single" w:sz="1" w:space="0" w:color="2E75B6"/>
-              <w:right w:val="single" w:sz="1" w:space="0" w:color="2E75B6"/>
-            </w:tcBorders>
-            <w:shd w:val="clear" w:color="auto" w:fill="1F3864"/>
-            <w:tcMar>
-              <w:top w:w="80" w:type="dxa"/>
-              <w:left w:w="120" w:type="dxa"/>
-              <w:bottom w:w="80" w:type="dxa"/>
-              <w:right w:w="120" w:type="dxa"/>
-            </w:tcMar>
+                <w:color w:val="404040"/>
+                <w:sz w:val="20"/>
+                <w:szCs w:val="20"/>
+              </w:rPr>
+              <w:t>Regulatory and Legal Review</w:t>
+            </w:r>
+          </w:p>
+        </w:tc>
+        <w:tc>
+          <w:tcPr>
+            <w:tcW w:w="0" w:type="auto"/>
+          </w:tcPr>
+          <w:p>
+            <w:pPr>
+              <w:cnfStyle w:val="000000100000" w:firstRow="0" w:lastRow="0" w:firstColumn="0" w:lastColumn="0" w:oddVBand="0" w:evenVBand="0" w:oddHBand="1" w:evenHBand="0" w:firstRowFirstColumn="0" w:firstRowLastColumn="0" w:lastRowFirstColumn="0" w:lastRowLastColumn="0"/>
+            </w:pPr>
+            <w:r>
+              <w:rPr>
+                <w:rFonts w:ascii="Arial" w:hAnsi="Arial"/>
+                <w:color w:val="404040"/>
+                <w:sz w:val="20"/>
+                <w:szCs w:val="20"/>
+              </w:rPr>
+              <w:t>CCO + Legal Counsel</w:t>
+            </w:r>
+          </w:p>
+        </w:tc>
+        <w:tc>
+          <w:tcPr>
+            <w:tcW w:w="0" w:type="auto"/>
           </w:tcPr>
           <w:p>
             <w:pPr>
               <w:jc w:val="center"/>
+              <w:cnfStyle w:val="000000100000" w:firstRow="0" w:lastRow="0" w:firstColumn="0" w:lastColumn="0" w:oddVBand="0" w:evenVBand="0" w:oddHBand="1" w:evenHBand="0" w:firstRowFirstColumn="0" w:firstRowLastColumn="0" w:lastRowFirstColumn="0" w:lastRowLastColumn="0"/>
+            </w:pPr>
+            <w:r>
+              <w:rPr>
+                <w:rFonts w:ascii="Arial" w:hAnsi="Arial"/>
+                <w:color w:val="404040"/>
+                <w:sz w:val="20"/>
+                <w:szCs w:val="20"/>
+              </w:rPr>
+              <w:t>Days 15–25</w:t>
+            </w:r>
+          </w:p>
+        </w:tc>
+        <w:tc>
+          <w:tcPr>
+            <w:tcW w:w="0" w:type="auto"/>
+          </w:tcPr>
+          <w:p>
+            <w:pPr>
+              <w:cnfStyle w:val="000000100000" w:firstRow="0" w:lastRow="0" w:firstColumn="0" w:lastColumn="0" w:oddVBand="0" w:evenVBand="0" w:oddHBand="1" w:evenHBand="0" w:firstRowFirstColumn="0" w:firstRowLastColumn="0" w:lastRowFirstColumn="0" w:lastRowLastColumn="0"/>
+            </w:pPr>
+            <w:r>
+              <w:rPr>
+                <w:rFonts w:ascii="Arial" w:hAnsi="Arial"/>
+                <w:color w:val="404040"/>
+                <w:sz w:val="20"/>
+                <w:szCs w:val="20"/>
+              </w:rPr>
+              <w:t>Content reviewed for accuracy, regulatory alignment, and confidentiality compliance. If incident is subject to regulatory investigation, Legal determines appropriate disclosure boundaries for training content.</w:t>
+            </w:r>
+          </w:p>
+        </w:tc>
+        <w:tc>
+          <w:tcPr>
+            <w:tcW w:w="0" w:type="auto"/>
+          </w:tcPr>
+          <w:p>
+            <w:pPr>
+              <w:cnfStyle w:val="000000100000" w:firstRow="0" w:lastRow="0" w:firstColumn="0" w:lastColumn="0" w:oddVBand="0" w:evenVBand="0" w:oddHBand="1" w:evenHBand="0" w:firstRowFirstColumn="0" w:firstRowLastColumn="0" w:lastRowFirstColumn="0" w:lastRowLastColumn="0"/>
+            </w:pPr>
+            <w:r>
+              <w:rPr>
+                <w:rFonts w:ascii="Arial" w:hAnsi="Arial"/>
+                <w:color w:val="404040"/>
+                <w:sz w:val="20"/>
+                <w:szCs w:val="20"/>
+              </w:rPr>
+              <w:t>Legal review sign-off; CCO approval</w:t>
+            </w:r>
+          </w:p>
+        </w:tc>
+      </w:tr>
+      <w:tr>
+        <w:tc>
+          <w:tcPr>
+            <w:cnfStyle w:val="001000000000" w:firstRow="0" w:lastRow="0" w:firstColumn="1" w:lastColumn="0" w:oddVBand="0" w:evenVBand="0" w:oddHBand="0" w:evenHBand="0" w:firstRowFirstColumn="0" w:firstRowLastColumn="0" w:lastRowFirstColumn="0" w:lastRowLastColumn="0"/>
+            <w:tcW w:w="0" w:type="auto"/>
+          </w:tcPr>
+          <w:p>
+            <w:pPr>
+              <w:jc w:val="center"/>
+            </w:pPr>
+            <w:r>
+              <w:rPr>
+                <w:rFonts w:ascii="Arial" w:hAnsi="Arial"/>
+                <w:color w:val="404040"/>
+                <w:sz w:val="20"/>
+                <w:szCs w:val="20"/>
+              </w:rPr>
+              <w:t>STEP 6</w:t>
+            </w:r>
+          </w:p>
+        </w:tc>
+        <w:tc>
+          <w:tcPr>
+            <w:tcW w:w="0" w:type="auto"/>
+          </w:tcPr>
+          <w:p>
+            <w:pPr>
+              <w:cnfStyle w:val="000000000000" w:firstRow="0" w:lastRow="0" w:firstColumn="0" w:lastColumn="0" w:oddVBand="0" w:evenVBand="0" w:oddHBand="0" w:evenHBand="0" w:firstRowFirstColumn="0" w:firstRowLastColumn="0" w:lastRowFirstColumn="0" w:lastRowLastColumn="0"/>
             </w:pPr>
             <w:r>
               <w:rPr>
                 <w:rFonts w:ascii="Arial" w:hAnsi="Arial"/>
                 <w:b/>
                 <w:bCs/>
-                <w:color w:val="FFFFFF"/>
-                <w:sz w:val="20"/>
-                <w:szCs w:val="20"/>
-              </w:rPr>
-              <w:t>Evidence Artefact</w:t>
+                <w:color w:val="404040"/>
+                <w:sz w:val="20"/>
+                <w:szCs w:val="20"/>
+              </w:rPr>
+              <w:t>Deployment Authorisation</w:t>
+            </w:r>
+          </w:p>
+        </w:tc>
+        <w:tc>
+          <w:tcPr>
+            <w:tcW w:w="0" w:type="auto"/>
+          </w:tcPr>
+          <w:p>
+            <w:pPr>
+              <w:cnfStyle w:val="000000000000" w:firstRow="0" w:lastRow="0" w:firstColumn="0" w:lastColumn="0" w:oddVBand="0" w:evenVBand="0" w:oddHBand="0" w:evenHBand="0" w:firstRowFirstColumn="0" w:firstRowLastColumn="0" w:lastRowFirstColumn="0" w:lastRowLastColumn="0"/>
+            </w:pPr>
+            <w:r>
+              <w:rPr>
+                <w:rFonts w:ascii="Arial" w:hAnsi="Arial"/>
+                <w:color w:val="404040"/>
+                <w:sz w:val="20"/>
+                <w:szCs w:val="20"/>
+              </w:rPr>
+              <w:t>GRC Director</w:t>
+            </w:r>
+          </w:p>
+        </w:tc>
+        <w:tc>
+          <w:tcPr>
+            <w:tcW w:w="0" w:type="auto"/>
+          </w:tcPr>
+          <w:p>
+            <w:pPr>
+              <w:jc w:val="center"/>
+              <w:cnfStyle w:val="000000000000" w:firstRow="0" w:lastRow="0" w:firstColumn="0" w:lastColumn="0" w:oddVBand="0" w:evenVBand="0" w:oddHBand="0" w:evenHBand="0" w:firstRowFirstColumn="0" w:firstRowLastColumn="0" w:lastRowFirstColumn="0" w:lastRowLastColumn="0"/>
+            </w:pPr>
+            <w:r>
+              <w:rPr>
+                <w:rFonts w:ascii="Arial" w:hAnsi="Arial"/>
+                <w:color w:val="404040"/>
+                <w:sz w:val="20"/>
+                <w:szCs w:val="20"/>
+              </w:rPr>
+              <w:t>Day 25–30</w:t>
+            </w:r>
+          </w:p>
+        </w:tc>
+        <w:tc>
+          <w:tcPr>
+            <w:tcW w:w="0" w:type="auto"/>
+          </w:tcPr>
+          <w:p>
+            <w:pPr>
+              <w:cnfStyle w:val="000000000000" w:firstRow="0" w:lastRow="0" w:firstColumn="0" w:lastColumn="0" w:oddVBand="0" w:evenVBand="0" w:oddHBand="0" w:evenHBand="0" w:firstRowFirstColumn="0" w:firstRowLastColumn="0" w:lastRowFirstColumn="0" w:lastRowLastColumn="0"/>
+            </w:pPr>
+            <w:r>
+              <w:rPr>
+                <w:rFonts w:ascii="Arial" w:hAnsi="Arial"/>
+                <w:color w:val="404040"/>
+                <w:sz w:val="20"/>
+                <w:szCs w:val="20"/>
+              </w:rPr>
+              <w:t xml:space="preserve">Deployment authorised. Target audience confirmed in LMS. </w:t>
+            </w:r>
+            <w:r>
+              <w:rPr>
+                <w:rFonts w:ascii="Arial" w:hAnsi="Arial"/>
+                <w:color w:val="404040"/>
+                <w:sz w:val="20"/>
+                <w:szCs w:val="20"/>
+              </w:rPr>
+              <w:lastRenderedPageBreak/>
+              <w:t>Deployment date set. Communication to Business Unit Risk Owners issued 5 days in advance.</w:t>
+            </w:r>
+          </w:p>
+        </w:tc>
+        <w:tc>
+          <w:tcPr>
+            <w:tcW w:w="0" w:type="auto"/>
+          </w:tcPr>
+          <w:p>
+            <w:pPr>
+              <w:cnfStyle w:val="000000000000" w:firstRow="0" w:lastRow="0" w:firstColumn="0" w:lastColumn="0" w:oddVBand="0" w:evenVBand="0" w:oddHBand="0" w:evenHBand="0" w:firstRowFirstColumn="0" w:firstRowLastColumn="0" w:lastRowFirstColumn="0" w:lastRowLastColumn="0"/>
+            </w:pPr>
+            <w:r>
+              <w:rPr>
+                <w:rFonts w:ascii="Arial" w:hAnsi="Arial"/>
+                <w:color w:val="404040"/>
+                <w:sz w:val="20"/>
+                <w:szCs w:val="20"/>
+              </w:rPr>
+              <w:lastRenderedPageBreak/>
+              <w:t xml:space="preserve">Deployment authorisation </w:t>
+            </w:r>
+            <w:r>
+              <w:rPr>
+                <w:rFonts w:ascii="Arial" w:hAnsi="Arial"/>
+                <w:color w:val="404040"/>
+                <w:sz w:val="20"/>
+                <w:szCs w:val="20"/>
+              </w:rPr>
+              <w:lastRenderedPageBreak/>
+              <w:t>record; LMS configuration</w:t>
             </w:r>
           </w:p>
         </w:tc>
       </w:tr>
       <w:tr>
-        <w:tblPrEx>
-          <w:tblCellMar>
-            <w:top w:w="0" w:type="dxa"/>
-            <w:bottom w:w="0" w:type="dxa"/>
-          </w:tblCellMar>
-        </w:tblPrEx>
-        <w:tc>
-          <w:tcPr>
-            <w:tcW w:w="0" w:type="auto"/>
-            <w:tcBorders>
-              <w:top w:val="single" w:sz="1" w:space="0" w:color="CCCCCC"/>
-              <w:left w:val="single" w:sz="1" w:space="0" w:color="CCCCCC"/>
-              <w:bottom w:val="single" w:sz="1" w:space="0" w:color="CCCCCC"/>
-              <w:right w:val="single" w:sz="1" w:space="0" w:color="CCCCCC"/>
-            </w:tcBorders>
-            <w:shd w:val="clear" w:color="auto" w:fill="D6E4F0"/>
-            <w:tcMar>
-              <w:top w:w="80" w:type="dxa"/>
-              <w:left w:w="120" w:type="dxa"/>
-              <w:bottom w:w="80" w:type="dxa"/>
-              <w:right w:w="120" w:type="dxa"/>
-            </w:tcMar>
+        <w:trPr>
+          <w:cnfStyle w:val="000000100000" w:firstRow="0" w:lastRow="0" w:firstColumn="0" w:lastColumn="0" w:oddVBand="0" w:evenVBand="0" w:oddHBand="1" w:evenHBand="0" w:firstRowFirstColumn="0" w:firstRowLastColumn="0" w:lastRowFirstColumn="0" w:lastRowLastColumn="0"/>
+        </w:trPr>
+        <w:tc>
+          <w:tcPr>
+            <w:cnfStyle w:val="001000000000" w:firstRow="0" w:lastRow="0" w:firstColumn="1" w:lastColumn="0" w:oddVBand="0" w:evenVBand="0" w:oddHBand="0" w:evenHBand="0" w:firstRowFirstColumn="0" w:firstRowLastColumn="0" w:lastRowFirstColumn="0" w:lastRowLastColumn="0"/>
+            <w:tcW w:w="0" w:type="auto"/>
           </w:tcPr>
           <w:p>
             <w:pPr>
               <w:jc w:val="center"/>
+            </w:pPr>
+            <w:r>
+              <w:rPr>
+                <w:rFonts w:ascii="Arial" w:hAnsi="Arial"/>
+                <w:color w:val="404040"/>
+                <w:sz w:val="20"/>
+                <w:szCs w:val="20"/>
+              </w:rPr>
+              <w:lastRenderedPageBreak/>
+              <w:t>STEP 7</w:t>
+            </w:r>
+          </w:p>
+        </w:tc>
+        <w:tc>
+          <w:tcPr>
+            <w:tcW w:w="0" w:type="auto"/>
+          </w:tcPr>
+          <w:p>
+            <w:pPr>
+              <w:cnfStyle w:val="000000100000" w:firstRow="0" w:lastRow="0" w:firstColumn="0" w:lastColumn="0" w:oddVBand="0" w:evenVBand="0" w:oddHBand="1" w:evenHBand="0" w:firstRowFirstColumn="0" w:firstRowLastColumn="0" w:lastRowFirstColumn="0" w:lastRowLastColumn="0"/>
             </w:pPr>
             <w:r>
               <w:rPr>
@@ -668,28 +1376,137 @@
                 <w:sz w:val="20"/>
                 <w:szCs w:val="20"/>
               </w:rPr>
-              <w:t>STEP 1</w:t>
-            </w:r>
-          </w:p>
-        </w:tc>
-        <w:tc>
-          <w:tcPr>
-            <w:tcW w:w="0" w:type="auto"/>
-            <w:tcBorders>
-              <w:top w:val="single" w:sz="1" w:space="0" w:color="CCCCCC"/>
-              <w:left w:val="single" w:sz="1" w:space="0" w:color="CCCCCC"/>
-              <w:bottom w:val="single" w:sz="1" w:space="0" w:color="CCCCCC"/>
-              <w:right w:val="single" w:sz="1" w:space="0" w:color="CCCCCC"/>
-            </w:tcBorders>
-            <w:shd w:val="clear" w:color="auto" w:fill="D6E4F0"/>
-            <w:tcMar>
-              <w:top w:w="80" w:type="dxa"/>
-              <w:left w:w="120" w:type="dxa"/>
-              <w:bottom w:w="80" w:type="dxa"/>
-              <w:right w:w="120" w:type="dxa"/>
-            </w:tcMar>
-          </w:tcPr>
-          <w:p>
+              <w:t>Deployment</w:t>
+            </w:r>
+          </w:p>
+        </w:tc>
+        <w:tc>
+          <w:tcPr>
+            <w:tcW w:w="0" w:type="auto"/>
+          </w:tcPr>
+          <w:p>
+            <w:pPr>
+              <w:cnfStyle w:val="000000100000" w:firstRow="0" w:lastRow="0" w:firstColumn="0" w:lastColumn="0" w:oddVBand="0" w:evenVBand="0" w:oddHBand="1" w:evenHBand="0" w:firstRowFirstColumn="0" w:firstRowLastColumn="0" w:lastRowFirstColumn="0" w:lastRowLastColumn="0"/>
+            </w:pPr>
+            <w:r>
+              <w:rPr>
+                <w:rFonts w:ascii="Arial" w:hAnsi="Arial"/>
+                <w:color w:val="404040"/>
+                <w:sz w:val="20"/>
+                <w:szCs w:val="20"/>
+              </w:rPr>
+              <w:t xml:space="preserve">SETA </w:t>
+            </w:r>
+            <w:proofErr w:type="spellStart"/>
+            <w:r>
+              <w:rPr>
+                <w:rFonts w:ascii="Arial" w:hAnsi="Arial"/>
+                <w:color w:val="404040"/>
+                <w:sz w:val="20"/>
+                <w:szCs w:val="20"/>
+              </w:rPr>
+              <w:t>Programme</w:t>
+            </w:r>
+            <w:proofErr w:type="spellEnd"/>
+            <w:r>
+              <w:rPr>
+                <w:rFonts w:ascii="Arial" w:hAnsi="Arial"/>
+                <w:color w:val="404040"/>
+                <w:sz w:val="20"/>
+                <w:szCs w:val="20"/>
+              </w:rPr>
+              <w:t xml:space="preserve"> Owner</w:t>
+            </w:r>
+          </w:p>
+        </w:tc>
+        <w:tc>
+          <w:tcPr>
+            <w:tcW w:w="0" w:type="auto"/>
+          </w:tcPr>
+          <w:p>
+            <w:pPr>
+              <w:jc w:val="center"/>
+              <w:cnfStyle w:val="000000100000" w:firstRow="0" w:lastRow="0" w:firstColumn="0" w:lastColumn="0" w:oddVBand="0" w:evenVBand="0" w:oddHBand="1" w:evenHBand="0" w:firstRowFirstColumn="0" w:firstRowLastColumn="0" w:lastRowFirstColumn="0" w:lastRowLastColumn="0"/>
+            </w:pPr>
+            <w:r>
+              <w:rPr>
+                <w:rFonts w:ascii="Arial" w:hAnsi="Arial"/>
+                <w:color w:val="404040"/>
+                <w:sz w:val="20"/>
+                <w:szCs w:val="20"/>
+              </w:rPr>
+              <w:t>Day 30 (SLA deadline)</w:t>
+            </w:r>
+          </w:p>
+        </w:tc>
+        <w:tc>
+          <w:tcPr>
+            <w:tcW w:w="0" w:type="auto"/>
+          </w:tcPr>
+          <w:p>
+            <w:pPr>
+              <w:cnfStyle w:val="000000100000" w:firstRow="0" w:lastRow="0" w:firstColumn="0" w:lastColumn="0" w:oddVBand="0" w:evenVBand="0" w:oddHBand="1" w:evenHBand="0" w:firstRowFirstColumn="0" w:firstRowLastColumn="0" w:lastRowFirstColumn="0" w:lastRowLastColumn="0"/>
+            </w:pPr>
+            <w:r>
+              <w:rPr>
+                <w:rFonts w:ascii="Arial" w:hAnsi="Arial"/>
+                <w:color w:val="404040"/>
+                <w:sz w:val="20"/>
+                <w:szCs w:val="20"/>
+              </w:rPr>
+              <w:t>Training module deployed to target audience via LMS. Notification sent to audience. Simulation updated if applicable to reflect new behaviour pattern.</w:t>
+            </w:r>
+          </w:p>
+        </w:tc>
+        <w:tc>
+          <w:tcPr>
+            <w:tcW w:w="0" w:type="auto"/>
+          </w:tcPr>
+          <w:p>
+            <w:pPr>
+              <w:cnfStyle w:val="000000100000" w:firstRow="0" w:lastRow="0" w:firstColumn="0" w:lastColumn="0" w:oddVBand="0" w:evenVBand="0" w:oddHBand="1" w:evenHBand="0" w:firstRowFirstColumn="0" w:firstRowLastColumn="0" w:lastRowFirstColumn="0" w:lastRowLastColumn="0"/>
+            </w:pPr>
+            <w:r>
+              <w:rPr>
+                <w:rFonts w:ascii="Arial" w:hAnsi="Arial"/>
+                <w:color w:val="404040"/>
+                <w:sz w:val="20"/>
+                <w:szCs w:val="20"/>
+              </w:rPr>
+              <w:t>LMS deployment log; notification record</w:t>
+            </w:r>
+          </w:p>
+        </w:tc>
+      </w:tr>
+      <w:tr>
+        <w:tc>
+          <w:tcPr>
+            <w:cnfStyle w:val="001000000000" w:firstRow="0" w:lastRow="0" w:firstColumn="1" w:lastColumn="0" w:oddVBand="0" w:evenVBand="0" w:oddHBand="0" w:evenHBand="0" w:firstRowFirstColumn="0" w:firstRowLastColumn="0" w:lastRowFirstColumn="0" w:lastRowLastColumn="0"/>
+            <w:tcW w:w="0" w:type="auto"/>
+          </w:tcPr>
+          <w:p>
+            <w:pPr>
+              <w:jc w:val="center"/>
+            </w:pPr>
+            <w:r>
+              <w:rPr>
+                <w:rFonts w:ascii="Arial" w:hAnsi="Arial"/>
+                <w:color w:val="404040"/>
+                <w:sz w:val="20"/>
+                <w:szCs w:val="20"/>
+              </w:rPr>
+              <w:t>STEP 8</w:t>
+            </w:r>
+          </w:p>
+        </w:tc>
+        <w:tc>
+          <w:tcPr>
+            <w:tcW w:w="0" w:type="auto"/>
+          </w:tcPr>
+          <w:p>
+            <w:pPr>
+              <w:cnfStyle w:val="000000000000" w:firstRow="0" w:lastRow="0" w:firstColumn="0" w:lastColumn="0" w:oddVBand="0" w:evenVBand="0" w:oddHBand="0" w:evenHBand="0" w:firstRowFirstColumn="0" w:firstRowLastColumn="0" w:lastRowFirstColumn="0" w:lastRowLastColumn="0"/>
+            </w:pPr>
             <w:r>
               <w:rPr>
                 <w:rFonts w:ascii="Arial" w:hAnsi="Arial"/>
@@ -699,1505 +1516,57 @@
                 <w:sz w:val="20"/>
                 <w:szCs w:val="20"/>
               </w:rPr>
-              <w:t>Incident Confirmed</w:t>
-            </w:r>
-          </w:p>
-        </w:tc>
-        <w:tc>
-          <w:tcPr>
-            <w:tcW w:w="0" w:type="auto"/>
-            <w:tcBorders>
-              <w:top w:val="single" w:sz="1" w:space="0" w:color="CCCCCC"/>
-              <w:left w:val="single" w:sz="1" w:space="0" w:color="CCCCCC"/>
-              <w:bottom w:val="single" w:sz="1" w:space="0" w:color="CCCCCC"/>
-              <w:right w:val="single" w:sz="1" w:space="0" w:color="CCCCCC"/>
-            </w:tcBorders>
-            <w:shd w:val="clear" w:color="auto" w:fill="D6E4F0"/>
-            <w:tcMar>
-              <w:top w:w="80" w:type="dxa"/>
-              <w:left w:w="120" w:type="dxa"/>
-              <w:bottom w:w="80" w:type="dxa"/>
-              <w:right w:w="120" w:type="dxa"/>
-            </w:tcMar>
-          </w:tcPr>
-          <w:p>
-            <w:r>
-              <w:rPr>
-                <w:rFonts w:ascii="Arial" w:hAnsi="Arial"/>
-                <w:color w:val="404040"/>
-                <w:sz w:val="20"/>
-                <w:szCs w:val="20"/>
-              </w:rPr>
-              <w:t xml:space="preserve">IR </w:t>
-            </w:r>
-            <w:proofErr w:type="gramStart"/>
-            <w:r>
-              <w:rPr>
-                <w:rFonts w:ascii="Arial" w:hAnsi="Arial"/>
-                <w:color w:val="404040"/>
-                <w:sz w:val="20"/>
-                <w:szCs w:val="20"/>
-              </w:rPr>
-              <w:t>Lead</w:t>
-            </w:r>
-            <w:proofErr w:type="gramEnd"/>
-          </w:p>
-        </w:tc>
-        <w:tc>
-          <w:tcPr>
-            <w:tcW w:w="0" w:type="auto"/>
-            <w:tcBorders>
-              <w:top w:val="single" w:sz="1" w:space="0" w:color="CCCCCC"/>
-              <w:left w:val="single" w:sz="1" w:space="0" w:color="CCCCCC"/>
-              <w:bottom w:val="single" w:sz="1" w:space="0" w:color="CCCCCC"/>
-              <w:right w:val="single" w:sz="1" w:space="0" w:color="CCCCCC"/>
-            </w:tcBorders>
-            <w:shd w:val="clear" w:color="auto" w:fill="D6E4F0"/>
-            <w:tcMar>
-              <w:top w:w="80" w:type="dxa"/>
-              <w:left w:w="120" w:type="dxa"/>
-              <w:bottom w:w="80" w:type="dxa"/>
-              <w:right w:w="120" w:type="dxa"/>
-            </w:tcMar>
+              <w:t>Completion Tracking and Closure</w:t>
+            </w:r>
+          </w:p>
+        </w:tc>
+        <w:tc>
+          <w:tcPr>
+            <w:tcW w:w="0" w:type="auto"/>
+          </w:tcPr>
+          <w:p>
+            <w:pPr>
+              <w:cnfStyle w:val="000000000000" w:firstRow="0" w:lastRow="0" w:firstColumn="0" w:lastColumn="0" w:oddVBand="0" w:evenVBand="0" w:oddHBand="0" w:evenHBand="0" w:firstRowFirstColumn="0" w:firstRowLastColumn="0" w:lastRowFirstColumn="0" w:lastRowLastColumn="0"/>
+            </w:pPr>
+            <w:r>
+              <w:rPr>
+                <w:rFonts w:ascii="Arial" w:hAnsi="Arial"/>
+                <w:color w:val="404040"/>
+                <w:sz w:val="20"/>
+                <w:szCs w:val="20"/>
+              </w:rPr>
+              <w:t xml:space="preserve">SETA </w:t>
+            </w:r>
+            <w:proofErr w:type="spellStart"/>
+            <w:r>
+              <w:rPr>
+                <w:rFonts w:ascii="Arial" w:hAnsi="Arial"/>
+                <w:color w:val="404040"/>
+                <w:sz w:val="20"/>
+                <w:szCs w:val="20"/>
+              </w:rPr>
+              <w:t>Programme</w:t>
+            </w:r>
+            <w:proofErr w:type="spellEnd"/>
+            <w:r>
+              <w:rPr>
+                <w:rFonts w:ascii="Arial" w:hAnsi="Arial"/>
+                <w:color w:val="404040"/>
+                <w:sz w:val="20"/>
+                <w:szCs w:val="20"/>
+              </w:rPr>
+              <w:t xml:space="preserve"> Owner + GRC Director</w:t>
+            </w:r>
+          </w:p>
+        </w:tc>
+        <w:tc>
+          <w:tcPr>
+            <w:tcW w:w="0" w:type="auto"/>
           </w:tcPr>
           <w:p>
             <w:pPr>
               <w:jc w:val="center"/>
-            </w:pPr>
-            <w:r>
-              <w:rPr>
-                <w:rFonts w:ascii="Arial" w:hAnsi="Arial"/>
-                <w:color w:val="404040"/>
-                <w:sz w:val="20"/>
-                <w:szCs w:val="20"/>
-              </w:rPr>
-              <w:t>Day 0</w:t>
-            </w:r>
-          </w:p>
-        </w:tc>
-        <w:tc>
-          <w:tcPr>
-            <w:tcW w:w="0" w:type="auto"/>
-            <w:tcBorders>
-              <w:top w:val="single" w:sz="1" w:space="0" w:color="CCCCCC"/>
-              <w:left w:val="single" w:sz="1" w:space="0" w:color="CCCCCC"/>
-              <w:bottom w:val="single" w:sz="1" w:space="0" w:color="CCCCCC"/>
-              <w:right w:val="single" w:sz="1" w:space="0" w:color="CCCCCC"/>
-            </w:tcBorders>
-            <w:shd w:val="clear" w:color="auto" w:fill="D6E4F0"/>
-            <w:tcMar>
-              <w:top w:w="80" w:type="dxa"/>
-              <w:left w:w="120" w:type="dxa"/>
-              <w:bottom w:w="80" w:type="dxa"/>
-              <w:right w:w="120" w:type="dxa"/>
-            </w:tcMar>
-          </w:tcPr>
-          <w:p>
-            <w:r>
-              <w:rPr>
-                <w:rFonts w:ascii="Arial" w:hAnsi="Arial"/>
-                <w:color w:val="404040"/>
-                <w:sz w:val="20"/>
-                <w:szCs w:val="20"/>
-              </w:rPr>
-              <w:t>IR system flags incident. If human-behaviour element is suspected or confirmed, SETA Pipeline ticket is created in GRC platform automatically via integration.</w:t>
-            </w:r>
-          </w:p>
-        </w:tc>
-        <w:tc>
-          <w:tcPr>
-            <w:tcW w:w="0" w:type="auto"/>
-            <w:tcBorders>
-              <w:top w:val="single" w:sz="1" w:space="0" w:color="CCCCCC"/>
-              <w:left w:val="single" w:sz="1" w:space="0" w:color="CCCCCC"/>
-              <w:bottom w:val="single" w:sz="1" w:space="0" w:color="CCCCCC"/>
-              <w:right w:val="single" w:sz="1" w:space="0" w:color="CCCCCC"/>
-            </w:tcBorders>
-            <w:shd w:val="clear" w:color="auto" w:fill="D6E4F0"/>
-            <w:tcMar>
-              <w:top w:w="80" w:type="dxa"/>
-              <w:left w:w="120" w:type="dxa"/>
-              <w:bottom w:w="80" w:type="dxa"/>
-              <w:right w:w="120" w:type="dxa"/>
-            </w:tcMar>
-          </w:tcPr>
-          <w:p>
-            <w:r>
-              <w:rPr>
-                <w:rFonts w:ascii="Arial" w:hAnsi="Arial"/>
-                <w:color w:val="404040"/>
-                <w:sz w:val="20"/>
-                <w:szCs w:val="20"/>
-              </w:rPr>
-              <w:t>IR system; GRC platform (automated trigger)</w:t>
-            </w:r>
-          </w:p>
-        </w:tc>
-      </w:tr>
-      <w:tr>
-        <w:tblPrEx>
-          <w:tblCellMar>
-            <w:top w:w="0" w:type="dxa"/>
-            <w:bottom w:w="0" w:type="dxa"/>
-          </w:tblCellMar>
-        </w:tblPrEx>
-        <w:tc>
-          <w:tcPr>
-            <w:tcW w:w="0" w:type="auto"/>
-            <w:tcBorders>
-              <w:top w:val="single" w:sz="1" w:space="0" w:color="CCCCCC"/>
-              <w:left w:val="single" w:sz="1" w:space="0" w:color="CCCCCC"/>
-              <w:bottom w:val="single" w:sz="1" w:space="0" w:color="CCCCCC"/>
-              <w:right w:val="single" w:sz="1" w:space="0" w:color="CCCCCC"/>
-            </w:tcBorders>
-            <w:shd w:val="clear" w:color="auto" w:fill="FFFFFF"/>
-            <w:tcMar>
-              <w:top w:w="80" w:type="dxa"/>
-              <w:left w:w="120" w:type="dxa"/>
-              <w:bottom w:w="80" w:type="dxa"/>
-              <w:right w:w="120" w:type="dxa"/>
-            </w:tcMar>
-          </w:tcPr>
-          <w:p>
-            <w:pPr>
-              <w:jc w:val="center"/>
-            </w:pPr>
-            <w:r>
-              <w:rPr>
-                <w:rFonts w:ascii="Arial" w:hAnsi="Arial"/>
-                <w:b/>
-                <w:bCs/>
-                <w:color w:val="404040"/>
-                <w:sz w:val="20"/>
-                <w:szCs w:val="20"/>
-              </w:rPr>
-              <w:t>STEP 2</w:t>
-            </w:r>
-          </w:p>
-        </w:tc>
-        <w:tc>
-          <w:tcPr>
-            <w:tcW w:w="0" w:type="auto"/>
-            <w:tcBorders>
-              <w:top w:val="single" w:sz="1" w:space="0" w:color="CCCCCC"/>
-              <w:left w:val="single" w:sz="1" w:space="0" w:color="CCCCCC"/>
-              <w:bottom w:val="single" w:sz="1" w:space="0" w:color="CCCCCC"/>
-              <w:right w:val="single" w:sz="1" w:space="0" w:color="CCCCCC"/>
-            </w:tcBorders>
-            <w:shd w:val="clear" w:color="auto" w:fill="FFFFFF"/>
-            <w:tcMar>
-              <w:top w:w="80" w:type="dxa"/>
-              <w:left w:w="120" w:type="dxa"/>
-              <w:bottom w:w="80" w:type="dxa"/>
-              <w:right w:w="120" w:type="dxa"/>
-            </w:tcMar>
-          </w:tcPr>
-          <w:p>
-            <w:r>
-              <w:rPr>
-                <w:rFonts w:ascii="Arial" w:hAnsi="Arial"/>
-                <w:b/>
-                <w:bCs/>
-                <w:color w:val="404040"/>
-                <w:sz w:val="20"/>
-                <w:szCs w:val="20"/>
-              </w:rPr>
-              <w:t>Post-Incident Review (PIR)</w:t>
-            </w:r>
-          </w:p>
-        </w:tc>
-        <w:tc>
-          <w:tcPr>
-            <w:tcW w:w="0" w:type="auto"/>
-            <w:tcBorders>
-              <w:top w:val="single" w:sz="1" w:space="0" w:color="CCCCCC"/>
-              <w:left w:val="single" w:sz="1" w:space="0" w:color="CCCCCC"/>
-              <w:bottom w:val="single" w:sz="1" w:space="0" w:color="CCCCCC"/>
-              <w:right w:val="single" w:sz="1" w:space="0" w:color="CCCCCC"/>
-            </w:tcBorders>
-            <w:shd w:val="clear" w:color="auto" w:fill="FFFFFF"/>
-            <w:tcMar>
-              <w:top w:w="80" w:type="dxa"/>
-              <w:left w:w="120" w:type="dxa"/>
-              <w:bottom w:w="80" w:type="dxa"/>
-              <w:right w:w="120" w:type="dxa"/>
-            </w:tcMar>
-          </w:tcPr>
-          <w:p>
-            <w:r>
-              <w:rPr>
-                <w:rFonts w:ascii="Arial" w:hAnsi="Arial"/>
-                <w:color w:val="404040"/>
-                <w:sz w:val="20"/>
-                <w:szCs w:val="20"/>
-              </w:rPr>
-              <w:t xml:space="preserve">IR </w:t>
-            </w:r>
-            <w:proofErr w:type="gramStart"/>
-            <w:r>
-              <w:rPr>
-                <w:rFonts w:ascii="Arial" w:hAnsi="Arial"/>
-                <w:color w:val="404040"/>
-                <w:sz w:val="20"/>
-                <w:szCs w:val="20"/>
-              </w:rPr>
-              <w:t>Lead</w:t>
-            </w:r>
-            <w:proofErr w:type="gramEnd"/>
-            <w:r>
-              <w:rPr>
-                <w:rFonts w:ascii="Arial" w:hAnsi="Arial"/>
-                <w:color w:val="404040"/>
-                <w:sz w:val="20"/>
-                <w:szCs w:val="20"/>
-              </w:rPr>
-              <w:t xml:space="preserve"> + GRC Director</w:t>
-            </w:r>
-          </w:p>
-        </w:tc>
-        <w:tc>
-          <w:tcPr>
-            <w:tcW w:w="0" w:type="auto"/>
-            <w:tcBorders>
-              <w:top w:val="single" w:sz="1" w:space="0" w:color="CCCCCC"/>
-              <w:left w:val="single" w:sz="1" w:space="0" w:color="CCCCCC"/>
-              <w:bottom w:val="single" w:sz="1" w:space="0" w:color="CCCCCC"/>
-              <w:right w:val="single" w:sz="1" w:space="0" w:color="CCCCCC"/>
-            </w:tcBorders>
-            <w:shd w:val="clear" w:color="auto" w:fill="FFFFFF"/>
-            <w:tcMar>
-              <w:top w:w="80" w:type="dxa"/>
-              <w:left w:w="120" w:type="dxa"/>
-              <w:bottom w:w="80" w:type="dxa"/>
-              <w:right w:w="120" w:type="dxa"/>
-            </w:tcMar>
-          </w:tcPr>
-          <w:p>
-            <w:pPr>
-              <w:jc w:val="center"/>
-            </w:pPr>
-            <w:r>
-              <w:rPr>
-                <w:rFonts w:ascii="Arial" w:hAnsi="Arial"/>
-                <w:color w:val="404040"/>
-                <w:sz w:val="20"/>
-                <w:szCs w:val="20"/>
-              </w:rPr>
-              <w:t>Day 1–5 post-incident</w:t>
-            </w:r>
-          </w:p>
-        </w:tc>
-        <w:tc>
-          <w:tcPr>
-            <w:tcW w:w="0" w:type="auto"/>
-            <w:tcBorders>
-              <w:top w:val="single" w:sz="1" w:space="0" w:color="CCCCCC"/>
-              <w:left w:val="single" w:sz="1" w:space="0" w:color="CCCCCC"/>
-              <w:bottom w:val="single" w:sz="1" w:space="0" w:color="CCCCCC"/>
-              <w:right w:val="single" w:sz="1" w:space="0" w:color="CCCCCC"/>
-            </w:tcBorders>
-            <w:shd w:val="clear" w:color="auto" w:fill="FFFFFF"/>
-            <w:tcMar>
-              <w:top w:w="80" w:type="dxa"/>
-              <w:left w:w="120" w:type="dxa"/>
-              <w:bottom w:w="80" w:type="dxa"/>
-              <w:right w:w="120" w:type="dxa"/>
-            </w:tcMar>
-          </w:tcPr>
-          <w:p>
-            <w:r>
-              <w:rPr>
-                <w:rFonts w:ascii="Arial" w:hAnsi="Arial"/>
-                <w:color w:val="404040"/>
-                <w:sz w:val="20"/>
-                <w:szCs w:val="20"/>
-              </w:rPr>
-              <w:t>PIR conducted. Human-behaviour root cause analysis completed. Specific behaviour failure mode documented (e.g., 'finance employee responded to BEC targeting wire transfer authorisation').</w:t>
-            </w:r>
-          </w:p>
-        </w:tc>
-        <w:tc>
-          <w:tcPr>
-            <w:tcW w:w="0" w:type="auto"/>
-            <w:tcBorders>
-              <w:top w:val="single" w:sz="1" w:space="0" w:color="CCCCCC"/>
-              <w:left w:val="single" w:sz="1" w:space="0" w:color="CCCCCC"/>
-              <w:bottom w:val="single" w:sz="1" w:space="0" w:color="CCCCCC"/>
-              <w:right w:val="single" w:sz="1" w:space="0" w:color="CCCCCC"/>
-            </w:tcBorders>
-            <w:shd w:val="clear" w:color="auto" w:fill="FFFFFF"/>
-            <w:tcMar>
-              <w:top w:w="80" w:type="dxa"/>
-              <w:left w:w="120" w:type="dxa"/>
-              <w:bottom w:w="80" w:type="dxa"/>
-              <w:right w:w="120" w:type="dxa"/>
-            </w:tcMar>
-          </w:tcPr>
-          <w:p>
-            <w:r>
-              <w:rPr>
-                <w:rFonts w:ascii="Arial" w:hAnsi="Arial"/>
-                <w:color w:val="404040"/>
-                <w:sz w:val="20"/>
-                <w:szCs w:val="20"/>
-              </w:rPr>
-              <w:t>PIR report; behaviour failure mode form</w:t>
-            </w:r>
-          </w:p>
-        </w:tc>
-      </w:tr>
-      <w:tr>
-        <w:tblPrEx>
-          <w:tblCellMar>
-            <w:top w:w="0" w:type="dxa"/>
-            <w:bottom w:w="0" w:type="dxa"/>
-          </w:tblCellMar>
-        </w:tblPrEx>
-        <w:tc>
-          <w:tcPr>
-            <w:tcW w:w="0" w:type="auto"/>
-            <w:tcBorders>
-              <w:top w:val="single" w:sz="1" w:space="0" w:color="CCCCCC"/>
-              <w:left w:val="single" w:sz="1" w:space="0" w:color="CCCCCC"/>
-              <w:bottom w:val="single" w:sz="1" w:space="0" w:color="CCCCCC"/>
-              <w:right w:val="single" w:sz="1" w:space="0" w:color="CCCCCC"/>
-            </w:tcBorders>
-            <w:shd w:val="clear" w:color="auto" w:fill="D6E4F0"/>
-            <w:tcMar>
-              <w:top w:w="80" w:type="dxa"/>
-              <w:left w:w="120" w:type="dxa"/>
-              <w:bottom w:w="80" w:type="dxa"/>
-              <w:right w:w="120" w:type="dxa"/>
-            </w:tcMar>
-          </w:tcPr>
-          <w:p>
-            <w:pPr>
-              <w:jc w:val="center"/>
-            </w:pPr>
-            <w:r>
-              <w:rPr>
-                <w:rFonts w:ascii="Arial" w:hAnsi="Arial"/>
-                <w:b/>
-                <w:bCs/>
-                <w:color w:val="404040"/>
-                <w:sz w:val="20"/>
-                <w:szCs w:val="20"/>
-              </w:rPr>
-              <w:t>STEP 3</w:t>
-            </w:r>
-          </w:p>
-        </w:tc>
-        <w:tc>
-          <w:tcPr>
-            <w:tcW w:w="0" w:type="auto"/>
-            <w:tcBorders>
-              <w:top w:val="single" w:sz="1" w:space="0" w:color="CCCCCC"/>
-              <w:left w:val="single" w:sz="1" w:space="0" w:color="CCCCCC"/>
-              <w:bottom w:val="single" w:sz="1" w:space="0" w:color="CCCCCC"/>
-              <w:right w:val="single" w:sz="1" w:space="0" w:color="CCCCCC"/>
-            </w:tcBorders>
-            <w:shd w:val="clear" w:color="auto" w:fill="D6E4F0"/>
-            <w:tcMar>
-              <w:top w:w="80" w:type="dxa"/>
-              <w:left w:w="120" w:type="dxa"/>
-              <w:bottom w:w="80" w:type="dxa"/>
-              <w:right w:w="120" w:type="dxa"/>
-            </w:tcMar>
-          </w:tcPr>
-          <w:p>
-            <w:r>
-              <w:rPr>
-                <w:rFonts w:ascii="Arial" w:hAnsi="Arial"/>
-                <w:b/>
-                <w:bCs/>
-                <w:color w:val="404040"/>
-                <w:sz w:val="20"/>
-                <w:szCs w:val="20"/>
-              </w:rPr>
-              <w:t>SETA Remediation Ticket Issued</w:t>
-            </w:r>
-          </w:p>
-        </w:tc>
-        <w:tc>
-          <w:tcPr>
-            <w:tcW w:w="0" w:type="auto"/>
-            <w:tcBorders>
-              <w:top w:val="single" w:sz="1" w:space="0" w:color="CCCCCC"/>
-              <w:left w:val="single" w:sz="1" w:space="0" w:color="CCCCCC"/>
-              <w:bottom w:val="single" w:sz="1" w:space="0" w:color="CCCCCC"/>
-              <w:right w:val="single" w:sz="1" w:space="0" w:color="CCCCCC"/>
-            </w:tcBorders>
-            <w:shd w:val="clear" w:color="auto" w:fill="D6E4F0"/>
-            <w:tcMar>
-              <w:top w:w="80" w:type="dxa"/>
-              <w:left w:w="120" w:type="dxa"/>
-              <w:bottom w:w="80" w:type="dxa"/>
-              <w:right w:w="120" w:type="dxa"/>
-            </w:tcMar>
-          </w:tcPr>
-          <w:p>
-            <w:r>
-              <w:rPr>
-                <w:rFonts w:ascii="Arial" w:hAnsi="Arial"/>
-                <w:color w:val="404040"/>
-                <w:sz w:val="20"/>
-                <w:szCs w:val="20"/>
-              </w:rPr>
-              <w:t>GRC Director</w:t>
-            </w:r>
-          </w:p>
-        </w:tc>
-        <w:tc>
-          <w:tcPr>
-            <w:tcW w:w="0" w:type="auto"/>
-            <w:tcBorders>
-              <w:top w:val="single" w:sz="1" w:space="0" w:color="CCCCCC"/>
-              <w:left w:val="single" w:sz="1" w:space="0" w:color="CCCCCC"/>
-              <w:bottom w:val="single" w:sz="1" w:space="0" w:color="CCCCCC"/>
-              <w:right w:val="single" w:sz="1" w:space="0" w:color="CCCCCC"/>
-            </w:tcBorders>
-            <w:shd w:val="clear" w:color="auto" w:fill="D6E4F0"/>
-            <w:tcMar>
-              <w:top w:w="80" w:type="dxa"/>
-              <w:left w:w="120" w:type="dxa"/>
-              <w:bottom w:w="80" w:type="dxa"/>
-              <w:right w:w="120" w:type="dxa"/>
-            </w:tcMar>
-          </w:tcPr>
-          <w:p>
-            <w:pPr>
-              <w:jc w:val="center"/>
-            </w:pPr>
-            <w:r>
-              <w:rPr>
-                <w:rFonts w:ascii="Arial" w:hAnsi="Arial"/>
-                <w:color w:val="404040"/>
-                <w:sz w:val="20"/>
-                <w:szCs w:val="20"/>
-              </w:rPr>
-              <w:t>Within 5 business days of PIR</w:t>
-            </w:r>
-          </w:p>
-        </w:tc>
-        <w:tc>
-          <w:tcPr>
-            <w:tcW w:w="0" w:type="auto"/>
-            <w:tcBorders>
-              <w:top w:val="single" w:sz="1" w:space="0" w:color="CCCCCC"/>
-              <w:left w:val="single" w:sz="1" w:space="0" w:color="CCCCCC"/>
-              <w:bottom w:val="single" w:sz="1" w:space="0" w:color="CCCCCC"/>
-              <w:right w:val="single" w:sz="1" w:space="0" w:color="CCCCCC"/>
-            </w:tcBorders>
-            <w:shd w:val="clear" w:color="auto" w:fill="D6E4F0"/>
-            <w:tcMar>
-              <w:top w:w="80" w:type="dxa"/>
-              <w:left w:w="120" w:type="dxa"/>
-              <w:bottom w:w="80" w:type="dxa"/>
-              <w:right w:w="120" w:type="dxa"/>
-            </w:tcMar>
-          </w:tcPr>
-          <w:p>
-            <w:r>
-              <w:rPr>
-                <w:rFonts w:ascii="Arial" w:hAnsi="Arial"/>
-                <w:color w:val="404040"/>
-                <w:sz w:val="20"/>
-                <w:szCs w:val="20"/>
-              </w:rPr>
-              <w:t>Structured SETA Remediation Ticket raised. Must include: behaviour failure mode, target audience, required content update or new module, deployment SLA, and accountable owner.</w:t>
-            </w:r>
-          </w:p>
-        </w:tc>
-        <w:tc>
-          <w:tcPr>
-            <w:tcW w:w="0" w:type="auto"/>
-            <w:tcBorders>
-              <w:top w:val="single" w:sz="1" w:space="0" w:color="CCCCCC"/>
-              <w:left w:val="single" w:sz="1" w:space="0" w:color="CCCCCC"/>
-              <w:bottom w:val="single" w:sz="1" w:space="0" w:color="CCCCCC"/>
-              <w:right w:val="single" w:sz="1" w:space="0" w:color="CCCCCC"/>
-            </w:tcBorders>
-            <w:shd w:val="clear" w:color="auto" w:fill="D6E4F0"/>
-            <w:tcMar>
-              <w:top w:w="80" w:type="dxa"/>
-              <w:left w:w="120" w:type="dxa"/>
-              <w:bottom w:w="80" w:type="dxa"/>
-              <w:right w:w="120" w:type="dxa"/>
-            </w:tcMar>
-          </w:tcPr>
-          <w:p>
-            <w:r>
-              <w:rPr>
-                <w:rFonts w:ascii="Arial" w:hAnsi="Arial"/>
-                <w:color w:val="404040"/>
-                <w:sz w:val="20"/>
-                <w:szCs w:val="20"/>
-              </w:rPr>
-              <w:t>Remediation Ticket (see template below)</w:t>
-            </w:r>
-          </w:p>
-        </w:tc>
-      </w:tr>
-      <w:tr>
-        <w:tblPrEx>
-          <w:tblCellMar>
-            <w:top w:w="0" w:type="dxa"/>
-            <w:bottom w:w="0" w:type="dxa"/>
-          </w:tblCellMar>
-        </w:tblPrEx>
-        <w:tc>
-          <w:tcPr>
-            <w:tcW w:w="0" w:type="auto"/>
-            <w:tcBorders>
-              <w:top w:val="single" w:sz="1" w:space="0" w:color="CCCCCC"/>
-              <w:left w:val="single" w:sz="1" w:space="0" w:color="CCCCCC"/>
-              <w:bottom w:val="single" w:sz="1" w:space="0" w:color="CCCCCC"/>
-              <w:right w:val="single" w:sz="1" w:space="0" w:color="CCCCCC"/>
-            </w:tcBorders>
-            <w:shd w:val="clear" w:color="auto" w:fill="FFFFFF"/>
-            <w:tcMar>
-              <w:top w:w="80" w:type="dxa"/>
-              <w:left w:w="120" w:type="dxa"/>
-              <w:bottom w:w="80" w:type="dxa"/>
-              <w:right w:w="120" w:type="dxa"/>
-            </w:tcMar>
-          </w:tcPr>
-          <w:p>
-            <w:pPr>
-              <w:jc w:val="center"/>
-            </w:pPr>
-            <w:r>
-              <w:rPr>
-                <w:rFonts w:ascii="Arial" w:hAnsi="Arial"/>
-                <w:b/>
-                <w:bCs/>
-                <w:color w:val="404040"/>
-                <w:sz w:val="20"/>
-                <w:szCs w:val="20"/>
-              </w:rPr>
-              <w:t>STEP 4</w:t>
-            </w:r>
-          </w:p>
-        </w:tc>
-        <w:tc>
-          <w:tcPr>
-            <w:tcW w:w="0" w:type="auto"/>
-            <w:tcBorders>
-              <w:top w:val="single" w:sz="1" w:space="0" w:color="CCCCCC"/>
-              <w:left w:val="single" w:sz="1" w:space="0" w:color="CCCCCC"/>
-              <w:bottom w:val="single" w:sz="1" w:space="0" w:color="CCCCCC"/>
-              <w:right w:val="single" w:sz="1" w:space="0" w:color="CCCCCC"/>
-            </w:tcBorders>
-            <w:shd w:val="clear" w:color="auto" w:fill="FFFFFF"/>
-            <w:tcMar>
-              <w:top w:w="80" w:type="dxa"/>
-              <w:left w:w="120" w:type="dxa"/>
-              <w:bottom w:w="80" w:type="dxa"/>
-              <w:right w:w="120" w:type="dxa"/>
-            </w:tcMar>
-          </w:tcPr>
-          <w:p>
-            <w:r>
-              <w:rPr>
-                <w:rFonts w:ascii="Arial" w:hAnsi="Arial"/>
-                <w:b/>
-                <w:bCs/>
-                <w:color w:val="404040"/>
-                <w:sz w:val="20"/>
-                <w:szCs w:val="20"/>
-              </w:rPr>
-              <w:t>Content Development or Update</w:t>
-            </w:r>
-          </w:p>
-        </w:tc>
-        <w:tc>
-          <w:tcPr>
-            <w:tcW w:w="0" w:type="auto"/>
-            <w:tcBorders>
-              <w:top w:val="single" w:sz="1" w:space="0" w:color="CCCCCC"/>
-              <w:left w:val="single" w:sz="1" w:space="0" w:color="CCCCCC"/>
-              <w:bottom w:val="single" w:sz="1" w:space="0" w:color="CCCCCC"/>
-              <w:right w:val="single" w:sz="1" w:space="0" w:color="CCCCCC"/>
-            </w:tcBorders>
-            <w:shd w:val="clear" w:color="auto" w:fill="FFFFFF"/>
-            <w:tcMar>
-              <w:top w:w="80" w:type="dxa"/>
-              <w:left w:w="120" w:type="dxa"/>
-              <w:bottom w:w="80" w:type="dxa"/>
-              <w:right w:w="120" w:type="dxa"/>
-            </w:tcMar>
-          </w:tcPr>
-          <w:p>
-            <w:r>
-              <w:rPr>
-                <w:rFonts w:ascii="Arial" w:hAnsi="Arial"/>
-                <w:color w:val="404040"/>
-                <w:sz w:val="20"/>
-                <w:szCs w:val="20"/>
-              </w:rPr>
-              <w:t xml:space="preserve">SETA </w:t>
-            </w:r>
-            <w:proofErr w:type="spellStart"/>
-            <w:r>
-              <w:rPr>
-                <w:rFonts w:ascii="Arial" w:hAnsi="Arial"/>
-                <w:color w:val="404040"/>
-                <w:sz w:val="20"/>
-                <w:szCs w:val="20"/>
-              </w:rPr>
-              <w:t>Programme</w:t>
-            </w:r>
-            <w:proofErr w:type="spellEnd"/>
-            <w:r>
-              <w:rPr>
-                <w:rFonts w:ascii="Arial" w:hAnsi="Arial"/>
-                <w:color w:val="404040"/>
-                <w:sz w:val="20"/>
-                <w:szCs w:val="20"/>
-              </w:rPr>
-              <w:t xml:space="preserve"> Owner</w:t>
-            </w:r>
-          </w:p>
-        </w:tc>
-        <w:tc>
-          <w:tcPr>
-            <w:tcW w:w="0" w:type="auto"/>
-            <w:tcBorders>
-              <w:top w:val="single" w:sz="1" w:space="0" w:color="CCCCCC"/>
-              <w:left w:val="single" w:sz="1" w:space="0" w:color="CCCCCC"/>
-              <w:bottom w:val="single" w:sz="1" w:space="0" w:color="CCCCCC"/>
-              <w:right w:val="single" w:sz="1" w:space="0" w:color="CCCCCC"/>
-            </w:tcBorders>
-            <w:shd w:val="clear" w:color="auto" w:fill="FFFFFF"/>
-            <w:tcMar>
-              <w:top w:w="80" w:type="dxa"/>
-              <w:left w:w="120" w:type="dxa"/>
-              <w:bottom w:w="80" w:type="dxa"/>
-              <w:right w:w="120" w:type="dxa"/>
-            </w:tcMar>
-          </w:tcPr>
-          <w:p>
-            <w:pPr>
-              <w:jc w:val="center"/>
-            </w:pPr>
-            <w:r>
-              <w:rPr>
-                <w:rFonts w:ascii="Arial" w:hAnsi="Arial"/>
-                <w:color w:val="404040"/>
-                <w:sz w:val="20"/>
-                <w:szCs w:val="20"/>
-              </w:rPr>
-              <w:t>Days 6–20</w:t>
-            </w:r>
-          </w:p>
-        </w:tc>
-        <w:tc>
-          <w:tcPr>
-            <w:tcW w:w="0" w:type="auto"/>
-            <w:tcBorders>
-              <w:top w:val="single" w:sz="1" w:space="0" w:color="CCCCCC"/>
-              <w:left w:val="single" w:sz="1" w:space="0" w:color="CCCCCC"/>
-              <w:bottom w:val="single" w:sz="1" w:space="0" w:color="CCCCCC"/>
-              <w:right w:val="single" w:sz="1" w:space="0" w:color="CCCCCC"/>
-            </w:tcBorders>
-            <w:shd w:val="clear" w:color="auto" w:fill="FFFFFF"/>
-            <w:tcMar>
-              <w:top w:w="80" w:type="dxa"/>
-              <w:left w:w="120" w:type="dxa"/>
-              <w:bottom w:w="80" w:type="dxa"/>
-              <w:right w:w="120" w:type="dxa"/>
-            </w:tcMar>
-          </w:tcPr>
-          <w:p>
-            <w:r>
-              <w:rPr>
-                <w:rFonts w:ascii="Arial" w:hAnsi="Arial"/>
-                <w:color w:val="404040"/>
-                <w:sz w:val="20"/>
-                <w:szCs w:val="20"/>
-              </w:rPr>
-              <w:t>Training content updated or new module developed. Content must reference the specific incident behaviour pattern without disclosing confidential incident details. Legal review required if regulatory notification occurred.</w:t>
-            </w:r>
-          </w:p>
-        </w:tc>
-        <w:tc>
-          <w:tcPr>
-            <w:tcW w:w="0" w:type="auto"/>
-            <w:tcBorders>
-              <w:top w:val="single" w:sz="1" w:space="0" w:color="CCCCCC"/>
-              <w:left w:val="single" w:sz="1" w:space="0" w:color="CCCCCC"/>
-              <w:bottom w:val="single" w:sz="1" w:space="0" w:color="CCCCCC"/>
-              <w:right w:val="single" w:sz="1" w:space="0" w:color="CCCCCC"/>
-            </w:tcBorders>
-            <w:shd w:val="clear" w:color="auto" w:fill="FFFFFF"/>
-            <w:tcMar>
-              <w:top w:w="80" w:type="dxa"/>
-              <w:left w:w="120" w:type="dxa"/>
-              <w:bottom w:w="80" w:type="dxa"/>
-              <w:right w:w="120" w:type="dxa"/>
-            </w:tcMar>
-          </w:tcPr>
-          <w:p>
-            <w:r>
-              <w:rPr>
-                <w:rFonts w:ascii="Arial" w:hAnsi="Arial"/>
-                <w:color w:val="404040"/>
-                <w:sz w:val="20"/>
-                <w:szCs w:val="20"/>
-              </w:rPr>
-              <w:t>Updated module draft; Legal sign-off if applicable</w:t>
-            </w:r>
-          </w:p>
-        </w:tc>
-      </w:tr>
-      <w:tr>
-        <w:tblPrEx>
-          <w:tblCellMar>
-            <w:top w:w="0" w:type="dxa"/>
-            <w:bottom w:w="0" w:type="dxa"/>
-          </w:tblCellMar>
-        </w:tblPrEx>
-        <w:tc>
-          <w:tcPr>
-            <w:tcW w:w="0" w:type="auto"/>
-            <w:tcBorders>
-              <w:top w:val="single" w:sz="1" w:space="0" w:color="CCCCCC"/>
-              <w:left w:val="single" w:sz="1" w:space="0" w:color="CCCCCC"/>
-              <w:bottom w:val="single" w:sz="1" w:space="0" w:color="CCCCCC"/>
-              <w:right w:val="single" w:sz="1" w:space="0" w:color="CCCCCC"/>
-            </w:tcBorders>
-            <w:shd w:val="clear" w:color="auto" w:fill="D6E4F0"/>
-            <w:tcMar>
-              <w:top w:w="80" w:type="dxa"/>
-              <w:left w:w="120" w:type="dxa"/>
-              <w:bottom w:w="80" w:type="dxa"/>
-              <w:right w:w="120" w:type="dxa"/>
-            </w:tcMar>
-          </w:tcPr>
-          <w:p>
-            <w:pPr>
-              <w:jc w:val="center"/>
-            </w:pPr>
-            <w:r>
-              <w:rPr>
-                <w:rFonts w:ascii="Arial" w:hAnsi="Arial"/>
-                <w:b/>
-                <w:bCs/>
-                <w:color w:val="404040"/>
-                <w:sz w:val="20"/>
-                <w:szCs w:val="20"/>
-              </w:rPr>
-              <w:t>STEP 5</w:t>
-            </w:r>
-          </w:p>
-        </w:tc>
-        <w:tc>
-          <w:tcPr>
-            <w:tcW w:w="0" w:type="auto"/>
-            <w:tcBorders>
-              <w:top w:val="single" w:sz="1" w:space="0" w:color="CCCCCC"/>
-              <w:left w:val="single" w:sz="1" w:space="0" w:color="CCCCCC"/>
-              <w:bottom w:val="single" w:sz="1" w:space="0" w:color="CCCCCC"/>
-              <w:right w:val="single" w:sz="1" w:space="0" w:color="CCCCCC"/>
-            </w:tcBorders>
-            <w:shd w:val="clear" w:color="auto" w:fill="D6E4F0"/>
-            <w:tcMar>
-              <w:top w:w="80" w:type="dxa"/>
-              <w:left w:w="120" w:type="dxa"/>
-              <w:bottom w:w="80" w:type="dxa"/>
-              <w:right w:w="120" w:type="dxa"/>
-            </w:tcMar>
-          </w:tcPr>
-          <w:p>
-            <w:r>
-              <w:rPr>
-                <w:rFonts w:ascii="Arial" w:hAnsi="Arial"/>
-                <w:b/>
-                <w:bCs/>
-                <w:color w:val="404040"/>
-                <w:sz w:val="20"/>
-                <w:szCs w:val="20"/>
-              </w:rPr>
-              <w:t>Regulatory and Legal Review</w:t>
-            </w:r>
-          </w:p>
-        </w:tc>
-        <w:tc>
-          <w:tcPr>
-            <w:tcW w:w="0" w:type="auto"/>
-            <w:tcBorders>
-              <w:top w:val="single" w:sz="1" w:space="0" w:color="CCCCCC"/>
-              <w:left w:val="single" w:sz="1" w:space="0" w:color="CCCCCC"/>
-              <w:bottom w:val="single" w:sz="1" w:space="0" w:color="CCCCCC"/>
-              <w:right w:val="single" w:sz="1" w:space="0" w:color="CCCCCC"/>
-            </w:tcBorders>
-            <w:shd w:val="clear" w:color="auto" w:fill="D6E4F0"/>
-            <w:tcMar>
-              <w:top w:w="80" w:type="dxa"/>
-              <w:left w:w="120" w:type="dxa"/>
-              <w:bottom w:w="80" w:type="dxa"/>
-              <w:right w:w="120" w:type="dxa"/>
-            </w:tcMar>
-          </w:tcPr>
-          <w:p>
-            <w:r>
-              <w:rPr>
-                <w:rFonts w:ascii="Arial" w:hAnsi="Arial"/>
-                <w:color w:val="404040"/>
-                <w:sz w:val="20"/>
-                <w:szCs w:val="20"/>
-              </w:rPr>
-              <w:t>CCO + Legal Counsel</w:t>
-            </w:r>
-          </w:p>
-        </w:tc>
-        <w:tc>
-          <w:tcPr>
-            <w:tcW w:w="0" w:type="auto"/>
-            <w:tcBorders>
-              <w:top w:val="single" w:sz="1" w:space="0" w:color="CCCCCC"/>
-              <w:left w:val="single" w:sz="1" w:space="0" w:color="CCCCCC"/>
-              <w:bottom w:val="single" w:sz="1" w:space="0" w:color="CCCCCC"/>
-              <w:right w:val="single" w:sz="1" w:space="0" w:color="CCCCCC"/>
-            </w:tcBorders>
-            <w:shd w:val="clear" w:color="auto" w:fill="D6E4F0"/>
-            <w:tcMar>
-              <w:top w:w="80" w:type="dxa"/>
-              <w:left w:w="120" w:type="dxa"/>
-              <w:bottom w:w="80" w:type="dxa"/>
-              <w:right w:w="120" w:type="dxa"/>
-            </w:tcMar>
-          </w:tcPr>
-          <w:p>
-            <w:pPr>
-              <w:jc w:val="center"/>
-            </w:pPr>
-            <w:r>
-              <w:rPr>
-                <w:rFonts w:ascii="Arial" w:hAnsi="Arial"/>
-                <w:color w:val="404040"/>
-                <w:sz w:val="20"/>
-                <w:szCs w:val="20"/>
-              </w:rPr>
-              <w:t>Days 15–25</w:t>
-            </w:r>
-          </w:p>
-        </w:tc>
-        <w:tc>
-          <w:tcPr>
-            <w:tcW w:w="0" w:type="auto"/>
-            <w:tcBorders>
-              <w:top w:val="single" w:sz="1" w:space="0" w:color="CCCCCC"/>
-              <w:left w:val="single" w:sz="1" w:space="0" w:color="CCCCCC"/>
-              <w:bottom w:val="single" w:sz="1" w:space="0" w:color="CCCCCC"/>
-              <w:right w:val="single" w:sz="1" w:space="0" w:color="CCCCCC"/>
-            </w:tcBorders>
-            <w:shd w:val="clear" w:color="auto" w:fill="D6E4F0"/>
-            <w:tcMar>
-              <w:top w:w="80" w:type="dxa"/>
-              <w:left w:w="120" w:type="dxa"/>
-              <w:bottom w:w="80" w:type="dxa"/>
-              <w:right w:w="120" w:type="dxa"/>
-            </w:tcMar>
-          </w:tcPr>
-          <w:p>
-            <w:r>
-              <w:rPr>
-                <w:rFonts w:ascii="Arial" w:hAnsi="Arial"/>
-                <w:color w:val="404040"/>
-                <w:sz w:val="20"/>
-                <w:szCs w:val="20"/>
-              </w:rPr>
-              <w:t xml:space="preserve">Content reviewed for accuracy, regulatory alignment, and confidentiality compliance. If incident is subject to regulatory investigation, Legal determines appropriate </w:t>
-            </w:r>
-            <w:r>
-              <w:rPr>
-                <w:rFonts w:ascii="Arial" w:hAnsi="Arial"/>
-                <w:color w:val="404040"/>
-                <w:sz w:val="20"/>
-                <w:szCs w:val="20"/>
-              </w:rPr>
-              <w:lastRenderedPageBreak/>
-              <w:t>disclosure boundaries for training content.</w:t>
-            </w:r>
-          </w:p>
-        </w:tc>
-        <w:tc>
-          <w:tcPr>
-            <w:tcW w:w="0" w:type="auto"/>
-            <w:tcBorders>
-              <w:top w:val="single" w:sz="1" w:space="0" w:color="CCCCCC"/>
-              <w:left w:val="single" w:sz="1" w:space="0" w:color="CCCCCC"/>
-              <w:bottom w:val="single" w:sz="1" w:space="0" w:color="CCCCCC"/>
-              <w:right w:val="single" w:sz="1" w:space="0" w:color="CCCCCC"/>
-            </w:tcBorders>
-            <w:shd w:val="clear" w:color="auto" w:fill="D6E4F0"/>
-            <w:tcMar>
-              <w:top w:w="80" w:type="dxa"/>
-              <w:left w:w="120" w:type="dxa"/>
-              <w:bottom w:w="80" w:type="dxa"/>
-              <w:right w:w="120" w:type="dxa"/>
-            </w:tcMar>
-          </w:tcPr>
-          <w:p>
-            <w:r>
-              <w:rPr>
-                <w:rFonts w:ascii="Arial" w:hAnsi="Arial"/>
-                <w:color w:val="404040"/>
-                <w:sz w:val="20"/>
-                <w:szCs w:val="20"/>
-              </w:rPr>
-              <w:lastRenderedPageBreak/>
-              <w:t>Legal review sign-off; CCO approval</w:t>
-            </w:r>
-          </w:p>
-        </w:tc>
-      </w:tr>
-      <w:tr>
-        <w:tblPrEx>
-          <w:tblCellMar>
-            <w:top w:w="0" w:type="dxa"/>
-            <w:bottom w:w="0" w:type="dxa"/>
-          </w:tblCellMar>
-        </w:tblPrEx>
-        <w:tc>
-          <w:tcPr>
-            <w:tcW w:w="0" w:type="auto"/>
-            <w:tcBorders>
-              <w:top w:val="single" w:sz="1" w:space="0" w:color="CCCCCC"/>
-              <w:left w:val="single" w:sz="1" w:space="0" w:color="CCCCCC"/>
-              <w:bottom w:val="single" w:sz="1" w:space="0" w:color="CCCCCC"/>
-              <w:right w:val="single" w:sz="1" w:space="0" w:color="CCCCCC"/>
-            </w:tcBorders>
-            <w:shd w:val="clear" w:color="auto" w:fill="FFFFFF"/>
-            <w:tcMar>
-              <w:top w:w="80" w:type="dxa"/>
-              <w:left w:w="120" w:type="dxa"/>
-              <w:bottom w:w="80" w:type="dxa"/>
-              <w:right w:w="120" w:type="dxa"/>
-            </w:tcMar>
-          </w:tcPr>
-          <w:p>
-            <w:pPr>
-              <w:jc w:val="center"/>
-            </w:pPr>
-            <w:r>
-              <w:rPr>
-                <w:rFonts w:ascii="Arial" w:hAnsi="Arial"/>
-                <w:b/>
-                <w:bCs/>
-                <w:color w:val="404040"/>
-                <w:sz w:val="20"/>
-                <w:szCs w:val="20"/>
-              </w:rPr>
-              <w:t>STEP 6</w:t>
-            </w:r>
-          </w:p>
-        </w:tc>
-        <w:tc>
-          <w:tcPr>
-            <w:tcW w:w="0" w:type="auto"/>
-            <w:tcBorders>
-              <w:top w:val="single" w:sz="1" w:space="0" w:color="CCCCCC"/>
-              <w:left w:val="single" w:sz="1" w:space="0" w:color="CCCCCC"/>
-              <w:bottom w:val="single" w:sz="1" w:space="0" w:color="CCCCCC"/>
-              <w:right w:val="single" w:sz="1" w:space="0" w:color="CCCCCC"/>
-            </w:tcBorders>
-            <w:shd w:val="clear" w:color="auto" w:fill="FFFFFF"/>
-            <w:tcMar>
-              <w:top w:w="80" w:type="dxa"/>
-              <w:left w:w="120" w:type="dxa"/>
-              <w:bottom w:w="80" w:type="dxa"/>
-              <w:right w:w="120" w:type="dxa"/>
-            </w:tcMar>
-          </w:tcPr>
-          <w:p>
-            <w:r>
-              <w:rPr>
-                <w:rFonts w:ascii="Arial" w:hAnsi="Arial"/>
-                <w:b/>
-                <w:bCs/>
-                <w:color w:val="404040"/>
-                <w:sz w:val="20"/>
-                <w:szCs w:val="20"/>
-              </w:rPr>
-              <w:t>Deployment Authorisation</w:t>
-            </w:r>
-          </w:p>
-        </w:tc>
-        <w:tc>
-          <w:tcPr>
-            <w:tcW w:w="0" w:type="auto"/>
-            <w:tcBorders>
-              <w:top w:val="single" w:sz="1" w:space="0" w:color="CCCCCC"/>
-              <w:left w:val="single" w:sz="1" w:space="0" w:color="CCCCCC"/>
-              <w:bottom w:val="single" w:sz="1" w:space="0" w:color="CCCCCC"/>
-              <w:right w:val="single" w:sz="1" w:space="0" w:color="CCCCCC"/>
-            </w:tcBorders>
-            <w:shd w:val="clear" w:color="auto" w:fill="FFFFFF"/>
-            <w:tcMar>
-              <w:top w:w="80" w:type="dxa"/>
-              <w:left w:w="120" w:type="dxa"/>
-              <w:bottom w:w="80" w:type="dxa"/>
-              <w:right w:w="120" w:type="dxa"/>
-            </w:tcMar>
-          </w:tcPr>
-          <w:p>
-            <w:r>
-              <w:rPr>
-                <w:rFonts w:ascii="Arial" w:hAnsi="Arial"/>
-                <w:color w:val="404040"/>
-                <w:sz w:val="20"/>
-                <w:szCs w:val="20"/>
-              </w:rPr>
-              <w:t>GRC Director</w:t>
-            </w:r>
-          </w:p>
-        </w:tc>
-        <w:tc>
-          <w:tcPr>
-            <w:tcW w:w="0" w:type="auto"/>
-            <w:tcBorders>
-              <w:top w:val="single" w:sz="1" w:space="0" w:color="CCCCCC"/>
-              <w:left w:val="single" w:sz="1" w:space="0" w:color="CCCCCC"/>
-              <w:bottom w:val="single" w:sz="1" w:space="0" w:color="CCCCCC"/>
-              <w:right w:val="single" w:sz="1" w:space="0" w:color="CCCCCC"/>
-            </w:tcBorders>
-            <w:shd w:val="clear" w:color="auto" w:fill="FFFFFF"/>
-            <w:tcMar>
-              <w:top w:w="80" w:type="dxa"/>
-              <w:left w:w="120" w:type="dxa"/>
-              <w:bottom w:w="80" w:type="dxa"/>
-              <w:right w:w="120" w:type="dxa"/>
-            </w:tcMar>
-          </w:tcPr>
-          <w:p>
-            <w:pPr>
-              <w:jc w:val="center"/>
-            </w:pPr>
-            <w:r>
-              <w:rPr>
-                <w:rFonts w:ascii="Arial" w:hAnsi="Arial"/>
-                <w:color w:val="404040"/>
-                <w:sz w:val="20"/>
-                <w:szCs w:val="20"/>
-              </w:rPr>
-              <w:t>Day 25–30</w:t>
-            </w:r>
-          </w:p>
-        </w:tc>
-        <w:tc>
-          <w:tcPr>
-            <w:tcW w:w="0" w:type="auto"/>
-            <w:tcBorders>
-              <w:top w:val="single" w:sz="1" w:space="0" w:color="CCCCCC"/>
-              <w:left w:val="single" w:sz="1" w:space="0" w:color="CCCCCC"/>
-              <w:bottom w:val="single" w:sz="1" w:space="0" w:color="CCCCCC"/>
-              <w:right w:val="single" w:sz="1" w:space="0" w:color="CCCCCC"/>
-            </w:tcBorders>
-            <w:shd w:val="clear" w:color="auto" w:fill="FFFFFF"/>
-            <w:tcMar>
-              <w:top w:w="80" w:type="dxa"/>
-              <w:left w:w="120" w:type="dxa"/>
-              <w:bottom w:w="80" w:type="dxa"/>
-              <w:right w:w="120" w:type="dxa"/>
-            </w:tcMar>
-          </w:tcPr>
-          <w:p>
-            <w:r>
-              <w:rPr>
-                <w:rFonts w:ascii="Arial" w:hAnsi="Arial"/>
-                <w:color w:val="404040"/>
-                <w:sz w:val="20"/>
-                <w:szCs w:val="20"/>
-              </w:rPr>
-              <w:t>Deployment authorised. Target audience confirmed in LMS. Deployment date set. Communication to Business Unit Risk Owners issued 5 days in advance.</w:t>
-            </w:r>
-          </w:p>
-        </w:tc>
-        <w:tc>
-          <w:tcPr>
-            <w:tcW w:w="0" w:type="auto"/>
-            <w:tcBorders>
-              <w:top w:val="single" w:sz="1" w:space="0" w:color="CCCCCC"/>
-              <w:left w:val="single" w:sz="1" w:space="0" w:color="CCCCCC"/>
-              <w:bottom w:val="single" w:sz="1" w:space="0" w:color="CCCCCC"/>
-              <w:right w:val="single" w:sz="1" w:space="0" w:color="CCCCCC"/>
-            </w:tcBorders>
-            <w:shd w:val="clear" w:color="auto" w:fill="FFFFFF"/>
-            <w:tcMar>
-              <w:top w:w="80" w:type="dxa"/>
-              <w:left w:w="120" w:type="dxa"/>
-              <w:bottom w:w="80" w:type="dxa"/>
-              <w:right w:w="120" w:type="dxa"/>
-            </w:tcMar>
-          </w:tcPr>
-          <w:p>
-            <w:r>
-              <w:rPr>
-                <w:rFonts w:ascii="Arial" w:hAnsi="Arial"/>
-                <w:color w:val="404040"/>
-                <w:sz w:val="20"/>
-                <w:szCs w:val="20"/>
-              </w:rPr>
-              <w:t>Deployment authorisation record; LMS configuration</w:t>
-            </w:r>
-          </w:p>
-        </w:tc>
-      </w:tr>
-      <w:tr>
-        <w:tblPrEx>
-          <w:tblCellMar>
-            <w:top w:w="0" w:type="dxa"/>
-            <w:bottom w:w="0" w:type="dxa"/>
-          </w:tblCellMar>
-        </w:tblPrEx>
-        <w:tc>
-          <w:tcPr>
-            <w:tcW w:w="0" w:type="auto"/>
-            <w:tcBorders>
-              <w:top w:val="single" w:sz="1" w:space="0" w:color="CCCCCC"/>
-              <w:left w:val="single" w:sz="1" w:space="0" w:color="CCCCCC"/>
-              <w:bottom w:val="single" w:sz="1" w:space="0" w:color="CCCCCC"/>
-              <w:right w:val="single" w:sz="1" w:space="0" w:color="CCCCCC"/>
-            </w:tcBorders>
-            <w:shd w:val="clear" w:color="auto" w:fill="D6E4F0"/>
-            <w:tcMar>
-              <w:top w:w="80" w:type="dxa"/>
-              <w:left w:w="120" w:type="dxa"/>
-              <w:bottom w:w="80" w:type="dxa"/>
-              <w:right w:w="120" w:type="dxa"/>
-            </w:tcMar>
-          </w:tcPr>
-          <w:p>
-            <w:pPr>
-              <w:jc w:val="center"/>
-            </w:pPr>
-            <w:r>
-              <w:rPr>
-                <w:rFonts w:ascii="Arial" w:hAnsi="Arial"/>
-                <w:b/>
-                <w:bCs/>
-                <w:color w:val="404040"/>
-                <w:sz w:val="20"/>
-                <w:szCs w:val="20"/>
-              </w:rPr>
-              <w:t>STEP 7</w:t>
-            </w:r>
-          </w:p>
-        </w:tc>
-        <w:tc>
-          <w:tcPr>
-            <w:tcW w:w="0" w:type="auto"/>
-            <w:tcBorders>
-              <w:top w:val="single" w:sz="1" w:space="0" w:color="CCCCCC"/>
-              <w:left w:val="single" w:sz="1" w:space="0" w:color="CCCCCC"/>
-              <w:bottom w:val="single" w:sz="1" w:space="0" w:color="CCCCCC"/>
-              <w:right w:val="single" w:sz="1" w:space="0" w:color="CCCCCC"/>
-            </w:tcBorders>
-            <w:shd w:val="clear" w:color="auto" w:fill="D6E4F0"/>
-            <w:tcMar>
-              <w:top w:w="80" w:type="dxa"/>
-              <w:left w:w="120" w:type="dxa"/>
-              <w:bottom w:w="80" w:type="dxa"/>
-              <w:right w:w="120" w:type="dxa"/>
-            </w:tcMar>
-          </w:tcPr>
-          <w:p>
-            <w:r>
-              <w:rPr>
-                <w:rFonts w:ascii="Arial" w:hAnsi="Arial"/>
-                <w:b/>
-                <w:bCs/>
-                <w:color w:val="404040"/>
-                <w:sz w:val="20"/>
-                <w:szCs w:val="20"/>
-              </w:rPr>
-              <w:t>Deployment</w:t>
-            </w:r>
-          </w:p>
-        </w:tc>
-        <w:tc>
-          <w:tcPr>
-            <w:tcW w:w="0" w:type="auto"/>
-            <w:tcBorders>
-              <w:top w:val="single" w:sz="1" w:space="0" w:color="CCCCCC"/>
-              <w:left w:val="single" w:sz="1" w:space="0" w:color="CCCCCC"/>
-              <w:bottom w:val="single" w:sz="1" w:space="0" w:color="CCCCCC"/>
-              <w:right w:val="single" w:sz="1" w:space="0" w:color="CCCCCC"/>
-            </w:tcBorders>
-            <w:shd w:val="clear" w:color="auto" w:fill="D6E4F0"/>
-            <w:tcMar>
-              <w:top w:w="80" w:type="dxa"/>
-              <w:left w:w="120" w:type="dxa"/>
-              <w:bottom w:w="80" w:type="dxa"/>
-              <w:right w:w="120" w:type="dxa"/>
-            </w:tcMar>
-          </w:tcPr>
-          <w:p>
-            <w:r>
-              <w:rPr>
-                <w:rFonts w:ascii="Arial" w:hAnsi="Arial"/>
-                <w:color w:val="404040"/>
-                <w:sz w:val="20"/>
-                <w:szCs w:val="20"/>
-              </w:rPr>
-              <w:t xml:space="preserve">SETA </w:t>
-            </w:r>
-            <w:proofErr w:type="spellStart"/>
-            <w:r>
-              <w:rPr>
-                <w:rFonts w:ascii="Arial" w:hAnsi="Arial"/>
-                <w:color w:val="404040"/>
-                <w:sz w:val="20"/>
-                <w:szCs w:val="20"/>
-              </w:rPr>
-              <w:t>Programme</w:t>
-            </w:r>
-            <w:proofErr w:type="spellEnd"/>
-            <w:r>
-              <w:rPr>
-                <w:rFonts w:ascii="Arial" w:hAnsi="Arial"/>
-                <w:color w:val="404040"/>
-                <w:sz w:val="20"/>
-                <w:szCs w:val="20"/>
-              </w:rPr>
-              <w:t xml:space="preserve"> Owner</w:t>
-            </w:r>
-          </w:p>
-        </w:tc>
-        <w:tc>
-          <w:tcPr>
-            <w:tcW w:w="0" w:type="auto"/>
-            <w:tcBorders>
-              <w:top w:val="single" w:sz="1" w:space="0" w:color="CCCCCC"/>
-              <w:left w:val="single" w:sz="1" w:space="0" w:color="CCCCCC"/>
-              <w:bottom w:val="single" w:sz="1" w:space="0" w:color="CCCCCC"/>
-              <w:right w:val="single" w:sz="1" w:space="0" w:color="CCCCCC"/>
-            </w:tcBorders>
-            <w:shd w:val="clear" w:color="auto" w:fill="D6E4F0"/>
-            <w:tcMar>
-              <w:top w:w="80" w:type="dxa"/>
-              <w:left w:w="120" w:type="dxa"/>
-              <w:bottom w:w="80" w:type="dxa"/>
-              <w:right w:w="120" w:type="dxa"/>
-            </w:tcMar>
-          </w:tcPr>
-          <w:p>
-            <w:pPr>
-              <w:jc w:val="center"/>
-            </w:pPr>
-            <w:r>
-              <w:rPr>
-                <w:rFonts w:ascii="Arial" w:hAnsi="Arial"/>
-                <w:color w:val="404040"/>
-                <w:sz w:val="20"/>
-                <w:szCs w:val="20"/>
-              </w:rPr>
-              <w:t>Day 30 (SLA deadline)</w:t>
-            </w:r>
-          </w:p>
-        </w:tc>
-        <w:tc>
-          <w:tcPr>
-            <w:tcW w:w="0" w:type="auto"/>
-            <w:tcBorders>
-              <w:top w:val="single" w:sz="1" w:space="0" w:color="CCCCCC"/>
-              <w:left w:val="single" w:sz="1" w:space="0" w:color="CCCCCC"/>
-              <w:bottom w:val="single" w:sz="1" w:space="0" w:color="CCCCCC"/>
-              <w:right w:val="single" w:sz="1" w:space="0" w:color="CCCCCC"/>
-            </w:tcBorders>
-            <w:shd w:val="clear" w:color="auto" w:fill="D6E4F0"/>
-            <w:tcMar>
-              <w:top w:w="80" w:type="dxa"/>
-              <w:left w:w="120" w:type="dxa"/>
-              <w:bottom w:w="80" w:type="dxa"/>
-              <w:right w:w="120" w:type="dxa"/>
-            </w:tcMar>
-          </w:tcPr>
-          <w:p>
-            <w:r>
-              <w:rPr>
-                <w:rFonts w:ascii="Arial" w:hAnsi="Arial"/>
-                <w:color w:val="404040"/>
-                <w:sz w:val="20"/>
-                <w:szCs w:val="20"/>
-              </w:rPr>
-              <w:t>Training module deployed to target audience via LMS. Notification sent to audience. Simulation updated if applicable to reflect new behaviour pattern.</w:t>
-            </w:r>
-          </w:p>
-        </w:tc>
-        <w:tc>
-          <w:tcPr>
-            <w:tcW w:w="0" w:type="auto"/>
-            <w:tcBorders>
-              <w:top w:val="single" w:sz="1" w:space="0" w:color="CCCCCC"/>
-              <w:left w:val="single" w:sz="1" w:space="0" w:color="CCCCCC"/>
-              <w:bottom w:val="single" w:sz="1" w:space="0" w:color="CCCCCC"/>
-              <w:right w:val="single" w:sz="1" w:space="0" w:color="CCCCCC"/>
-            </w:tcBorders>
-            <w:shd w:val="clear" w:color="auto" w:fill="D6E4F0"/>
-            <w:tcMar>
-              <w:top w:w="80" w:type="dxa"/>
-              <w:left w:w="120" w:type="dxa"/>
-              <w:bottom w:w="80" w:type="dxa"/>
-              <w:right w:w="120" w:type="dxa"/>
-            </w:tcMar>
-          </w:tcPr>
-          <w:p>
-            <w:r>
-              <w:rPr>
-                <w:rFonts w:ascii="Arial" w:hAnsi="Arial"/>
-                <w:color w:val="404040"/>
-                <w:sz w:val="20"/>
-                <w:szCs w:val="20"/>
-              </w:rPr>
-              <w:t>LMS deployment log; notification record</w:t>
-            </w:r>
-          </w:p>
-        </w:tc>
-      </w:tr>
-      <w:tr>
-        <w:tblPrEx>
-          <w:tblCellMar>
-            <w:top w:w="0" w:type="dxa"/>
-            <w:bottom w:w="0" w:type="dxa"/>
-          </w:tblCellMar>
-        </w:tblPrEx>
-        <w:tc>
-          <w:tcPr>
-            <w:tcW w:w="0" w:type="auto"/>
-            <w:tcBorders>
-              <w:top w:val="single" w:sz="1" w:space="0" w:color="CCCCCC"/>
-              <w:left w:val="single" w:sz="1" w:space="0" w:color="CCCCCC"/>
-              <w:bottom w:val="single" w:sz="1" w:space="0" w:color="CCCCCC"/>
-              <w:right w:val="single" w:sz="1" w:space="0" w:color="CCCCCC"/>
-            </w:tcBorders>
-            <w:shd w:val="clear" w:color="auto" w:fill="FFFFFF"/>
-            <w:tcMar>
-              <w:top w:w="80" w:type="dxa"/>
-              <w:left w:w="120" w:type="dxa"/>
-              <w:bottom w:w="80" w:type="dxa"/>
-              <w:right w:w="120" w:type="dxa"/>
-            </w:tcMar>
-          </w:tcPr>
-          <w:p>
-            <w:pPr>
-              <w:jc w:val="center"/>
-            </w:pPr>
-            <w:r>
-              <w:rPr>
-                <w:rFonts w:ascii="Arial" w:hAnsi="Arial"/>
-                <w:b/>
-                <w:bCs/>
-                <w:color w:val="404040"/>
-                <w:sz w:val="20"/>
-                <w:szCs w:val="20"/>
-              </w:rPr>
-              <w:t>STEP 8</w:t>
-            </w:r>
-          </w:p>
-        </w:tc>
-        <w:tc>
-          <w:tcPr>
-            <w:tcW w:w="0" w:type="auto"/>
-            <w:tcBorders>
-              <w:top w:val="single" w:sz="1" w:space="0" w:color="CCCCCC"/>
-              <w:left w:val="single" w:sz="1" w:space="0" w:color="CCCCCC"/>
-              <w:bottom w:val="single" w:sz="1" w:space="0" w:color="CCCCCC"/>
-              <w:right w:val="single" w:sz="1" w:space="0" w:color="CCCCCC"/>
-            </w:tcBorders>
-            <w:shd w:val="clear" w:color="auto" w:fill="FFFFFF"/>
-            <w:tcMar>
-              <w:top w:w="80" w:type="dxa"/>
-              <w:left w:w="120" w:type="dxa"/>
-              <w:bottom w:w="80" w:type="dxa"/>
-              <w:right w:w="120" w:type="dxa"/>
-            </w:tcMar>
-          </w:tcPr>
-          <w:p>
-            <w:r>
-              <w:rPr>
-                <w:rFonts w:ascii="Arial" w:hAnsi="Arial"/>
-                <w:b/>
-                <w:bCs/>
-                <w:color w:val="404040"/>
-                <w:sz w:val="20"/>
-                <w:szCs w:val="20"/>
-              </w:rPr>
-              <w:t>Completion Tracking and Closure</w:t>
-            </w:r>
-          </w:p>
-        </w:tc>
-        <w:tc>
-          <w:tcPr>
-            <w:tcW w:w="0" w:type="auto"/>
-            <w:tcBorders>
-              <w:top w:val="single" w:sz="1" w:space="0" w:color="CCCCCC"/>
-              <w:left w:val="single" w:sz="1" w:space="0" w:color="CCCCCC"/>
-              <w:bottom w:val="single" w:sz="1" w:space="0" w:color="CCCCCC"/>
-              <w:right w:val="single" w:sz="1" w:space="0" w:color="CCCCCC"/>
-            </w:tcBorders>
-            <w:shd w:val="clear" w:color="auto" w:fill="FFFFFF"/>
-            <w:tcMar>
-              <w:top w:w="80" w:type="dxa"/>
-              <w:left w:w="120" w:type="dxa"/>
-              <w:bottom w:w="80" w:type="dxa"/>
-              <w:right w:w="120" w:type="dxa"/>
-            </w:tcMar>
-          </w:tcPr>
-          <w:p>
-            <w:r>
-              <w:rPr>
-                <w:rFonts w:ascii="Arial" w:hAnsi="Arial"/>
-                <w:color w:val="404040"/>
-                <w:sz w:val="20"/>
-                <w:szCs w:val="20"/>
-              </w:rPr>
-              <w:t xml:space="preserve">SETA </w:t>
-            </w:r>
-            <w:proofErr w:type="spellStart"/>
-            <w:r>
-              <w:rPr>
-                <w:rFonts w:ascii="Arial" w:hAnsi="Arial"/>
-                <w:color w:val="404040"/>
-                <w:sz w:val="20"/>
-                <w:szCs w:val="20"/>
-              </w:rPr>
-              <w:t>Programme</w:t>
-            </w:r>
-            <w:proofErr w:type="spellEnd"/>
-            <w:r>
-              <w:rPr>
-                <w:rFonts w:ascii="Arial" w:hAnsi="Arial"/>
-                <w:color w:val="404040"/>
-                <w:sz w:val="20"/>
-                <w:szCs w:val="20"/>
-              </w:rPr>
-              <w:t xml:space="preserve"> Owner + GRC Director</w:t>
-            </w:r>
-          </w:p>
-        </w:tc>
-        <w:tc>
-          <w:tcPr>
-            <w:tcW w:w="0" w:type="auto"/>
-            <w:tcBorders>
-              <w:top w:val="single" w:sz="1" w:space="0" w:color="CCCCCC"/>
-              <w:left w:val="single" w:sz="1" w:space="0" w:color="CCCCCC"/>
-              <w:bottom w:val="single" w:sz="1" w:space="0" w:color="CCCCCC"/>
-              <w:right w:val="single" w:sz="1" w:space="0" w:color="CCCCCC"/>
-            </w:tcBorders>
-            <w:shd w:val="clear" w:color="auto" w:fill="FFFFFF"/>
-            <w:tcMar>
-              <w:top w:w="80" w:type="dxa"/>
-              <w:left w:w="120" w:type="dxa"/>
-              <w:bottom w:w="80" w:type="dxa"/>
-              <w:right w:w="120" w:type="dxa"/>
-            </w:tcMar>
-          </w:tcPr>
-          <w:p>
-            <w:pPr>
-              <w:jc w:val="center"/>
+              <w:cnfStyle w:val="000000000000" w:firstRow="0" w:lastRow="0" w:firstColumn="0" w:lastColumn="0" w:oddVBand="0" w:evenVBand="0" w:oddHBand="0" w:evenHBand="0" w:firstRowFirstColumn="0" w:firstRowLastColumn="0" w:lastRowFirstColumn="0" w:lastRowLastColumn="0"/>
             </w:pPr>
             <w:r>
               <w:rPr>
@@ -2213,21 +1582,11 @@
         <w:tc>
           <w:tcPr>
             <w:tcW w:w="0" w:type="auto"/>
-            <w:tcBorders>
-              <w:top w:val="single" w:sz="1" w:space="0" w:color="CCCCCC"/>
-              <w:left w:val="single" w:sz="1" w:space="0" w:color="CCCCCC"/>
-              <w:bottom w:val="single" w:sz="1" w:space="0" w:color="CCCCCC"/>
-              <w:right w:val="single" w:sz="1" w:space="0" w:color="CCCCCC"/>
-            </w:tcBorders>
-            <w:shd w:val="clear" w:color="auto" w:fill="FFFFFF"/>
-            <w:tcMar>
-              <w:top w:w="80" w:type="dxa"/>
-              <w:left w:w="120" w:type="dxa"/>
-              <w:bottom w:w="80" w:type="dxa"/>
-              <w:right w:w="120" w:type="dxa"/>
-            </w:tcMar>
-          </w:tcPr>
-          <w:p>
+          </w:tcPr>
+          <w:p>
+            <w:pPr>
+              <w:cnfStyle w:val="000000000000" w:firstRow="0" w:lastRow="0" w:firstColumn="0" w:lastColumn="0" w:oddVBand="0" w:evenVBand="0" w:oddHBand="0" w:evenHBand="0" w:firstRowFirstColumn="0" w:firstRowLastColumn="0" w:lastRowFirstColumn="0" w:lastRowLastColumn="0"/>
+            </w:pPr>
             <w:r>
               <w:rPr>
                 <w:rFonts w:ascii="Arial" w:hAnsi="Arial"/>
@@ -2242,21 +1601,11 @@
         <w:tc>
           <w:tcPr>
             <w:tcW w:w="0" w:type="auto"/>
-            <w:tcBorders>
-              <w:top w:val="single" w:sz="1" w:space="0" w:color="CCCCCC"/>
-              <w:left w:val="single" w:sz="1" w:space="0" w:color="CCCCCC"/>
-              <w:bottom w:val="single" w:sz="1" w:space="0" w:color="CCCCCC"/>
-              <w:right w:val="single" w:sz="1" w:space="0" w:color="CCCCCC"/>
-            </w:tcBorders>
-            <w:shd w:val="clear" w:color="auto" w:fill="FFFFFF"/>
-            <w:tcMar>
-              <w:top w:w="80" w:type="dxa"/>
-              <w:left w:w="120" w:type="dxa"/>
-              <w:bottom w:w="80" w:type="dxa"/>
-              <w:right w:w="120" w:type="dxa"/>
-            </w:tcMar>
-          </w:tcPr>
-          <w:p>
+          </w:tcPr>
+          <w:p>
+            <w:pPr>
+              <w:cnfStyle w:val="000000000000" w:firstRow="0" w:lastRow="0" w:firstColumn="0" w:lastColumn="0" w:oddVBand="0" w:evenVBand="0" w:oddHBand="0" w:evenHBand="0" w:firstRowFirstColumn="0" w:firstRowLastColumn="0" w:lastRowFirstColumn="0" w:lastRowLastColumn="0"/>
+            </w:pPr>
             <w:r>
               <w:rPr>
                 <w:rFonts w:ascii="Arial" w:hAnsi="Arial"/>
@@ -2296,52 +1645,143 @@
     <w:p/>
     <w:tbl>
       <w:tblPr>
+        <w:tblStyle w:val="GridTable4-Accent1"/>
         <w:tblW w:w="9064" w:type="dxa"/>
-        <w:tblBorders>
-          <w:top w:val="single" w:sz="4" w:space="0" w:color="auto"/>
-          <w:left w:val="single" w:sz="4" w:space="0" w:color="auto"/>
-          <w:bottom w:val="single" w:sz="4" w:space="0" w:color="auto"/>
-          <w:right w:val="single" w:sz="4" w:space="0" w:color="auto"/>
-          <w:insideH w:val="single" w:sz="4" w:space="0" w:color="auto"/>
-          <w:insideV w:val="single" w:sz="4" w:space="0" w:color="auto"/>
-        </w:tblBorders>
-        <w:tblCellMar>
-          <w:left w:w="10" w:type="dxa"/>
-          <w:right w:w="10" w:type="dxa"/>
-        </w:tblCellMar>
-        <w:tblLook w:val="0000" w:firstRow="0" w:lastRow="0" w:firstColumn="0" w:lastColumn="0" w:noHBand="0" w:noVBand="0"/>
+        <w:tblLook w:val="04A0" w:firstRow="1" w:lastRow="0" w:firstColumn="1" w:lastColumn="0" w:noHBand="0" w:noVBand="1"/>
       </w:tblPr>
       <w:tblGrid>
         <w:gridCol w:w="1863"/>
-        <w:gridCol w:w="2898"/>
-        <w:gridCol w:w="1974"/>
+        <w:gridCol w:w="2907"/>
+        <w:gridCol w:w="1965"/>
         <w:gridCol w:w="2329"/>
       </w:tblGrid>
       <w:tr>
-        <w:tblPrEx>
-          <w:tblCellMar>
-            <w:top w:w="0" w:type="dxa"/>
-            <w:bottom w:w="0" w:type="dxa"/>
-          </w:tblCellMar>
-        </w:tblPrEx>
-        <w:tc>
-          <w:tcPr>
+        <w:trPr>
+          <w:cnfStyle w:val="100000000000" w:firstRow="1" w:lastRow="0" w:firstColumn="0" w:lastColumn="0" w:oddVBand="0" w:evenVBand="0" w:oddHBand="0" w:evenHBand="0" w:firstRowFirstColumn="0" w:firstRowLastColumn="0" w:lastRowFirstColumn="0" w:lastRowLastColumn="0"/>
+        </w:trPr>
+        <w:tc>
+          <w:tcPr>
+            <w:cnfStyle w:val="001000000000" w:firstRow="0" w:lastRow="0" w:firstColumn="1" w:lastColumn="0" w:oddVBand="0" w:evenVBand="0" w:oddHBand="0" w:evenHBand="0" w:firstRowFirstColumn="0" w:firstRowLastColumn="0" w:lastRowFirstColumn="0" w:lastRowLastColumn="0"/>
             <w:tcW w:w="1863" w:type="dxa"/>
-            <w:tcBorders>
-              <w:top w:val="single" w:sz="1" w:space="0" w:color="CCCCCC"/>
-              <w:left w:val="single" w:sz="1" w:space="0" w:color="CCCCCC"/>
-              <w:bottom w:val="single" w:sz="1" w:space="0" w:color="CCCCCC"/>
-              <w:right w:val="single" w:sz="1" w:space="0" w:color="CCCCCC"/>
-            </w:tcBorders>
-            <w:shd w:val="clear" w:color="auto" w:fill="F2F2F2"/>
-            <w:tcMar>
-              <w:top w:w="80" w:type="dxa"/>
-              <w:left w:w="120" w:type="dxa"/>
-              <w:bottom w:w="80" w:type="dxa"/>
-              <w:right w:w="120" w:type="dxa"/>
-            </w:tcMar>
-          </w:tcPr>
-          <w:p>
+          </w:tcPr>
+          <w:p>
+            <w:r>
+              <w:rPr>
+                <w:rFonts w:ascii="Arial" w:hAnsi="Arial"/>
+                <w:color w:val="404040"/>
+                <w:sz w:val="20"/>
+                <w:szCs w:val="20"/>
+              </w:rPr>
+              <w:t>Ticket Number</w:t>
+            </w:r>
+          </w:p>
+        </w:tc>
+        <w:tc>
+          <w:tcPr>
+            <w:tcW w:w="0" w:type="auto"/>
+          </w:tcPr>
+          <w:p>
+            <w:pPr>
+              <w:cnfStyle w:val="100000000000" w:firstRow="1" w:lastRow="0" w:firstColumn="0" w:lastColumn="0" w:oddVBand="0" w:evenVBand="0" w:oddHBand="0" w:evenHBand="0" w:firstRowFirstColumn="0" w:firstRowLastColumn="0" w:lastRowFirstColumn="0" w:lastRowLastColumn="0"/>
+            </w:pPr>
+            <w:r>
+              <w:rPr>
+                <w:rFonts w:ascii="Arial" w:hAnsi="Arial"/>
+                <w:color w:val="404040"/>
+                <w:sz w:val="20"/>
+                <w:szCs w:val="20"/>
+              </w:rPr>
+              <w:t>[AUTO-GENERATED]</w:t>
+            </w:r>
+          </w:p>
+        </w:tc>
+        <w:tc>
+          <w:tcPr>
+            <w:tcW w:w="0" w:type="auto"/>
+          </w:tcPr>
+          <w:p>
+            <w:pPr>
+              <w:cnfStyle w:val="100000000000" w:firstRow="1" w:lastRow="0" w:firstColumn="0" w:lastColumn="0" w:oddVBand="0" w:evenVBand="0" w:oddHBand="0" w:evenHBand="0" w:firstRowFirstColumn="0" w:firstRowLastColumn="0" w:lastRowFirstColumn="0" w:lastRowLastColumn="0"/>
+            </w:pPr>
+            <w:r>
+              <w:rPr>
+                <w:rFonts w:ascii="Arial" w:hAnsi="Arial"/>
+                <w:color w:val="404040"/>
+                <w:sz w:val="20"/>
+                <w:szCs w:val="20"/>
+              </w:rPr>
+              <w:t>Pipeline SLA</w:t>
+            </w:r>
+          </w:p>
+        </w:tc>
+        <w:tc>
+          <w:tcPr>
+            <w:tcW w:w="0" w:type="auto"/>
+          </w:tcPr>
+          <w:p>
+            <w:pPr>
+              <w:cnfStyle w:val="100000000000" w:firstRow="1" w:lastRow="0" w:firstColumn="0" w:lastColumn="0" w:oddVBand="0" w:evenVBand="0" w:oddHBand="0" w:evenHBand="0" w:firstRowFirstColumn="0" w:firstRowLastColumn="0" w:lastRowFirstColumn="0" w:lastRowLastColumn="0"/>
+            </w:pPr>
+            <w:r>
+              <w:rPr>
+                <w:rFonts w:ascii="Arial" w:hAnsi="Arial"/>
+                <w:color w:val="404040"/>
+                <w:sz w:val="20"/>
+                <w:szCs w:val="20"/>
+              </w:rPr>
+              <w:t>30 days from PIR completion</w:t>
+            </w:r>
+          </w:p>
+        </w:tc>
+      </w:tr>
+      <w:tr>
+        <w:trPr>
+          <w:cnfStyle w:val="000000100000" w:firstRow="0" w:lastRow="0" w:firstColumn="0" w:lastColumn="0" w:oddVBand="0" w:evenVBand="0" w:oddHBand="1" w:evenHBand="0" w:firstRowFirstColumn="0" w:firstRowLastColumn="0" w:lastRowFirstColumn="0" w:lastRowLastColumn="0"/>
+        </w:trPr>
+        <w:tc>
+          <w:tcPr>
+            <w:cnfStyle w:val="001000000000" w:firstRow="0" w:lastRow="0" w:firstColumn="1" w:lastColumn="0" w:oddVBand="0" w:evenVBand="0" w:oddHBand="0" w:evenHBand="0" w:firstRowFirstColumn="0" w:firstRowLastColumn="0" w:lastRowFirstColumn="0" w:lastRowLastColumn="0"/>
+            <w:tcW w:w="1863" w:type="dxa"/>
+          </w:tcPr>
+          <w:p>
+            <w:r>
+              <w:rPr>
+                <w:rFonts w:ascii="Arial" w:hAnsi="Arial"/>
+                <w:color w:val="404040"/>
+                <w:sz w:val="20"/>
+                <w:szCs w:val="20"/>
+              </w:rPr>
+              <w:t>Incident Reference</w:t>
+            </w:r>
+          </w:p>
+        </w:tc>
+        <w:tc>
+          <w:tcPr>
+            <w:tcW w:w="0" w:type="auto"/>
+          </w:tcPr>
+          <w:p>
+            <w:pPr>
+              <w:cnfStyle w:val="000000100000" w:firstRow="0" w:lastRow="0" w:firstColumn="0" w:lastColumn="0" w:oddVBand="0" w:evenVBand="0" w:oddHBand="1" w:evenHBand="0" w:firstRowFirstColumn="0" w:firstRowLastColumn="0" w:lastRowFirstColumn="0" w:lastRowLastColumn="0"/>
+            </w:pPr>
+            <w:r>
+              <w:rPr>
+                <w:rFonts w:ascii="Arial" w:hAnsi="Arial"/>
+                <w:color w:val="404040"/>
+                <w:sz w:val="20"/>
+                <w:szCs w:val="20"/>
+              </w:rPr>
+              <w:t>[IR TICKET #]</w:t>
+            </w:r>
+          </w:p>
+        </w:tc>
+        <w:tc>
+          <w:tcPr>
+            <w:tcW w:w="0" w:type="auto"/>
+          </w:tcPr>
+          <w:p>
+            <w:pPr>
+              <w:cnfStyle w:val="000000100000" w:firstRow="0" w:lastRow="0" w:firstColumn="0" w:lastColumn="0" w:oddVBand="0" w:evenVBand="0" w:oddHBand="1" w:evenHBand="0" w:firstRowFirstColumn="0" w:firstRowLastColumn="0" w:lastRowFirstColumn="0" w:lastRowLastColumn="0"/>
+            </w:pPr>
             <w:r>
               <w:rPr>
                 <w:rFonts w:ascii="Arial" w:hAnsi="Arial"/>
@@ -2351,57 +1791,167 @@
                 <w:sz w:val="20"/>
                 <w:szCs w:val="20"/>
               </w:rPr>
-              <w:t>Ticket Number</w:t>
-            </w:r>
-          </w:p>
-        </w:tc>
-        <w:tc>
-          <w:tcPr>
-            <w:tcW w:w="0" w:type="auto"/>
-            <w:tcBorders>
-              <w:top w:val="single" w:sz="1" w:space="0" w:color="CCCCCC"/>
-              <w:left w:val="single" w:sz="1" w:space="0" w:color="CCCCCC"/>
-              <w:bottom w:val="single" w:sz="1" w:space="0" w:color="CCCCCC"/>
-              <w:right w:val="single" w:sz="1" w:space="0" w:color="CCCCCC"/>
-            </w:tcBorders>
-            <w:shd w:val="clear" w:color="auto" w:fill="F2F2F2"/>
-            <w:tcMar>
-              <w:top w:w="80" w:type="dxa"/>
-              <w:left w:w="120" w:type="dxa"/>
-              <w:bottom w:w="80" w:type="dxa"/>
-              <w:right w:w="120" w:type="dxa"/>
-            </w:tcMar>
-          </w:tcPr>
-          <w:p>
-            <w:r>
-              <w:rPr>
-                <w:rFonts w:ascii="Arial" w:hAnsi="Arial"/>
-                <w:color w:val="404040"/>
-                <w:sz w:val="20"/>
-                <w:szCs w:val="20"/>
-              </w:rPr>
-              <w:t>[AUTO-GENERATED]</w:t>
-            </w:r>
-          </w:p>
-        </w:tc>
-        <w:tc>
-          <w:tcPr>
-            <w:tcW w:w="0" w:type="auto"/>
-            <w:tcBorders>
-              <w:top w:val="single" w:sz="1" w:space="0" w:color="CCCCCC"/>
-              <w:left w:val="single" w:sz="1" w:space="0" w:color="CCCCCC"/>
-              <w:bottom w:val="single" w:sz="1" w:space="0" w:color="CCCCCC"/>
-              <w:right w:val="single" w:sz="1" w:space="0" w:color="CCCCCC"/>
-            </w:tcBorders>
-            <w:shd w:val="clear" w:color="auto" w:fill="F2F2F2"/>
-            <w:tcMar>
-              <w:top w:w="80" w:type="dxa"/>
-              <w:left w:w="120" w:type="dxa"/>
-              <w:bottom w:w="80" w:type="dxa"/>
-              <w:right w:w="120" w:type="dxa"/>
-            </w:tcMar>
-          </w:tcPr>
-          <w:p>
+              <w:t>Incident Date</w:t>
+            </w:r>
+          </w:p>
+        </w:tc>
+        <w:tc>
+          <w:tcPr>
+            <w:tcW w:w="0" w:type="auto"/>
+          </w:tcPr>
+          <w:p>
+            <w:pPr>
+              <w:cnfStyle w:val="000000100000" w:firstRow="0" w:lastRow="0" w:firstColumn="0" w:lastColumn="0" w:oddVBand="0" w:evenVBand="0" w:oddHBand="1" w:evenHBand="0" w:firstRowFirstColumn="0" w:firstRowLastColumn="0" w:lastRowFirstColumn="0" w:lastRowLastColumn="0"/>
+            </w:pPr>
+            <w:r>
+              <w:rPr>
+                <w:rFonts w:ascii="Arial" w:hAnsi="Arial"/>
+                <w:color w:val="404040"/>
+                <w:sz w:val="20"/>
+                <w:szCs w:val="20"/>
+              </w:rPr>
+              <w:t>[DATE]</w:t>
+            </w:r>
+          </w:p>
+        </w:tc>
+      </w:tr>
+      <w:tr>
+        <w:tc>
+          <w:tcPr>
+            <w:cnfStyle w:val="001000000000" w:firstRow="0" w:lastRow="0" w:firstColumn="1" w:lastColumn="0" w:oddVBand="0" w:evenVBand="0" w:oddHBand="0" w:evenHBand="0" w:firstRowFirstColumn="0" w:firstRowLastColumn="0" w:lastRowFirstColumn="0" w:lastRowLastColumn="0"/>
+            <w:tcW w:w="1863" w:type="dxa"/>
+          </w:tcPr>
+          <w:p>
+            <w:r>
+              <w:rPr>
+                <w:rFonts w:ascii="Arial" w:hAnsi="Arial"/>
+                <w:color w:val="404040"/>
+                <w:sz w:val="20"/>
+                <w:szCs w:val="20"/>
+              </w:rPr>
+              <w:t>Behaviour Failure Mode</w:t>
+            </w:r>
+          </w:p>
+        </w:tc>
+        <w:tc>
+          <w:tcPr>
+            <w:tcW w:w="0" w:type="auto"/>
+            <w:gridSpan w:val="3"/>
+          </w:tcPr>
+          <w:p>
+            <w:pPr>
+              <w:cnfStyle w:val="000000000000" w:firstRow="0" w:lastRow="0" w:firstColumn="0" w:lastColumn="0" w:oddVBand="0" w:evenVBand="0" w:oddHBand="0" w:evenHBand="0" w:firstRowFirstColumn="0" w:firstRowLastColumn="0" w:lastRowFirstColumn="0" w:lastRowLastColumn="0"/>
+            </w:pPr>
+            <w:r>
+              <w:rPr>
+                <w:rFonts w:ascii="Arial" w:hAnsi="Arial"/>
+                <w:color w:val="404040"/>
+                <w:sz w:val="20"/>
+                <w:szCs w:val="20"/>
+              </w:rPr>
+              <w:t>[Precise description of the human behaviour that enabled or contributed to the incident — e.g., 'Employee responded to vishing call impersonating IT helpdesk and provided MFA code']</w:t>
+            </w:r>
+          </w:p>
+        </w:tc>
+      </w:tr>
+      <w:tr>
+        <w:trPr>
+          <w:cnfStyle w:val="000000100000" w:firstRow="0" w:lastRow="0" w:firstColumn="0" w:lastColumn="0" w:oddVBand="0" w:evenVBand="0" w:oddHBand="1" w:evenHBand="0" w:firstRowFirstColumn="0" w:firstRowLastColumn="0" w:lastRowFirstColumn="0" w:lastRowLastColumn="0"/>
+        </w:trPr>
+        <w:tc>
+          <w:tcPr>
+            <w:cnfStyle w:val="001000000000" w:firstRow="0" w:lastRow="0" w:firstColumn="1" w:lastColumn="0" w:oddVBand="0" w:evenVBand="0" w:oddHBand="0" w:evenHBand="0" w:firstRowFirstColumn="0" w:firstRowLastColumn="0" w:lastRowFirstColumn="0" w:lastRowLastColumn="0"/>
+            <w:tcW w:w="1863" w:type="dxa"/>
+          </w:tcPr>
+          <w:p>
+            <w:r>
+              <w:rPr>
+                <w:rFonts w:ascii="Arial" w:hAnsi="Arial"/>
+                <w:color w:val="404040"/>
+                <w:sz w:val="20"/>
+                <w:szCs w:val="20"/>
+              </w:rPr>
+              <w:t>Root Cause Classification</w:t>
+            </w:r>
+          </w:p>
+        </w:tc>
+        <w:tc>
+          <w:tcPr>
+            <w:tcW w:w="0" w:type="auto"/>
+            <w:gridSpan w:val="3"/>
+          </w:tcPr>
+          <w:p>
+            <w:pPr>
+              <w:cnfStyle w:val="000000100000" w:firstRow="0" w:lastRow="0" w:firstColumn="0" w:lastColumn="0" w:oddVBand="0" w:evenVBand="0" w:oddHBand="1" w:evenHBand="0" w:firstRowFirstColumn="0" w:firstRowLastColumn="0" w:lastRowFirstColumn="0" w:lastRowLastColumn="0"/>
+            </w:pPr>
+            <w:proofErr w:type="gramStart"/>
+            <w:r>
+              <w:rPr>
+                <w:rFonts w:ascii="Arial" w:hAnsi="Arial"/>
+                <w:color w:val="404040"/>
+                <w:sz w:val="20"/>
+                <w:szCs w:val="20"/>
+              </w:rPr>
+              <w:t>[ ]</w:t>
+            </w:r>
+            <w:proofErr w:type="gramEnd"/>
+            <w:r>
+              <w:rPr>
+                <w:rFonts w:ascii="Arial" w:hAnsi="Arial"/>
+                <w:color w:val="404040"/>
+                <w:sz w:val="20"/>
+                <w:szCs w:val="20"/>
+              </w:rPr>
+              <w:t xml:space="preserve"> Lack of awareness  [ ] Insufficient training  [ ] Awareness but non-compliance  [ ] Training gap for new threat vector  [ ] Role mismatch — wrong training tier</w:t>
+            </w:r>
+          </w:p>
+        </w:tc>
+      </w:tr>
+      <w:tr>
+        <w:tc>
+          <w:tcPr>
+            <w:cnfStyle w:val="001000000000" w:firstRow="0" w:lastRow="0" w:firstColumn="1" w:lastColumn="0" w:oddVBand="0" w:evenVBand="0" w:oddHBand="0" w:evenHBand="0" w:firstRowFirstColumn="0" w:firstRowLastColumn="0" w:lastRowFirstColumn="0" w:lastRowLastColumn="0"/>
+            <w:tcW w:w="1863" w:type="dxa"/>
+          </w:tcPr>
+          <w:p>
+            <w:r>
+              <w:rPr>
+                <w:rFonts w:ascii="Arial" w:hAnsi="Arial"/>
+                <w:color w:val="404040"/>
+                <w:sz w:val="20"/>
+                <w:szCs w:val="20"/>
+              </w:rPr>
+              <w:t>Target Audience</w:t>
+            </w:r>
+          </w:p>
+        </w:tc>
+        <w:tc>
+          <w:tcPr>
+            <w:tcW w:w="0" w:type="auto"/>
+          </w:tcPr>
+          <w:p>
+            <w:pPr>
+              <w:cnfStyle w:val="000000000000" w:firstRow="0" w:lastRow="0" w:firstColumn="0" w:lastColumn="0" w:oddVBand="0" w:evenVBand="0" w:oddHBand="0" w:evenHBand="0" w:firstRowFirstColumn="0" w:firstRowLastColumn="0" w:lastRowFirstColumn="0" w:lastRowLastColumn="0"/>
+            </w:pPr>
+            <w:r>
+              <w:rPr>
+                <w:rFonts w:ascii="Arial" w:hAnsi="Arial"/>
+                <w:color w:val="404040"/>
+                <w:sz w:val="20"/>
+                <w:szCs w:val="20"/>
+              </w:rPr>
+              <w:t>[Role(s), Department(s), Risk Tier]</w:t>
+            </w:r>
+          </w:p>
+        </w:tc>
+        <w:tc>
+          <w:tcPr>
+            <w:tcW w:w="0" w:type="auto"/>
+          </w:tcPr>
+          <w:p>
+            <w:pPr>
+              <w:cnfStyle w:val="000000000000" w:firstRow="0" w:lastRow="0" w:firstColumn="0" w:lastColumn="0" w:oddVBand="0" w:evenVBand="0" w:oddHBand="0" w:evenHBand="0" w:firstRowFirstColumn="0" w:firstRowLastColumn="0" w:lastRowFirstColumn="0" w:lastRowLastColumn="0"/>
+            </w:pPr>
             <w:r>
               <w:rPr>
                 <w:rFonts w:ascii="Arial" w:hAnsi="Arial"/>
@@ -2411,65 +1961,128 @@
                 <w:sz w:val="20"/>
                 <w:szCs w:val="20"/>
               </w:rPr>
-              <w:t>Pipeline SLA</w:t>
-            </w:r>
-          </w:p>
-        </w:tc>
-        <w:tc>
-          <w:tcPr>
-            <w:tcW w:w="0" w:type="auto"/>
-            <w:tcBorders>
-              <w:top w:val="single" w:sz="1" w:space="0" w:color="CCCCCC"/>
-              <w:left w:val="single" w:sz="1" w:space="0" w:color="CCCCCC"/>
-              <w:bottom w:val="single" w:sz="1" w:space="0" w:color="CCCCCC"/>
-              <w:right w:val="single" w:sz="1" w:space="0" w:color="CCCCCC"/>
-            </w:tcBorders>
-            <w:shd w:val="clear" w:color="auto" w:fill="F2F2F2"/>
-            <w:tcMar>
-              <w:top w:w="80" w:type="dxa"/>
-              <w:left w:w="120" w:type="dxa"/>
-              <w:bottom w:w="80" w:type="dxa"/>
-              <w:right w:w="120" w:type="dxa"/>
-            </w:tcMar>
-          </w:tcPr>
-          <w:p>
-            <w:r>
-              <w:rPr>
-                <w:rFonts w:ascii="Arial" w:hAnsi="Arial"/>
-                <w:color w:val="404040"/>
-                <w:sz w:val="20"/>
-                <w:szCs w:val="20"/>
-              </w:rPr>
-              <w:t>30 days from PIR completion</w:t>
+              <w:t>Audience Size</w:t>
+            </w:r>
+          </w:p>
+        </w:tc>
+        <w:tc>
+          <w:tcPr>
+            <w:tcW w:w="0" w:type="auto"/>
+          </w:tcPr>
+          <w:p>
+            <w:pPr>
+              <w:cnfStyle w:val="000000000000" w:firstRow="0" w:lastRow="0" w:firstColumn="0" w:lastColumn="0" w:oddVBand="0" w:evenVBand="0" w:oddHBand="0" w:evenHBand="0" w:firstRowFirstColumn="0" w:firstRowLastColumn="0" w:lastRowFirstColumn="0" w:lastRowLastColumn="0"/>
+            </w:pPr>
+            <w:r>
+              <w:rPr>
+                <w:rFonts w:ascii="Arial" w:hAnsi="Arial"/>
+                <w:color w:val="404040"/>
+                <w:sz w:val="20"/>
+                <w:szCs w:val="20"/>
+              </w:rPr>
+              <w:t>[#]</w:t>
             </w:r>
           </w:p>
         </w:tc>
       </w:tr>
       <w:tr>
-        <w:tblPrEx>
-          <w:tblCellMar>
-            <w:top w:w="0" w:type="dxa"/>
-            <w:bottom w:w="0" w:type="dxa"/>
-          </w:tblCellMar>
-        </w:tblPrEx>
-        <w:tc>
-          <w:tcPr>
+        <w:trPr>
+          <w:cnfStyle w:val="000000100000" w:firstRow="0" w:lastRow="0" w:firstColumn="0" w:lastColumn="0" w:oddVBand="0" w:evenVBand="0" w:oddHBand="1" w:evenHBand="0" w:firstRowFirstColumn="0" w:firstRowLastColumn="0" w:lastRowFirstColumn="0" w:lastRowLastColumn="0"/>
+        </w:trPr>
+        <w:tc>
+          <w:tcPr>
+            <w:cnfStyle w:val="001000000000" w:firstRow="0" w:lastRow="0" w:firstColumn="1" w:lastColumn="0" w:oddVBand="0" w:evenVBand="0" w:oddHBand="0" w:evenHBand="0" w:firstRowFirstColumn="0" w:firstRowLastColumn="0" w:lastRowFirstColumn="0" w:lastRowLastColumn="0"/>
             <w:tcW w:w="1863" w:type="dxa"/>
-            <w:tcBorders>
-              <w:top w:val="single" w:sz="1" w:space="0" w:color="CCCCCC"/>
-              <w:left w:val="single" w:sz="1" w:space="0" w:color="CCCCCC"/>
-              <w:bottom w:val="single" w:sz="1" w:space="0" w:color="CCCCCC"/>
-              <w:right w:val="single" w:sz="1" w:space="0" w:color="CCCCCC"/>
-            </w:tcBorders>
-            <w:shd w:val="clear" w:color="auto" w:fill="FFFFFF"/>
-            <w:tcMar>
-              <w:top w:w="80" w:type="dxa"/>
-              <w:left w:w="120" w:type="dxa"/>
-              <w:bottom w:w="80" w:type="dxa"/>
-              <w:right w:w="120" w:type="dxa"/>
-            </w:tcMar>
-          </w:tcPr>
-          <w:p>
+          </w:tcPr>
+          <w:p>
+            <w:r>
+              <w:rPr>
+                <w:rFonts w:ascii="Arial" w:hAnsi="Arial"/>
+                <w:color w:val="404040"/>
+                <w:sz w:val="20"/>
+                <w:szCs w:val="20"/>
+              </w:rPr>
+              <w:t>Required Action</w:t>
+            </w:r>
+          </w:p>
+        </w:tc>
+        <w:tc>
+          <w:tcPr>
+            <w:tcW w:w="0" w:type="auto"/>
+            <w:gridSpan w:val="3"/>
+          </w:tcPr>
+          <w:p>
+            <w:pPr>
+              <w:cnfStyle w:val="000000100000" w:firstRow="0" w:lastRow="0" w:firstColumn="0" w:lastColumn="0" w:oddVBand="0" w:evenVBand="0" w:oddHBand="1" w:evenHBand="0" w:firstRowFirstColumn="0" w:firstRowLastColumn="0" w:lastRowFirstColumn="0" w:lastRowLastColumn="0"/>
+            </w:pPr>
+            <w:proofErr w:type="gramStart"/>
+            <w:r>
+              <w:rPr>
+                <w:rFonts w:ascii="Arial" w:hAnsi="Arial"/>
+                <w:color w:val="404040"/>
+                <w:sz w:val="20"/>
+                <w:szCs w:val="20"/>
+              </w:rPr>
+              <w:t>[ ]</w:t>
+            </w:r>
+            <w:proofErr w:type="gramEnd"/>
+            <w:r>
+              <w:rPr>
+                <w:rFonts w:ascii="Arial" w:hAnsi="Arial"/>
+                <w:color w:val="404040"/>
+                <w:sz w:val="20"/>
+                <w:szCs w:val="20"/>
+              </w:rPr>
+              <w:t xml:space="preserve"> Update existing module  [ ] Create new module  [ ] Add simulation scenario  [ ] Update simulation lure library  [ ] Targeted role-play exercise</w:t>
+            </w:r>
+          </w:p>
+        </w:tc>
+      </w:tr>
+      <w:tr>
+        <w:tc>
+          <w:tcPr>
+            <w:cnfStyle w:val="001000000000" w:firstRow="0" w:lastRow="0" w:firstColumn="1" w:lastColumn="0" w:oddVBand="0" w:evenVBand="0" w:oddHBand="0" w:evenHBand="0" w:firstRowFirstColumn="0" w:firstRowLastColumn="0" w:lastRowFirstColumn="0" w:lastRowLastColumn="0"/>
+            <w:tcW w:w="1863" w:type="dxa"/>
+          </w:tcPr>
+          <w:p>
+            <w:r>
+              <w:rPr>
+                <w:rFonts w:ascii="Arial" w:hAnsi="Arial"/>
+                <w:color w:val="404040"/>
+                <w:sz w:val="20"/>
+                <w:szCs w:val="20"/>
+              </w:rPr>
+              <w:t>Module Reference</w:t>
+            </w:r>
+          </w:p>
+        </w:tc>
+        <w:tc>
+          <w:tcPr>
+            <w:tcW w:w="0" w:type="auto"/>
+          </w:tcPr>
+          <w:p>
+            <w:pPr>
+              <w:cnfStyle w:val="000000000000" w:firstRow="0" w:lastRow="0" w:firstColumn="0" w:lastColumn="0" w:oddVBand="0" w:evenVBand="0" w:oddHBand="0" w:evenHBand="0" w:firstRowFirstColumn="0" w:firstRowLastColumn="0" w:lastRowFirstColumn="0" w:lastRowLastColumn="0"/>
+            </w:pPr>
+            <w:r>
+              <w:rPr>
+                <w:rFonts w:ascii="Arial" w:hAnsi="Arial"/>
+                <w:color w:val="404040"/>
+                <w:sz w:val="20"/>
+                <w:szCs w:val="20"/>
+              </w:rPr>
+              <w:t>[MOD-XXX]</w:t>
+            </w:r>
+          </w:p>
+        </w:tc>
+        <w:tc>
+          <w:tcPr>
+            <w:tcW w:w="0" w:type="auto"/>
+          </w:tcPr>
+          <w:p>
+            <w:pPr>
+              <w:cnfStyle w:val="000000000000" w:firstRow="0" w:lastRow="0" w:firstColumn="0" w:lastColumn="0" w:oddVBand="0" w:evenVBand="0" w:oddHBand="0" w:evenHBand="0" w:firstRowFirstColumn="0" w:firstRowLastColumn="0" w:lastRowFirstColumn="0" w:lastRowLastColumn="0"/>
+            </w:pPr>
             <w:r>
               <w:rPr>
                 <w:rFonts w:ascii="Arial" w:hAnsi="Arial"/>
@@ -2479,57 +2092,89 @@
                 <w:sz w:val="20"/>
                 <w:szCs w:val="20"/>
               </w:rPr>
-              <w:t>Incident Reference</w:t>
-            </w:r>
-          </w:p>
-        </w:tc>
-        <w:tc>
-          <w:tcPr>
-            <w:tcW w:w="0" w:type="auto"/>
-            <w:tcBorders>
-              <w:top w:val="single" w:sz="1" w:space="0" w:color="CCCCCC"/>
-              <w:left w:val="single" w:sz="1" w:space="0" w:color="CCCCCC"/>
-              <w:bottom w:val="single" w:sz="1" w:space="0" w:color="CCCCCC"/>
-              <w:right w:val="single" w:sz="1" w:space="0" w:color="CCCCCC"/>
-            </w:tcBorders>
-            <w:shd w:val="clear" w:color="auto" w:fill="FFFFFF"/>
-            <w:tcMar>
-              <w:top w:w="80" w:type="dxa"/>
-              <w:left w:w="120" w:type="dxa"/>
-              <w:bottom w:w="80" w:type="dxa"/>
-              <w:right w:w="120" w:type="dxa"/>
-            </w:tcMar>
-          </w:tcPr>
-          <w:p>
-            <w:r>
-              <w:rPr>
-                <w:rFonts w:ascii="Arial" w:hAnsi="Arial"/>
-                <w:color w:val="404040"/>
-                <w:sz w:val="20"/>
-                <w:szCs w:val="20"/>
-              </w:rPr>
-              <w:t>[IR TICKET #]</w:t>
-            </w:r>
-          </w:p>
-        </w:tc>
-        <w:tc>
-          <w:tcPr>
-            <w:tcW w:w="0" w:type="auto"/>
-            <w:tcBorders>
-              <w:top w:val="single" w:sz="1" w:space="0" w:color="CCCCCC"/>
-              <w:left w:val="single" w:sz="1" w:space="0" w:color="CCCCCC"/>
-              <w:bottom w:val="single" w:sz="1" w:space="0" w:color="CCCCCC"/>
-              <w:right w:val="single" w:sz="1" w:space="0" w:color="CCCCCC"/>
-            </w:tcBorders>
-            <w:shd w:val="clear" w:color="auto" w:fill="FFFFFF"/>
-            <w:tcMar>
-              <w:top w:w="80" w:type="dxa"/>
-              <w:left w:w="120" w:type="dxa"/>
-              <w:bottom w:w="80" w:type="dxa"/>
-              <w:right w:w="120" w:type="dxa"/>
-            </w:tcMar>
-          </w:tcPr>
-          <w:p>
+              <w:t>Content Owner</w:t>
+            </w:r>
+          </w:p>
+        </w:tc>
+        <w:tc>
+          <w:tcPr>
+            <w:tcW w:w="0" w:type="auto"/>
+          </w:tcPr>
+          <w:p>
+            <w:pPr>
+              <w:cnfStyle w:val="000000000000" w:firstRow="0" w:lastRow="0" w:firstColumn="0" w:lastColumn="0" w:oddVBand="0" w:evenVBand="0" w:oddHBand="0" w:evenHBand="0" w:firstRowFirstColumn="0" w:firstRowLastColumn="0" w:lastRowFirstColumn="0" w:lastRowLastColumn="0"/>
+            </w:pPr>
+            <w:r>
+              <w:rPr>
+                <w:rFonts w:ascii="Arial" w:hAnsi="Arial"/>
+                <w:color w:val="404040"/>
+                <w:sz w:val="20"/>
+                <w:szCs w:val="20"/>
+              </w:rPr>
+              <w:t>[NAME]</w:t>
+            </w:r>
+          </w:p>
+        </w:tc>
+      </w:tr>
+      <w:tr>
+        <w:trPr>
+          <w:cnfStyle w:val="000000100000" w:firstRow="0" w:lastRow="0" w:firstColumn="0" w:lastColumn="0" w:oddVBand="0" w:evenVBand="0" w:oddHBand="1" w:evenHBand="0" w:firstRowFirstColumn="0" w:firstRowLastColumn="0" w:lastRowFirstColumn="0" w:lastRowLastColumn="0"/>
+        </w:trPr>
+        <w:tc>
+          <w:tcPr>
+            <w:cnfStyle w:val="001000000000" w:firstRow="0" w:lastRow="0" w:firstColumn="1" w:lastColumn="0" w:oddVBand="0" w:evenVBand="0" w:oddHBand="0" w:evenHBand="0" w:firstRowFirstColumn="0" w:firstRowLastColumn="0" w:lastRowFirstColumn="0" w:lastRowLastColumn="0"/>
+            <w:tcW w:w="1863" w:type="dxa"/>
+          </w:tcPr>
+          <w:p>
+            <w:r>
+              <w:rPr>
+                <w:rFonts w:ascii="Arial" w:hAnsi="Arial"/>
+                <w:color w:val="404040"/>
+                <w:sz w:val="20"/>
+                <w:szCs w:val="20"/>
+              </w:rPr>
+              <w:t>Legal Review Required?</w:t>
+            </w:r>
+          </w:p>
+        </w:tc>
+        <w:tc>
+          <w:tcPr>
+            <w:tcW w:w="0" w:type="auto"/>
+          </w:tcPr>
+          <w:p>
+            <w:pPr>
+              <w:cnfStyle w:val="000000100000" w:firstRow="0" w:lastRow="0" w:firstColumn="0" w:lastColumn="0" w:oddVBand="0" w:evenVBand="0" w:oddHBand="1" w:evenHBand="0" w:firstRowFirstColumn="0" w:firstRowLastColumn="0" w:lastRowFirstColumn="0" w:lastRowLastColumn="0"/>
+            </w:pPr>
+            <w:proofErr w:type="gramStart"/>
+            <w:r>
+              <w:rPr>
+                <w:rFonts w:ascii="Arial" w:hAnsi="Arial"/>
+                <w:color w:val="404040"/>
+                <w:sz w:val="20"/>
+                <w:szCs w:val="20"/>
+              </w:rPr>
+              <w:t>[ ]</w:t>
+            </w:r>
+            <w:proofErr w:type="gramEnd"/>
+            <w:r>
+              <w:rPr>
+                <w:rFonts w:ascii="Arial" w:hAnsi="Arial"/>
+                <w:color w:val="404040"/>
+                <w:sz w:val="20"/>
+                <w:szCs w:val="20"/>
+              </w:rPr>
+              <w:t xml:space="preserve"> Yes — regulatory notification occurred  [ ] No</w:t>
+            </w:r>
+          </w:p>
+        </w:tc>
+        <w:tc>
+          <w:tcPr>
+            <w:tcW w:w="0" w:type="auto"/>
+          </w:tcPr>
+          <w:p>
+            <w:pPr>
+              <w:cnfStyle w:val="000000100000" w:firstRow="0" w:lastRow="0" w:firstColumn="0" w:lastColumn="0" w:oddVBand="0" w:evenVBand="0" w:oddHBand="1" w:evenHBand="0" w:firstRowFirstColumn="0" w:firstRowLastColumn="0" w:lastRowFirstColumn="0" w:lastRowLastColumn="0"/>
+            </w:pPr>
             <w:r>
               <w:rPr>
                 <w:rFonts w:ascii="Arial" w:hAnsi="Arial"/>
@@ -2539,65 +2184,75 @@
                 <w:sz w:val="20"/>
                 <w:szCs w:val="20"/>
               </w:rPr>
-              <w:t>Incident Date</w:t>
-            </w:r>
-          </w:p>
-        </w:tc>
-        <w:tc>
-          <w:tcPr>
-            <w:tcW w:w="0" w:type="auto"/>
-            <w:tcBorders>
-              <w:top w:val="single" w:sz="1" w:space="0" w:color="CCCCCC"/>
-              <w:left w:val="single" w:sz="1" w:space="0" w:color="CCCCCC"/>
-              <w:bottom w:val="single" w:sz="1" w:space="0" w:color="CCCCCC"/>
-              <w:right w:val="single" w:sz="1" w:space="0" w:color="CCCCCC"/>
-            </w:tcBorders>
-            <w:shd w:val="clear" w:color="auto" w:fill="FFFFFF"/>
-            <w:tcMar>
-              <w:top w:w="80" w:type="dxa"/>
-              <w:left w:w="120" w:type="dxa"/>
-              <w:bottom w:w="80" w:type="dxa"/>
-              <w:right w:w="120" w:type="dxa"/>
-            </w:tcMar>
-          </w:tcPr>
-          <w:p>
-            <w:r>
-              <w:rPr>
-                <w:rFonts w:ascii="Arial" w:hAnsi="Arial"/>
-                <w:color w:val="404040"/>
-                <w:sz w:val="20"/>
-                <w:szCs w:val="20"/>
-              </w:rPr>
-              <w:t>[DATE]</w:t>
+              <w:t>Legal Sign-Off</w:t>
+            </w:r>
+          </w:p>
+        </w:tc>
+        <w:tc>
+          <w:tcPr>
+            <w:tcW w:w="0" w:type="auto"/>
+          </w:tcPr>
+          <w:p>
+            <w:pPr>
+              <w:cnfStyle w:val="000000100000" w:firstRow="0" w:lastRow="0" w:firstColumn="0" w:lastColumn="0" w:oddVBand="0" w:evenVBand="0" w:oddHBand="1" w:evenHBand="0" w:firstRowFirstColumn="0" w:firstRowLastColumn="0" w:lastRowFirstColumn="0" w:lastRowLastColumn="0"/>
+            </w:pPr>
+            <w:r>
+              <w:rPr>
+                <w:rFonts w:ascii="Arial" w:hAnsi="Arial"/>
+                <w:color w:val="404040"/>
+                <w:sz w:val="20"/>
+                <w:szCs w:val="20"/>
+              </w:rPr>
+              <w:t>[NAME / DATE if required]</w:t>
             </w:r>
           </w:p>
         </w:tc>
       </w:tr>
       <w:tr>
-        <w:tblPrEx>
-          <w:tblCellMar>
-            <w:top w:w="0" w:type="dxa"/>
-            <w:bottom w:w="0" w:type="dxa"/>
-          </w:tblCellMar>
-        </w:tblPrEx>
-        <w:tc>
-          <w:tcPr>
+        <w:tc>
+          <w:tcPr>
+            <w:cnfStyle w:val="001000000000" w:firstRow="0" w:lastRow="0" w:firstColumn="1" w:lastColumn="0" w:oddVBand="0" w:evenVBand="0" w:oddHBand="0" w:evenHBand="0" w:firstRowFirstColumn="0" w:firstRowLastColumn="0" w:lastRowFirstColumn="0" w:lastRowLastColumn="0"/>
             <w:tcW w:w="1863" w:type="dxa"/>
-            <w:tcBorders>
-              <w:top w:val="single" w:sz="1" w:space="0" w:color="CCCCCC"/>
-              <w:left w:val="single" w:sz="1" w:space="0" w:color="CCCCCC"/>
-              <w:bottom w:val="single" w:sz="1" w:space="0" w:color="CCCCCC"/>
-              <w:right w:val="single" w:sz="1" w:space="0" w:color="CCCCCC"/>
-            </w:tcBorders>
-            <w:shd w:val="clear" w:color="auto" w:fill="F2F2F2"/>
-            <w:tcMar>
-              <w:top w:w="80" w:type="dxa"/>
-              <w:left w:w="120" w:type="dxa"/>
-              <w:bottom w:w="80" w:type="dxa"/>
-              <w:right w:w="120" w:type="dxa"/>
-            </w:tcMar>
-          </w:tcPr>
-          <w:p>
+          </w:tcPr>
+          <w:p>
+            <w:r>
+              <w:rPr>
+                <w:rFonts w:ascii="Arial" w:hAnsi="Arial"/>
+                <w:color w:val="404040"/>
+                <w:sz w:val="20"/>
+                <w:szCs w:val="20"/>
+              </w:rPr>
+              <w:t>CCO Sign-Off</w:t>
+            </w:r>
+          </w:p>
+        </w:tc>
+        <w:tc>
+          <w:tcPr>
+            <w:tcW w:w="0" w:type="auto"/>
+          </w:tcPr>
+          <w:p>
+            <w:pPr>
+              <w:cnfStyle w:val="000000000000" w:firstRow="0" w:lastRow="0" w:firstColumn="0" w:lastColumn="0" w:oddVBand="0" w:evenVBand="0" w:oddHBand="0" w:evenHBand="0" w:firstRowFirstColumn="0" w:firstRowLastColumn="0" w:lastRowFirstColumn="0" w:lastRowLastColumn="0"/>
+            </w:pPr>
+            <w:r>
+              <w:rPr>
+                <w:rFonts w:ascii="Arial" w:hAnsi="Arial"/>
+                <w:color w:val="404040"/>
+                <w:sz w:val="20"/>
+                <w:szCs w:val="20"/>
+              </w:rPr>
+              <w:t>[NAME / DATE]</w:t>
+            </w:r>
+          </w:p>
+        </w:tc>
+        <w:tc>
+          <w:tcPr>
+            <w:tcW w:w="0" w:type="auto"/>
+          </w:tcPr>
+          <w:p>
+            <w:pPr>
+              <w:cnfStyle w:val="000000000000" w:firstRow="0" w:lastRow="0" w:firstColumn="0" w:lastColumn="0" w:oddVBand="0" w:evenVBand="0" w:oddHBand="0" w:evenHBand="0" w:firstRowFirstColumn="0" w:firstRowLastColumn="0" w:lastRowFirstColumn="0" w:lastRowLastColumn="0"/>
+            </w:pPr>
             <w:r>
               <w:rPr>
                 <w:rFonts w:ascii="Arial" w:hAnsi="Arial"/>
@@ -2607,66 +2262,78 @@
                 <w:sz w:val="20"/>
                 <w:szCs w:val="20"/>
               </w:rPr>
-              <w:t>Behaviour Failure Mode</w:t>
-            </w:r>
-          </w:p>
-        </w:tc>
-        <w:tc>
-          <w:tcPr>
-            <w:tcW w:w="0" w:type="auto"/>
-            <w:gridSpan w:val="3"/>
-            <w:tcBorders>
-              <w:top w:val="single" w:sz="1" w:space="0" w:color="CCCCCC"/>
-              <w:left w:val="single" w:sz="1" w:space="0" w:color="CCCCCC"/>
-              <w:bottom w:val="single" w:sz="1" w:space="0" w:color="CCCCCC"/>
-              <w:right w:val="single" w:sz="1" w:space="0" w:color="CCCCCC"/>
-            </w:tcBorders>
-            <w:shd w:val="clear" w:color="auto" w:fill="F2F2F2"/>
-            <w:tcMar>
-              <w:top w:w="80" w:type="dxa"/>
-              <w:left w:w="120" w:type="dxa"/>
-              <w:bottom w:w="80" w:type="dxa"/>
-              <w:right w:w="120" w:type="dxa"/>
-            </w:tcMar>
-          </w:tcPr>
-          <w:p>
-            <w:r>
-              <w:rPr>
-                <w:rFonts w:ascii="Arial" w:hAnsi="Arial"/>
-                <w:color w:val="404040"/>
-                <w:sz w:val="20"/>
-                <w:szCs w:val="20"/>
-              </w:rPr>
-              <w:t>[Precise description of the human behaviour that enabled or contributed to the incident — e.g., 'Employee responded to vishing call impersonating IT helpdesk and provided MFA code']</w:t>
+              <w:t>GRC Director Sign-Off</w:t>
+            </w:r>
+          </w:p>
+        </w:tc>
+        <w:tc>
+          <w:tcPr>
+            <w:tcW w:w="0" w:type="auto"/>
+          </w:tcPr>
+          <w:p>
+            <w:pPr>
+              <w:cnfStyle w:val="000000000000" w:firstRow="0" w:lastRow="0" w:firstColumn="0" w:lastColumn="0" w:oddVBand="0" w:evenVBand="0" w:oddHBand="0" w:evenHBand="0" w:firstRowFirstColumn="0" w:firstRowLastColumn="0" w:lastRowFirstColumn="0" w:lastRowLastColumn="0"/>
+            </w:pPr>
+            <w:r>
+              <w:rPr>
+                <w:rFonts w:ascii="Arial" w:hAnsi="Arial"/>
+                <w:color w:val="404040"/>
+                <w:sz w:val="20"/>
+                <w:szCs w:val="20"/>
+              </w:rPr>
+              <w:t>[NAME / DATE]</w:t>
             </w:r>
           </w:p>
         </w:tc>
       </w:tr>
       <w:tr>
-        <w:tblPrEx>
-          <w:tblCellMar>
-            <w:top w:w="0" w:type="dxa"/>
-            <w:bottom w:w="0" w:type="dxa"/>
-          </w:tblCellMar>
-        </w:tblPrEx>
-        <w:tc>
-          <w:tcPr>
+        <w:trPr>
+          <w:cnfStyle w:val="000000100000" w:firstRow="0" w:lastRow="0" w:firstColumn="0" w:lastColumn="0" w:oddVBand="0" w:evenVBand="0" w:oddHBand="1" w:evenHBand="0" w:firstRowFirstColumn="0" w:firstRowLastColumn="0" w:lastRowFirstColumn="0" w:lastRowLastColumn="0"/>
+        </w:trPr>
+        <w:tc>
+          <w:tcPr>
+            <w:cnfStyle w:val="001000000000" w:firstRow="0" w:lastRow="0" w:firstColumn="1" w:lastColumn="0" w:oddVBand="0" w:evenVBand="0" w:oddHBand="0" w:evenHBand="0" w:firstRowFirstColumn="0" w:firstRowLastColumn="0" w:lastRowFirstColumn="0" w:lastRowLastColumn="0"/>
             <w:tcW w:w="1863" w:type="dxa"/>
-            <w:tcBorders>
-              <w:top w:val="single" w:sz="1" w:space="0" w:color="CCCCCC"/>
-              <w:left w:val="single" w:sz="1" w:space="0" w:color="CCCCCC"/>
-              <w:bottom w:val="single" w:sz="1" w:space="0" w:color="CCCCCC"/>
-              <w:right w:val="single" w:sz="1" w:space="0" w:color="CCCCCC"/>
-            </w:tcBorders>
-            <w:shd w:val="clear" w:color="auto" w:fill="FFFFFF"/>
-            <w:tcMar>
-              <w:top w:w="80" w:type="dxa"/>
-              <w:left w:w="120" w:type="dxa"/>
-              <w:bottom w:w="80" w:type="dxa"/>
-              <w:right w:w="120" w:type="dxa"/>
-            </w:tcMar>
-          </w:tcPr>
-          <w:p>
+          </w:tcPr>
+          <w:p>
+            <w:r>
+              <w:rPr>
+                <w:rFonts w:ascii="Arial" w:hAnsi="Arial"/>
+                <w:color w:val="404040"/>
+                <w:sz w:val="20"/>
+                <w:szCs w:val="20"/>
+              </w:rPr>
+              <w:t>Deployment Date</w:t>
+            </w:r>
+          </w:p>
+        </w:tc>
+        <w:tc>
+          <w:tcPr>
+            <w:tcW w:w="0" w:type="auto"/>
+          </w:tcPr>
+          <w:p>
+            <w:pPr>
+              <w:cnfStyle w:val="000000100000" w:firstRow="0" w:lastRow="0" w:firstColumn="0" w:lastColumn="0" w:oddVBand="0" w:evenVBand="0" w:oddHBand="1" w:evenHBand="0" w:firstRowFirstColumn="0" w:firstRowLastColumn="0" w:lastRowFirstColumn="0" w:lastRowLastColumn="0"/>
+            </w:pPr>
+            <w:r>
+              <w:rPr>
+                <w:rFonts w:ascii="Arial" w:hAnsi="Arial"/>
+                <w:color w:val="404040"/>
+                <w:sz w:val="20"/>
+                <w:szCs w:val="20"/>
+              </w:rPr>
+              <w:t>[DATE]</w:t>
+            </w:r>
+          </w:p>
+        </w:tc>
+        <w:tc>
+          <w:tcPr>
+            <w:tcW w:w="0" w:type="auto"/>
+          </w:tcPr>
+          <w:p>
+            <w:pPr>
+              <w:cnfStyle w:val="000000100000" w:firstRow="0" w:lastRow="0" w:firstColumn="0" w:lastColumn="0" w:oddVBand="0" w:evenVBand="0" w:oddHBand="1" w:evenHBand="0" w:firstRowFirstColumn="0" w:firstRowLastColumn="0" w:lastRowFirstColumn="0" w:lastRowLastColumn="0"/>
+            </w:pPr>
             <w:r>
               <w:rPr>
                 <w:rFonts w:ascii="Arial" w:hAnsi="Arial"/>
@@ -2676,215 +2343,45 @@
                 <w:sz w:val="20"/>
                 <w:szCs w:val="20"/>
               </w:rPr>
-              <w:t>Root Cause Classification</w:t>
-            </w:r>
-          </w:p>
-        </w:tc>
-        <w:tc>
-          <w:tcPr>
-            <w:tcW w:w="0" w:type="auto"/>
-            <w:gridSpan w:val="3"/>
-            <w:tcBorders>
-              <w:top w:val="single" w:sz="1" w:space="0" w:color="CCCCCC"/>
-              <w:left w:val="single" w:sz="1" w:space="0" w:color="CCCCCC"/>
-              <w:bottom w:val="single" w:sz="1" w:space="0" w:color="CCCCCC"/>
-              <w:right w:val="single" w:sz="1" w:space="0" w:color="CCCCCC"/>
-            </w:tcBorders>
-            <w:shd w:val="clear" w:color="auto" w:fill="FFFFFF"/>
-            <w:tcMar>
-              <w:top w:w="80" w:type="dxa"/>
-              <w:left w:w="120" w:type="dxa"/>
-              <w:bottom w:w="80" w:type="dxa"/>
-              <w:right w:w="120" w:type="dxa"/>
-            </w:tcMar>
-          </w:tcPr>
-          <w:p>
-            <w:proofErr w:type="gramStart"/>
-            <w:r>
-              <w:rPr>
-                <w:rFonts w:ascii="Arial" w:hAnsi="Arial"/>
-                <w:color w:val="404040"/>
-                <w:sz w:val="20"/>
-                <w:szCs w:val="20"/>
-              </w:rPr>
-              <w:t>[ ]</w:t>
-            </w:r>
-            <w:proofErr w:type="gramEnd"/>
-            <w:r>
-              <w:rPr>
-                <w:rFonts w:ascii="Arial" w:hAnsi="Arial"/>
-                <w:color w:val="404040"/>
-                <w:sz w:val="20"/>
-                <w:szCs w:val="20"/>
-              </w:rPr>
-              <w:t xml:space="preserve"> Lack of awareness  [ ] Insufficient training  [ ] Awareness but non-compliance  [ ] Training gap for new threat vector  [ ] Role mismatch — wrong training tier</w:t>
+              <w:t>Completion Target Date</w:t>
+            </w:r>
+          </w:p>
+        </w:tc>
+        <w:tc>
+          <w:tcPr>
+            <w:tcW w:w="0" w:type="auto"/>
+          </w:tcPr>
+          <w:p>
+            <w:pPr>
+              <w:cnfStyle w:val="000000100000" w:firstRow="0" w:lastRow="0" w:firstColumn="0" w:lastColumn="0" w:oddVBand="0" w:evenVBand="0" w:oddHBand="1" w:evenHBand="0" w:firstRowFirstColumn="0" w:firstRowLastColumn="0" w:lastRowFirstColumn="0" w:lastRowLastColumn="0"/>
+            </w:pPr>
+            <w:r>
+              <w:rPr>
+                <w:rFonts w:ascii="Arial" w:hAnsi="Arial"/>
+                <w:color w:val="404040"/>
+                <w:sz w:val="20"/>
+                <w:szCs w:val="20"/>
+              </w:rPr>
+              <w:t>[DATE — 30 days from deployment]</w:t>
             </w:r>
           </w:p>
         </w:tc>
       </w:tr>
       <w:tr>
-        <w:tblPrEx>
-          <w:tblCellMar>
-            <w:top w:w="0" w:type="dxa"/>
-            <w:bottom w:w="0" w:type="dxa"/>
-          </w:tblCellMar>
-        </w:tblPrEx>
-        <w:tc>
-          <w:tcPr>
+        <w:tc>
+          <w:tcPr>
+            <w:cnfStyle w:val="001000000000" w:firstRow="0" w:lastRow="0" w:firstColumn="1" w:lastColumn="0" w:oddVBand="0" w:evenVBand="0" w:oddHBand="0" w:evenHBand="0" w:firstRowFirstColumn="0" w:firstRowLastColumn="0" w:lastRowFirstColumn="0" w:lastRowLastColumn="0"/>
             <w:tcW w:w="1863" w:type="dxa"/>
-            <w:tcBorders>
-              <w:top w:val="single" w:sz="1" w:space="0" w:color="CCCCCC"/>
-              <w:left w:val="single" w:sz="1" w:space="0" w:color="CCCCCC"/>
-              <w:bottom w:val="single" w:sz="1" w:space="0" w:color="CCCCCC"/>
-              <w:right w:val="single" w:sz="1" w:space="0" w:color="CCCCCC"/>
-            </w:tcBorders>
-            <w:shd w:val="clear" w:color="auto" w:fill="F2F2F2"/>
-            <w:tcMar>
-              <w:top w:w="80" w:type="dxa"/>
-              <w:left w:w="120" w:type="dxa"/>
-              <w:bottom w:w="80" w:type="dxa"/>
-              <w:right w:w="120" w:type="dxa"/>
-            </w:tcMar>
-          </w:tcPr>
-          <w:p>
-            <w:r>
-              <w:rPr>
-                <w:rFonts w:ascii="Arial" w:hAnsi="Arial"/>
-                <w:b/>
-                <w:bCs/>
-                <w:color w:val="404040"/>
-                <w:sz w:val="20"/>
-                <w:szCs w:val="20"/>
-              </w:rPr>
-              <w:t>Target Audience</w:t>
-            </w:r>
-          </w:p>
-        </w:tc>
-        <w:tc>
-          <w:tcPr>
-            <w:tcW w:w="0" w:type="auto"/>
-            <w:tcBorders>
-              <w:top w:val="single" w:sz="1" w:space="0" w:color="CCCCCC"/>
-              <w:left w:val="single" w:sz="1" w:space="0" w:color="CCCCCC"/>
-              <w:bottom w:val="single" w:sz="1" w:space="0" w:color="CCCCCC"/>
-              <w:right w:val="single" w:sz="1" w:space="0" w:color="CCCCCC"/>
-            </w:tcBorders>
-            <w:shd w:val="clear" w:color="auto" w:fill="F2F2F2"/>
-            <w:tcMar>
-              <w:top w:w="80" w:type="dxa"/>
-              <w:left w:w="120" w:type="dxa"/>
-              <w:bottom w:w="80" w:type="dxa"/>
-              <w:right w:w="120" w:type="dxa"/>
-            </w:tcMar>
-          </w:tcPr>
-          <w:p>
-            <w:r>
-              <w:rPr>
-                <w:rFonts w:ascii="Arial" w:hAnsi="Arial"/>
-                <w:color w:val="404040"/>
-                <w:sz w:val="20"/>
-                <w:szCs w:val="20"/>
-              </w:rPr>
-              <w:t>[Role(s), Department(s), Risk Tier]</w:t>
-            </w:r>
-          </w:p>
-        </w:tc>
-        <w:tc>
-          <w:tcPr>
-            <w:tcW w:w="0" w:type="auto"/>
-            <w:tcBorders>
-              <w:top w:val="single" w:sz="1" w:space="0" w:color="CCCCCC"/>
-              <w:left w:val="single" w:sz="1" w:space="0" w:color="CCCCCC"/>
-              <w:bottom w:val="single" w:sz="1" w:space="0" w:color="CCCCCC"/>
-              <w:right w:val="single" w:sz="1" w:space="0" w:color="CCCCCC"/>
-            </w:tcBorders>
-            <w:shd w:val="clear" w:color="auto" w:fill="F2F2F2"/>
-            <w:tcMar>
-              <w:top w:w="80" w:type="dxa"/>
-              <w:left w:w="120" w:type="dxa"/>
-              <w:bottom w:w="80" w:type="dxa"/>
-              <w:right w:w="120" w:type="dxa"/>
-            </w:tcMar>
-          </w:tcPr>
-          <w:p>
-            <w:r>
-              <w:rPr>
-                <w:rFonts w:ascii="Arial" w:hAnsi="Arial"/>
-                <w:b/>
-                <w:bCs/>
-                <w:color w:val="404040"/>
-                <w:sz w:val="20"/>
-                <w:szCs w:val="20"/>
-              </w:rPr>
-              <w:t>Audience Size</w:t>
-            </w:r>
-          </w:p>
-        </w:tc>
-        <w:tc>
-          <w:tcPr>
-            <w:tcW w:w="0" w:type="auto"/>
-            <w:tcBorders>
-              <w:top w:val="single" w:sz="1" w:space="0" w:color="CCCCCC"/>
-              <w:left w:val="single" w:sz="1" w:space="0" w:color="CCCCCC"/>
-              <w:bottom w:val="single" w:sz="1" w:space="0" w:color="CCCCCC"/>
-              <w:right w:val="single" w:sz="1" w:space="0" w:color="CCCCCC"/>
-            </w:tcBorders>
-            <w:shd w:val="clear" w:color="auto" w:fill="F2F2F2"/>
-            <w:tcMar>
-              <w:top w:w="80" w:type="dxa"/>
-              <w:left w:w="120" w:type="dxa"/>
-              <w:bottom w:w="80" w:type="dxa"/>
-              <w:right w:w="120" w:type="dxa"/>
-            </w:tcMar>
-          </w:tcPr>
-          <w:p>
-            <w:r>
-              <w:rPr>
-                <w:rFonts w:ascii="Arial" w:hAnsi="Arial"/>
-                <w:color w:val="404040"/>
-                <w:sz w:val="20"/>
-                <w:szCs w:val="20"/>
-              </w:rPr>
-              <w:t>[#]</w:t>
-            </w:r>
-          </w:p>
-        </w:tc>
-      </w:tr>
-      <w:tr>
-        <w:tblPrEx>
-          <w:tblCellMar>
-            <w:top w:w="0" w:type="dxa"/>
-            <w:bottom w:w="0" w:type="dxa"/>
-          </w:tblCellMar>
-        </w:tblPrEx>
-        <w:tc>
-          <w:tcPr>
-            <w:tcW w:w="1863" w:type="dxa"/>
-            <w:tcBorders>
-              <w:top w:val="single" w:sz="1" w:space="0" w:color="CCCCCC"/>
-              <w:left w:val="single" w:sz="1" w:space="0" w:color="CCCCCC"/>
-              <w:bottom w:val="single" w:sz="1" w:space="0" w:color="CCCCCC"/>
-              <w:right w:val="single" w:sz="1" w:space="0" w:color="CCCCCC"/>
-            </w:tcBorders>
-            <w:shd w:val="clear" w:color="auto" w:fill="FFFFFF"/>
-            <w:tcMar>
-              <w:top w:w="80" w:type="dxa"/>
-              <w:left w:w="120" w:type="dxa"/>
-              <w:bottom w:w="80" w:type="dxa"/>
-              <w:right w:w="120" w:type="dxa"/>
-            </w:tcMar>
-          </w:tcPr>
-          <w:p>
-            <w:r>
-              <w:rPr>
-                <w:rFonts w:ascii="Arial" w:hAnsi="Arial"/>
-                <w:b/>
-                <w:bCs/>
-                <w:color w:val="404040"/>
-                <w:sz w:val="20"/>
-                <w:szCs w:val="20"/>
-              </w:rPr>
-              <w:t>Required Action</w:t>
+          </w:tcPr>
+          <w:p>
+            <w:r>
+              <w:rPr>
+                <w:rFonts w:ascii="Arial" w:hAnsi="Arial"/>
+                <w:color w:val="404040"/>
+                <w:sz w:val="20"/>
+                <w:szCs w:val="20"/>
+              </w:rPr>
+              <w:t>Closure Conditions</w:t>
             </w:r>
           </w:p>
         </w:tc>
@@ -2892,624 +2389,11 @@
           <w:tcPr>
             <w:tcW w:w="0" w:type="auto"/>
             <w:gridSpan w:val="3"/>
-            <w:tcBorders>
-              <w:top w:val="single" w:sz="1" w:space="0" w:color="CCCCCC"/>
-              <w:left w:val="single" w:sz="1" w:space="0" w:color="CCCCCC"/>
-              <w:bottom w:val="single" w:sz="1" w:space="0" w:color="CCCCCC"/>
-              <w:right w:val="single" w:sz="1" w:space="0" w:color="CCCCCC"/>
-            </w:tcBorders>
-            <w:shd w:val="clear" w:color="auto" w:fill="FFFFFF"/>
-            <w:tcMar>
-              <w:top w:w="80" w:type="dxa"/>
-              <w:left w:w="120" w:type="dxa"/>
-              <w:bottom w:w="80" w:type="dxa"/>
-              <w:right w:w="120" w:type="dxa"/>
-            </w:tcMar>
-          </w:tcPr>
-          <w:p>
-            <w:proofErr w:type="gramStart"/>
-            <w:r>
-              <w:rPr>
-                <w:rFonts w:ascii="Arial" w:hAnsi="Arial"/>
-                <w:color w:val="404040"/>
-                <w:sz w:val="20"/>
-                <w:szCs w:val="20"/>
-              </w:rPr>
-              <w:t>[ ]</w:t>
-            </w:r>
-            <w:proofErr w:type="gramEnd"/>
-            <w:r>
-              <w:rPr>
-                <w:rFonts w:ascii="Arial" w:hAnsi="Arial"/>
-                <w:color w:val="404040"/>
-                <w:sz w:val="20"/>
-                <w:szCs w:val="20"/>
-              </w:rPr>
-              <w:t xml:space="preserve"> Update existing module  [ ] Create new module  [ ] Add simulation scenario  [ ] Update simulation lure library  [ ] Targeted role-play exercise</w:t>
-            </w:r>
-          </w:p>
-        </w:tc>
-      </w:tr>
-      <w:tr>
-        <w:tblPrEx>
-          <w:tblCellMar>
-            <w:top w:w="0" w:type="dxa"/>
-            <w:bottom w:w="0" w:type="dxa"/>
-          </w:tblCellMar>
-        </w:tblPrEx>
-        <w:tc>
-          <w:tcPr>
-            <w:tcW w:w="1863" w:type="dxa"/>
-            <w:tcBorders>
-              <w:top w:val="single" w:sz="1" w:space="0" w:color="CCCCCC"/>
-              <w:left w:val="single" w:sz="1" w:space="0" w:color="CCCCCC"/>
-              <w:bottom w:val="single" w:sz="1" w:space="0" w:color="CCCCCC"/>
-              <w:right w:val="single" w:sz="1" w:space="0" w:color="CCCCCC"/>
-            </w:tcBorders>
-            <w:shd w:val="clear" w:color="auto" w:fill="F2F2F2"/>
-            <w:tcMar>
-              <w:top w:w="80" w:type="dxa"/>
-              <w:left w:w="120" w:type="dxa"/>
-              <w:bottom w:w="80" w:type="dxa"/>
-              <w:right w:w="120" w:type="dxa"/>
-            </w:tcMar>
-          </w:tcPr>
-          <w:p>
-            <w:r>
-              <w:rPr>
-                <w:rFonts w:ascii="Arial" w:hAnsi="Arial"/>
-                <w:b/>
-                <w:bCs/>
-                <w:color w:val="404040"/>
-                <w:sz w:val="20"/>
-                <w:szCs w:val="20"/>
-              </w:rPr>
-              <w:t>Module Reference</w:t>
-            </w:r>
-          </w:p>
-        </w:tc>
-        <w:tc>
-          <w:tcPr>
-            <w:tcW w:w="0" w:type="auto"/>
-            <w:tcBorders>
-              <w:top w:val="single" w:sz="1" w:space="0" w:color="CCCCCC"/>
-              <w:left w:val="single" w:sz="1" w:space="0" w:color="CCCCCC"/>
-              <w:bottom w:val="single" w:sz="1" w:space="0" w:color="CCCCCC"/>
-              <w:right w:val="single" w:sz="1" w:space="0" w:color="CCCCCC"/>
-            </w:tcBorders>
-            <w:shd w:val="clear" w:color="auto" w:fill="F2F2F2"/>
-            <w:tcMar>
-              <w:top w:w="80" w:type="dxa"/>
-              <w:left w:w="120" w:type="dxa"/>
-              <w:bottom w:w="80" w:type="dxa"/>
-              <w:right w:w="120" w:type="dxa"/>
-            </w:tcMar>
-          </w:tcPr>
-          <w:p>
-            <w:r>
-              <w:rPr>
-                <w:rFonts w:ascii="Arial" w:hAnsi="Arial"/>
-                <w:color w:val="404040"/>
-                <w:sz w:val="20"/>
-                <w:szCs w:val="20"/>
-              </w:rPr>
-              <w:t>[MOD-XXX]</w:t>
-            </w:r>
-          </w:p>
-        </w:tc>
-        <w:tc>
-          <w:tcPr>
-            <w:tcW w:w="0" w:type="auto"/>
-            <w:tcBorders>
-              <w:top w:val="single" w:sz="1" w:space="0" w:color="CCCCCC"/>
-              <w:left w:val="single" w:sz="1" w:space="0" w:color="CCCCCC"/>
-              <w:bottom w:val="single" w:sz="1" w:space="0" w:color="CCCCCC"/>
-              <w:right w:val="single" w:sz="1" w:space="0" w:color="CCCCCC"/>
-            </w:tcBorders>
-            <w:shd w:val="clear" w:color="auto" w:fill="F2F2F2"/>
-            <w:tcMar>
-              <w:top w:w="80" w:type="dxa"/>
-              <w:left w:w="120" w:type="dxa"/>
-              <w:bottom w:w="80" w:type="dxa"/>
-              <w:right w:w="120" w:type="dxa"/>
-            </w:tcMar>
-          </w:tcPr>
-          <w:p>
-            <w:r>
-              <w:rPr>
-                <w:rFonts w:ascii="Arial" w:hAnsi="Arial"/>
-                <w:b/>
-                <w:bCs/>
-                <w:color w:val="404040"/>
-                <w:sz w:val="20"/>
-                <w:szCs w:val="20"/>
-              </w:rPr>
-              <w:t>Content Owner</w:t>
-            </w:r>
-          </w:p>
-        </w:tc>
-        <w:tc>
-          <w:tcPr>
-            <w:tcW w:w="0" w:type="auto"/>
-            <w:tcBorders>
-              <w:top w:val="single" w:sz="1" w:space="0" w:color="CCCCCC"/>
-              <w:left w:val="single" w:sz="1" w:space="0" w:color="CCCCCC"/>
-              <w:bottom w:val="single" w:sz="1" w:space="0" w:color="CCCCCC"/>
-              <w:right w:val="single" w:sz="1" w:space="0" w:color="CCCCCC"/>
-            </w:tcBorders>
-            <w:shd w:val="clear" w:color="auto" w:fill="F2F2F2"/>
-            <w:tcMar>
-              <w:top w:w="80" w:type="dxa"/>
-              <w:left w:w="120" w:type="dxa"/>
-              <w:bottom w:w="80" w:type="dxa"/>
-              <w:right w:w="120" w:type="dxa"/>
-            </w:tcMar>
-          </w:tcPr>
-          <w:p>
-            <w:r>
-              <w:rPr>
-                <w:rFonts w:ascii="Arial" w:hAnsi="Arial"/>
-                <w:color w:val="404040"/>
-                <w:sz w:val="20"/>
-                <w:szCs w:val="20"/>
-              </w:rPr>
-              <w:t>[NAME]</w:t>
-            </w:r>
-          </w:p>
-        </w:tc>
-      </w:tr>
-      <w:tr>
-        <w:tblPrEx>
-          <w:tblCellMar>
-            <w:top w:w="0" w:type="dxa"/>
-            <w:bottom w:w="0" w:type="dxa"/>
-          </w:tblCellMar>
-        </w:tblPrEx>
-        <w:tc>
-          <w:tcPr>
-            <w:tcW w:w="1863" w:type="dxa"/>
-            <w:tcBorders>
-              <w:top w:val="single" w:sz="1" w:space="0" w:color="CCCCCC"/>
-              <w:left w:val="single" w:sz="1" w:space="0" w:color="CCCCCC"/>
-              <w:bottom w:val="single" w:sz="1" w:space="0" w:color="CCCCCC"/>
-              <w:right w:val="single" w:sz="1" w:space="0" w:color="CCCCCC"/>
-            </w:tcBorders>
-            <w:shd w:val="clear" w:color="auto" w:fill="FFFFFF"/>
-            <w:tcMar>
-              <w:top w:w="80" w:type="dxa"/>
-              <w:left w:w="120" w:type="dxa"/>
-              <w:bottom w:w="80" w:type="dxa"/>
-              <w:right w:w="120" w:type="dxa"/>
-            </w:tcMar>
-          </w:tcPr>
-          <w:p>
-            <w:r>
-              <w:rPr>
-                <w:rFonts w:ascii="Arial" w:hAnsi="Arial"/>
-                <w:b/>
-                <w:bCs/>
-                <w:color w:val="404040"/>
-                <w:sz w:val="20"/>
-                <w:szCs w:val="20"/>
-              </w:rPr>
-              <w:t>Legal Review Required?</w:t>
-            </w:r>
-          </w:p>
-        </w:tc>
-        <w:tc>
-          <w:tcPr>
-            <w:tcW w:w="0" w:type="auto"/>
-            <w:tcBorders>
-              <w:top w:val="single" w:sz="1" w:space="0" w:color="CCCCCC"/>
-              <w:left w:val="single" w:sz="1" w:space="0" w:color="CCCCCC"/>
-              <w:bottom w:val="single" w:sz="1" w:space="0" w:color="CCCCCC"/>
-              <w:right w:val="single" w:sz="1" w:space="0" w:color="CCCCCC"/>
-            </w:tcBorders>
-            <w:shd w:val="clear" w:color="auto" w:fill="FFFFFF"/>
-            <w:tcMar>
-              <w:top w:w="80" w:type="dxa"/>
-              <w:left w:w="120" w:type="dxa"/>
-              <w:bottom w:w="80" w:type="dxa"/>
-              <w:right w:w="120" w:type="dxa"/>
-            </w:tcMar>
-          </w:tcPr>
-          <w:p>
-            <w:proofErr w:type="gramStart"/>
-            <w:r>
-              <w:rPr>
-                <w:rFonts w:ascii="Arial" w:hAnsi="Arial"/>
-                <w:color w:val="404040"/>
-                <w:sz w:val="20"/>
-                <w:szCs w:val="20"/>
-              </w:rPr>
-              <w:t>[ ]</w:t>
-            </w:r>
-            <w:proofErr w:type="gramEnd"/>
-            <w:r>
-              <w:rPr>
-                <w:rFonts w:ascii="Arial" w:hAnsi="Arial"/>
-                <w:color w:val="404040"/>
-                <w:sz w:val="20"/>
-                <w:szCs w:val="20"/>
-              </w:rPr>
-              <w:t xml:space="preserve"> Yes — regulatory notification occurred  [ ] No</w:t>
-            </w:r>
-          </w:p>
-        </w:tc>
-        <w:tc>
-          <w:tcPr>
-            <w:tcW w:w="0" w:type="auto"/>
-            <w:tcBorders>
-              <w:top w:val="single" w:sz="1" w:space="0" w:color="CCCCCC"/>
-              <w:left w:val="single" w:sz="1" w:space="0" w:color="CCCCCC"/>
-              <w:bottom w:val="single" w:sz="1" w:space="0" w:color="CCCCCC"/>
-              <w:right w:val="single" w:sz="1" w:space="0" w:color="CCCCCC"/>
-            </w:tcBorders>
-            <w:shd w:val="clear" w:color="auto" w:fill="FFFFFF"/>
-            <w:tcMar>
-              <w:top w:w="80" w:type="dxa"/>
-              <w:left w:w="120" w:type="dxa"/>
-              <w:bottom w:w="80" w:type="dxa"/>
-              <w:right w:w="120" w:type="dxa"/>
-            </w:tcMar>
-          </w:tcPr>
-          <w:p>
-            <w:r>
-              <w:rPr>
-                <w:rFonts w:ascii="Arial" w:hAnsi="Arial"/>
-                <w:b/>
-                <w:bCs/>
-                <w:color w:val="404040"/>
-                <w:sz w:val="20"/>
-                <w:szCs w:val="20"/>
-              </w:rPr>
-              <w:t>Legal Sign-Off</w:t>
-            </w:r>
-          </w:p>
-        </w:tc>
-        <w:tc>
-          <w:tcPr>
-            <w:tcW w:w="0" w:type="auto"/>
-            <w:tcBorders>
-              <w:top w:val="single" w:sz="1" w:space="0" w:color="CCCCCC"/>
-              <w:left w:val="single" w:sz="1" w:space="0" w:color="CCCCCC"/>
-              <w:bottom w:val="single" w:sz="1" w:space="0" w:color="CCCCCC"/>
-              <w:right w:val="single" w:sz="1" w:space="0" w:color="CCCCCC"/>
-            </w:tcBorders>
-            <w:shd w:val="clear" w:color="auto" w:fill="FFFFFF"/>
-            <w:tcMar>
-              <w:top w:w="80" w:type="dxa"/>
-              <w:left w:w="120" w:type="dxa"/>
-              <w:bottom w:w="80" w:type="dxa"/>
-              <w:right w:w="120" w:type="dxa"/>
-            </w:tcMar>
-          </w:tcPr>
-          <w:p>
-            <w:r>
-              <w:rPr>
-                <w:rFonts w:ascii="Arial" w:hAnsi="Arial"/>
-                <w:color w:val="404040"/>
-                <w:sz w:val="20"/>
-                <w:szCs w:val="20"/>
-              </w:rPr>
-              <w:t>[NAME / DATE if required]</w:t>
-            </w:r>
-          </w:p>
-        </w:tc>
-      </w:tr>
-      <w:tr>
-        <w:tblPrEx>
-          <w:tblCellMar>
-            <w:top w:w="0" w:type="dxa"/>
-            <w:bottom w:w="0" w:type="dxa"/>
-          </w:tblCellMar>
-        </w:tblPrEx>
-        <w:tc>
-          <w:tcPr>
-            <w:tcW w:w="1863" w:type="dxa"/>
-            <w:tcBorders>
-              <w:top w:val="single" w:sz="1" w:space="0" w:color="CCCCCC"/>
-              <w:left w:val="single" w:sz="1" w:space="0" w:color="CCCCCC"/>
-              <w:bottom w:val="single" w:sz="1" w:space="0" w:color="CCCCCC"/>
-              <w:right w:val="single" w:sz="1" w:space="0" w:color="CCCCCC"/>
-            </w:tcBorders>
-            <w:shd w:val="clear" w:color="auto" w:fill="F2F2F2"/>
-            <w:tcMar>
-              <w:top w:w="80" w:type="dxa"/>
-              <w:left w:w="120" w:type="dxa"/>
-              <w:bottom w:w="80" w:type="dxa"/>
-              <w:right w:w="120" w:type="dxa"/>
-            </w:tcMar>
-          </w:tcPr>
-          <w:p>
-            <w:r>
-              <w:rPr>
-                <w:rFonts w:ascii="Arial" w:hAnsi="Arial"/>
-                <w:b/>
-                <w:bCs/>
-                <w:color w:val="404040"/>
-                <w:sz w:val="20"/>
-                <w:szCs w:val="20"/>
-              </w:rPr>
-              <w:t>CCO Sign-Off</w:t>
-            </w:r>
-          </w:p>
-        </w:tc>
-        <w:tc>
-          <w:tcPr>
-            <w:tcW w:w="0" w:type="auto"/>
-            <w:tcBorders>
-              <w:top w:val="single" w:sz="1" w:space="0" w:color="CCCCCC"/>
-              <w:left w:val="single" w:sz="1" w:space="0" w:color="CCCCCC"/>
-              <w:bottom w:val="single" w:sz="1" w:space="0" w:color="CCCCCC"/>
-              <w:right w:val="single" w:sz="1" w:space="0" w:color="CCCCCC"/>
-            </w:tcBorders>
-            <w:shd w:val="clear" w:color="auto" w:fill="F2F2F2"/>
-            <w:tcMar>
-              <w:top w:w="80" w:type="dxa"/>
-              <w:left w:w="120" w:type="dxa"/>
-              <w:bottom w:w="80" w:type="dxa"/>
-              <w:right w:w="120" w:type="dxa"/>
-            </w:tcMar>
-          </w:tcPr>
-          <w:p>
-            <w:r>
-              <w:rPr>
-                <w:rFonts w:ascii="Arial" w:hAnsi="Arial"/>
-                <w:color w:val="404040"/>
-                <w:sz w:val="20"/>
-                <w:szCs w:val="20"/>
-              </w:rPr>
-              <w:t>[NAME / DATE]</w:t>
-            </w:r>
-          </w:p>
-        </w:tc>
-        <w:tc>
-          <w:tcPr>
-            <w:tcW w:w="0" w:type="auto"/>
-            <w:tcBorders>
-              <w:top w:val="single" w:sz="1" w:space="0" w:color="CCCCCC"/>
-              <w:left w:val="single" w:sz="1" w:space="0" w:color="CCCCCC"/>
-              <w:bottom w:val="single" w:sz="1" w:space="0" w:color="CCCCCC"/>
-              <w:right w:val="single" w:sz="1" w:space="0" w:color="CCCCCC"/>
-            </w:tcBorders>
-            <w:shd w:val="clear" w:color="auto" w:fill="F2F2F2"/>
-            <w:tcMar>
-              <w:top w:w="80" w:type="dxa"/>
-              <w:left w:w="120" w:type="dxa"/>
-              <w:bottom w:w="80" w:type="dxa"/>
-              <w:right w:w="120" w:type="dxa"/>
-            </w:tcMar>
-          </w:tcPr>
-          <w:p>
-            <w:r>
-              <w:rPr>
-                <w:rFonts w:ascii="Arial" w:hAnsi="Arial"/>
-                <w:b/>
-                <w:bCs/>
-                <w:color w:val="404040"/>
-                <w:sz w:val="20"/>
-                <w:szCs w:val="20"/>
-              </w:rPr>
-              <w:t>GRC Director Sign-Off</w:t>
-            </w:r>
-          </w:p>
-        </w:tc>
-        <w:tc>
-          <w:tcPr>
-            <w:tcW w:w="0" w:type="auto"/>
-            <w:tcBorders>
-              <w:top w:val="single" w:sz="1" w:space="0" w:color="CCCCCC"/>
-              <w:left w:val="single" w:sz="1" w:space="0" w:color="CCCCCC"/>
-              <w:bottom w:val="single" w:sz="1" w:space="0" w:color="CCCCCC"/>
-              <w:right w:val="single" w:sz="1" w:space="0" w:color="CCCCCC"/>
-            </w:tcBorders>
-            <w:shd w:val="clear" w:color="auto" w:fill="F2F2F2"/>
-            <w:tcMar>
-              <w:top w:w="80" w:type="dxa"/>
-              <w:left w:w="120" w:type="dxa"/>
-              <w:bottom w:w="80" w:type="dxa"/>
-              <w:right w:w="120" w:type="dxa"/>
-            </w:tcMar>
-          </w:tcPr>
-          <w:p>
-            <w:r>
-              <w:rPr>
-                <w:rFonts w:ascii="Arial" w:hAnsi="Arial"/>
-                <w:color w:val="404040"/>
-                <w:sz w:val="20"/>
-                <w:szCs w:val="20"/>
-              </w:rPr>
-              <w:t>[NAME / DATE]</w:t>
-            </w:r>
-          </w:p>
-        </w:tc>
-      </w:tr>
-      <w:tr>
-        <w:tblPrEx>
-          <w:tblCellMar>
-            <w:top w:w="0" w:type="dxa"/>
-            <w:bottom w:w="0" w:type="dxa"/>
-          </w:tblCellMar>
-        </w:tblPrEx>
-        <w:tc>
-          <w:tcPr>
-            <w:tcW w:w="1863" w:type="dxa"/>
-            <w:tcBorders>
-              <w:top w:val="single" w:sz="1" w:space="0" w:color="CCCCCC"/>
-              <w:left w:val="single" w:sz="1" w:space="0" w:color="CCCCCC"/>
-              <w:bottom w:val="single" w:sz="1" w:space="0" w:color="CCCCCC"/>
-              <w:right w:val="single" w:sz="1" w:space="0" w:color="CCCCCC"/>
-            </w:tcBorders>
-            <w:shd w:val="clear" w:color="auto" w:fill="FFFFFF"/>
-            <w:tcMar>
-              <w:top w:w="80" w:type="dxa"/>
-              <w:left w:w="120" w:type="dxa"/>
-              <w:bottom w:w="80" w:type="dxa"/>
-              <w:right w:w="120" w:type="dxa"/>
-            </w:tcMar>
-          </w:tcPr>
-          <w:p>
-            <w:r>
-              <w:rPr>
-                <w:rFonts w:ascii="Arial" w:hAnsi="Arial"/>
-                <w:b/>
-                <w:bCs/>
-                <w:color w:val="404040"/>
-                <w:sz w:val="20"/>
-                <w:szCs w:val="20"/>
-              </w:rPr>
-              <w:t>Deployment Date</w:t>
-            </w:r>
-          </w:p>
-        </w:tc>
-        <w:tc>
-          <w:tcPr>
-            <w:tcW w:w="0" w:type="auto"/>
-            <w:tcBorders>
-              <w:top w:val="single" w:sz="1" w:space="0" w:color="CCCCCC"/>
-              <w:left w:val="single" w:sz="1" w:space="0" w:color="CCCCCC"/>
-              <w:bottom w:val="single" w:sz="1" w:space="0" w:color="CCCCCC"/>
-              <w:right w:val="single" w:sz="1" w:space="0" w:color="CCCCCC"/>
-            </w:tcBorders>
-            <w:shd w:val="clear" w:color="auto" w:fill="FFFFFF"/>
-            <w:tcMar>
-              <w:top w:w="80" w:type="dxa"/>
-              <w:left w:w="120" w:type="dxa"/>
-              <w:bottom w:w="80" w:type="dxa"/>
-              <w:right w:w="120" w:type="dxa"/>
-            </w:tcMar>
-          </w:tcPr>
-          <w:p>
-            <w:r>
-              <w:rPr>
-                <w:rFonts w:ascii="Arial" w:hAnsi="Arial"/>
-                <w:color w:val="404040"/>
-                <w:sz w:val="20"/>
-                <w:szCs w:val="20"/>
-              </w:rPr>
-              <w:t>[DATE]</w:t>
-            </w:r>
-          </w:p>
-        </w:tc>
-        <w:tc>
-          <w:tcPr>
-            <w:tcW w:w="0" w:type="auto"/>
-            <w:tcBorders>
-              <w:top w:val="single" w:sz="1" w:space="0" w:color="CCCCCC"/>
-              <w:left w:val="single" w:sz="1" w:space="0" w:color="CCCCCC"/>
-              <w:bottom w:val="single" w:sz="1" w:space="0" w:color="CCCCCC"/>
-              <w:right w:val="single" w:sz="1" w:space="0" w:color="CCCCCC"/>
-            </w:tcBorders>
-            <w:shd w:val="clear" w:color="auto" w:fill="FFFFFF"/>
-            <w:tcMar>
-              <w:top w:w="80" w:type="dxa"/>
-              <w:left w:w="120" w:type="dxa"/>
-              <w:bottom w:w="80" w:type="dxa"/>
-              <w:right w:w="120" w:type="dxa"/>
-            </w:tcMar>
-          </w:tcPr>
-          <w:p>
-            <w:r>
-              <w:rPr>
-                <w:rFonts w:ascii="Arial" w:hAnsi="Arial"/>
-                <w:b/>
-                <w:bCs/>
-                <w:color w:val="404040"/>
-                <w:sz w:val="20"/>
-                <w:szCs w:val="20"/>
-              </w:rPr>
-              <w:t>Completion Target Date</w:t>
-            </w:r>
-          </w:p>
-        </w:tc>
-        <w:tc>
-          <w:tcPr>
-            <w:tcW w:w="0" w:type="auto"/>
-            <w:tcBorders>
-              <w:top w:val="single" w:sz="1" w:space="0" w:color="CCCCCC"/>
-              <w:left w:val="single" w:sz="1" w:space="0" w:color="CCCCCC"/>
-              <w:bottom w:val="single" w:sz="1" w:space="0" w:color="CCCCCC"/>
-              <w:right w:val="single" w:sz="1" w:space="0" w:color="CCCCCC"/>
-            </w:tcBorders>
-            <w:shd w:val="clear" w:color="auto" w:fill="FFFFFF"/>
-            <w:tcMar>
-              <w:top w:w="80" w:type="dxa"/>
-              <w:left w:w="120" w:type="dxa"/>
-              <w:bottom w:w="80" w:type="dxa"/>
-              <w:right w:w="120" w:type="dxa"/>
-            </w:tcMar>
-          </w:tcPr>
-          <w:p>
-            <w:r>
-              <w:rPr>
-                <w:rFonts w:ascii="Arial" w:hAnsi="Arial"/>
-                <w:color w:val="404040"/>
-                <w:sz w:val="20"/>
-                <w:szCs w:val="20"/>
-              </w:rPr>
-              <w:t>[DATE — 30 days from deployment]</w:t>
-            </w:r>
-          </w:p>
-        </w:tc>
-      </w:tr>
-      <w:tr>
-        <w:tblPrEx>
-          <w:tblCellMar>
-            <w:top w:w="0" w:type="dxa"/>
-            <w:bottom w:w="0" w:type="dxa"/>
-          </w:tblCellMar>
-        </w:tblPrEx>
-        <w:tc>
-          <w:tcPr>
-            <w:tcW w:w="1863" w:type="dxa"/>
-            <w:tcBorders>
-              <w:top w:val="single" w:sz="1" w:space="0" w:color="CCCCCC"/>
-              <w:left w:val="single" w:sz="1" w:space="0" w:color="CCCCCC"/>
-              <w:bottom w:val="single" w:sz="1" w:space="0" w:color="CCCCCC"/>
-              <w:right w:val="single" w:sz="1" w:space="0" w:color="CCCCCC"/>
-            </w:tcBorders>
-            <w:shd w:val="clear" w:color="auto" w:fill="F2F2F2"/>
-            <w:tcMar>
-              <w:top w:w="80" w:type="dxa"/>
-              <w:left w:w="120" w:type="dxa"/>
-              <w:bottom w:w="80" w:type="dxa"/>
-              <w:right w:w="120" w:type="dxa"/>
-            </w:tcMar>
-          </w:tcPr>
-          <w:p>
-            <w:r>
-              <w:rPr>
-                <w:rFonts w:ascii="Arial" w:hAnsi="Arial"/>
-                <w:b/>
-                <w:bCs/>
-                <w:color w:val="404040"/>
-                <w:sz w:val="20"/>
-                <w:szCs w:val="20"/>
-              </w:rPr>
-              <w:t>Closure Conditions</w:t>
-            </w:r>
-          </w:p>
-        </w:tc>
-        <w:tc>
-          <w:tcPr>
-            <w:tcW w:w="0" w:type="auto"/>
-            <w:gridSpan w:val="3"/>
-            <w:tcBorders>
-              <w:top w:val="single" w:sz="1" w:space="0" w:color="CCCCCC"/>
-              <w:left w:val="single" w:sz="1" w:space="0" w:color="CCCCCC"/>
-              <w:bottom w:val="single" w:sz="1" w:space="0" w:color="CCCCCC"/>
-              <w:right w:val="single" w:sz="1" w:space="0" w:color="CCCCCC"/>
-            </w:tcBorders>
-            <w:shd w:val="clear" w:color="auto" w:fill="F2F2F2"/>
-            <w:tcMar>
-              <w:top w:w="80" w:type="dxa"/>
-              <w:left w:w="120" w:type="dxa"/>
-              <w:bottom w:w="80" w:type="dxa"/>
-              <w:right w:w="120" w:type="dxa"/>
-            </w:tcMar>
-          </w:tcPr>
-          <w:p>
+          </w:tcPr>
+          <w:p>
+            <w:pPr>
+              <w:cnfStyle w:val="000000000000" w:firstRow="0" w:lastRow="0" w:firstColumn="0" w:lastColumn="0" w:oddVBand="0" w:evenVBand="0" w:oddHBand="0" w:evenHBand="0" w:firstRowFirstColumn="0" w:firstRowLastColumn="0" w:lastRowFirstColumn="0" w:lastRowLastColumn="0"/>
+            </w:pPr>
             <w:r>
               <w:rPr>
                 <w:rFonts w:ascii="Arial" w:hAnsi="Arial"/>
@@ -5524,7 +4408,6 @@
   <w:style w:type="table" w:default="1" w:styleId="TableNormal">
     <w:name w:val="Normal Table"/>
     <w:uiPriority w:val="99"/>
-    <w:semiHidden/>
     <w:unhideWhenUsed/>
     <w:tblPr>
       <w:tblInd w:w="0" w:type="dxa"/>
